--- a/data/CV_Toussaint.docx
+++ b/data/CV_Toussaint.docx
@@ -1,6 +1,6 @@
 
 <file path=word/document.xml><?xml version="1.0" encoding="utf-8"?>
-<w:document xmlns:wpc="http://schemas.microsoft.com/office/word/2010/wordprocessingCanvas" xmlns:cx="http://schemas.microsoft.com/office/drawing/2014/chartex" xmlns:cx1="http://schemas.microsoft.com/office/drawing/2015/9/8/chartex" xmlns:cx2="http://schemas.microsoft.com/office/drawing/2015/10/21/chartex" xmlns:cx3="http://schemas.microsoft.com/office/drawing/2016/5/9/chartex" xmlns:cx4="http://schemas.microsoft.com/office/drawing/2016/5/10/chartex" xmlns:cx5="http://schemas.microsoft.com/office/drawing/2016/5/11/chartex" xmlns:cx6="http://schemas.microsoft.com/office/drawing/2016/5/12/chartex" xmlns:cx7="http://schemas.microsoft.com/office/drawing/2016/5/13/chartex" xmlns:cx8="http://schemas.microsoft.com/office/drawing/2016/5/14/chartex" xmlns:mc="http://schemas.openxmlformats.org/markup-compatibility/2006" xmlns:aink="http://schemas.microsoft.com/office/drawing/2016/ink" xmlns:am3d="http://schemas.microsoft.com/office/drawing/2017/model3d" xmlns:o="urn:schemas-microsoft-com:office:office" xmlns:oel="http://schemas.microsoft.com/office/2019/extlst" xmlns:r="http://schemas.openxmlformats.org/officeDocument/2006/relationships" xmlns:m="http://schemas.openxmlformats.org/officeDocument/2006/math" xmlns:v="urn:schemas-microsoft-com:vml" xmlns:wp14="http://schemas.microsoft.com/office/word/2010/wordprocessingDrawing" xmlns:wp="http://schemas.openxmlformats.org/drawingml/2006/wordprocessingDrawing" xmlns:w10="urn:schemas-microsoft-com:office:word" xmlns:w="http://schemas.openxmlformats.org/wordprocessingml/2006/main" xmlns:w14="http://schemas.microsoft.com/office/word/2010/wordml" xmlns:w15="http://schemas.microsoft.com/office/word/2012/wordml" xmlns:w16cex="http://schemas.microsoft.com/office/word/2018/wordml/cex" xmlns:w16cid="http://schemas.microsoft.com/office/word/2016/wordml/cid" xmlns:w16="http://schemas.microsoft.com/office/word/2018/wordml" xmlns:w16du="http://schemas.microsoft.com/office/word/2023/wordml/word16du" xmlns:w16sdtdh="http://schemas.microsoft.com/office/word/2020/wordml/sdtdatahash" xmlns:w16se="http://schemas.microsoft.com/office/word/2015/wordml/symex" xmlns:wpg="http://schemas.microsoft.com/office/word/2010/wordprocessingGroup" xmlns:wpi="http://schemas.microsoft.com/office/word/2010/wordprocessingInk" xmlns:wne="http://schemas.microsoft.com/office/word/2006/wordml" xmlns:wps="http://schemas.microsoft.com/office/word/2010/wordprocessingShape" mc:Ignorable="w14 w15 w16se w16cid w16 w16cex w16sdtdh w16du wp14">
+<w:document xmlns:wpc="http://schemas.microsoft.com/office/word/2010/wordprocessingCanvas" xmlns:cx="http://schemas.microsoft.com/office/drawing/2014/chartex" xmlns:cx1="http://schemas.microsoft.com/office/drawing/2015/9/8/chartex" xmlns:cx2="http://schemas.microsoft.com/office/drawing/2015/10/21/chartex" xmlns:cx3="http://schemas.microsoft.com/office/drawing/2016/5/9/chartex" xmlns:cx4="http://schemas.microsoft.com/office/drawing/2016/5/10/chartex" xmlns:cx5="http://schemas.microsoft.com/office/drawing/2016/5/11/chartex" xmlns:cx6="http://schemas.microsoft.com/office/drawing/2016/5/12/chartex" xmlns:cx7="http://schemas.microsoft.com/office/drawing/2016/5/13/chartex" xmlns:cx8="http://schemas.microsoft.com/office/drawing/2016/5/14/chartex" xmlns:mc="http://schemas.openxmlformats.org/markup-compatibility/2006" xmlns:aink="http://schemas.microsoft.com/office/drawing/2016/ink" xmlns:am3d="http://schemas.microsoft.com/office/drawing/2017/model3d" xmlns:o="urn:schemas-microsoft-com:office:office" xmlns:oel="http://schemas.microsoft.com/office/2019/extlst" xmlns:r="http://schemas.openxmlformats.org/officeDocument/2006/relationships" xmlns:m="http://schemas.openxmlformats.org/officeDocument/2006/math" xmlns:v="urn:schemas-microsoft-com:vml" xmlns:wp14="http://schemas.microsoft.com/office/word/2010/wordprocessingDrawing" xmlns:wp="http://schemas.openxmlformats.org/drawingml/2006/wordprocessingDrawing" xmlns:w10="urn:schemas-microsoft-com:office:word" xmlns:w="http://schemas.openxmlformats.org/wordprocessingml/2006/main" xmlns:w14="http://schemas.microsoft.com/office/word/2010/wordml" xmlns:w15="http://schemas.microsoft.com/office/word/2012/wordml" xmlns:w16cex="http://schemas.microsoft.com/office/word/2018/wordml/cex" xmlns:w16cid="http://schemas.microsoft.com/office/word/2016/wordml/cid" xmlns:w16="http://schemas.microsoft.com/office/word/2018/wordml" xmlns:w16du="http://schemas.microsoft.com/office/word/2023/wordml/word16du" xmlns:w16sdtdh="http://schemas.microsoft.com/office/word/2020/wordml/sdtdatahash" xmlns:w16sdtfl="http://schemas.microsoft.com/office/word/2024/wordml/sdtformatlock" xmlns:w16se="http://schemas.microsoft.com/office/word/2015/wordml/symex" xmlns:wpg="http://schemas.microsoft.com/office/word/2010/wordprocessingGroup" xmlns:wpi="http://schemas.microsoft.com/office/word/2010/wordprocessingInk" xmlns:wne="http://schemas.microsoft.com/office/word/2006/wordml" xmlns:wps="http://schemas.microsoft.com/office/word/2010/wordprocessingShape" mc:Ignorable="w14 w15 w16se w16cid w16 w16cex w16sdtdh w16sdtfl w16du wp14">
   <w:body>
     <w:p>
       <w:pPr>
@@ -391,7 +391,27 @@
           <w:szCs w:val="24"/>
           <w:u w:val="single"/>
         </w:rPr>
-        <w:t>aurele.toussaint@univ-tlse3.</w:t>
+        <w:t>aurele.toussaint@</w:t>
+      </w:r>
+      <w:r>
+        <w:rPr>
+          <w:rFonts w:ascii="Helvetica" w:eastAsiaTheme="minorEastAsia" w:hAnsi="Helvetica" w:cs="Arial"/>
+          <w:color w:val="0070C0"/>
+          <w:sz w:val="24"/>
+          <w:szCs w:val="24"/>
+          <w:u w:val="single"/>
+        </w:rPr>
+        <w:t>cnrs</w:t>
+      </w:r>
+      <w:r>
+        <w:rPr>
+          <w:rFonts w:ascii="Helvetica" w:eastAsiaTheme="minorEastAsia" w:hAnsi="Helvetica" w:cs="Arial"/>
+          <w:color w:val="0070C0"/>
+          <w:sz w:val="24"/>
+          <w:szCs w:val="24"/>
+          <w:u w:val="single"/>
+        </w:rPr>
+        <w:t>.</w:t>
       </w:r>
       <w:bookmarkEnd w:id="0"/>
       <w:bookmarkEnd w:id="1"/>
@@ -1899,7 +1919,132 @@
           <w:lang w:val="en-US"/>
         </w:rPr>
         <w:lastRenderedPageBreak/>
-        <w:t xml:space="preserve">26. </w:t>
+        <w:t xml:space="preserve">27. </w:t>
+      </w:r>
+      <w:r>
+        <w:rPr>
+          <w:rFonts w:ascii="Helvetica" w:hAnsi="Helvetica"/>
+          <w:sz w:val="24"/>
+          <w:szCs w:val="24"/>
+          <w:lang w:val="en-US"/>
+        </w:rPr>
+        <w:t xml:space="preserve">Partel M., Tamme R., ..., </w:t>
+      </w:r>
+      <w:r>
+        <w:rPr>
+          <w:rFonts w:ascii="Helvetica" w:hAnsi="Helvetica"/>
+          <w:b/>
+          <w:bCs/>
+          <w:sz w:val="24"/>
+          <w:szCs w:val="24"/>
+          <w:lang w:val="en-US"/>
+        </w:rPr>
+        <w:t>Toussaint, A.</w:t>
+      </w:r>
+      <w:r>
+        <w:rPr>
+          <w:rFonts w:ascii="Helvetica" w:hAnsi="Helvetica"/>
+          <w:sz w:val="24"/>
+          <w:szCs w:val="24"/>
+          <w:lang w:val="en-US"/>
+        </w:rPr>
+        <w:t>,</w:t>
+      </w:r>
+      <w:r>
+        <w:rPr>
+          <w:rFonts w:ascii="Helvetica" w:hAnsi="Helvetica"/>
+          <w:sz w:val="24"/>
+          <w:szCs w:val="24"/>
+          <w:lang w:val="en-US"/>
+        </w:rPr>
+        <w:t xml:space="preserve"> </w:t>
+      </w:r>
+      <w:r>
+        <w:rPr>
+          <w:rFonts w:ascii="Helvetica" w:hAnsi="Helvetica"/>
+          <w:sz w:val="24"/>
+          <w:szCs w:val="24"/>
+          <w:lang w:val="en-US"/>
+        </w:rPr>
+        <w:t xml:space="preserve">Zobel, M. Global impoverishment of natural vegetation revealed by dark diversity. </w:t>
+      </w:r>
+      <w:r>
+        <w:rPr>
+          <w:rFonts w:ascii="Helvetica" w:hAnsi="Helvetica"/>
+          <w:b/>
+          <w:bCs/>
+          <w:sz w:val="24"/>
+          <w:szCs w:val="24"/>
+          <w:lang w:val="en-US"/>
+        </w:rPr>
+        <w:t>Nature</w:t>
+      </w:r>
+      <w:r>
+        <w:rPr>
+          <w:rFonts w:ascii="Helvetica" w:hAnsi="Helvetica"/>
+          <w:sz w:val="24"/>
+          <w:szCs w:val="24"/>
+          <w:lang w:val="en-US"/>
+        </w:rPr>
+        <w:t>,</w:t>
+      </w:r>
+      <w:r>
+        <w:rPr>
+          <w:rFonts w:ascii="Helvetica" w:hAnsi="Helvetica"/>
+          <w:sz w:val="24"/>
+          <w:szCs w:val="24"/>
+          <w:lang w:val="en-US"/>
+        </w:rPr>
+        <w:t xml:space="preserve"> </w:t>
+      </w:r>
+      <w:r>
+        <w:rPr>
+          <w:rFonts w:ascii="Helvetica" w:hAnsi="Helvetica"/>
+          <w:sz w:val="24"/>
+          <w:szCs w:val="24"/>
+          <w:lang w:val="en-US"/>
+        </w:rPr>
+        <w:t>641, 917–924</w:t>
+      </w:r>
+      <w:r>
+        <w:rPr>
+          <w:rFonts w:ascii="Helvetica" w:hAnsi="Helvetica"/>
+          <w:sz w:val="24"/>
+          <w:szCs w:val="24"/>
+          <w:lang w:val="en-US"/>
+        </w:rPr>
+        <w:t>.</w:t>
+      </w:r>
+    </w:p>
+    <w:p>
+      <w:pPr>
+        <w:widowControl w:val="0"/>
+        <w:ind w:left="378" w:hanging="379"/>
+        <w:jc w:val="both"/>
+        <w:rPr>
+          <w:rFonts w:ascii="Helvetica" w:hAnsi="Helvetica"/>
+          <w:sz w:val="24"/>
+          <w:szCs w:val="24"/>
+          <w:lang w:val="en-US"/>
+        </w:rPr>
+      </w:pPr>
+      <w:r>
+        <w:rPr>
+          <w:rFonts w:ascii="Helvetica" w:hAnsi="Helvetica"/>
+          <w:sz w:val="24"/>
+          <w:szCs w:val="24"/>
+          <w:lang w:val="en-US"/>
+        </w:rPr>
+        <w:t>26.</w:t>
+      </w:r>
+      <w:r>
+        <w:rPr>
+          <w:rFonts w:ascii="Helvetica" w:hAnsi="Helvetica"/>
+          <w:sz w:val="24"/>
+          <w:szCs w:val="24"/>
+          <w:lang w:val="en-US"/>
+        </w:rPr>
+        <w:t xml:space="preserve"> </w:t>
       </w:r>
       <w:r>
         <w:rPr>
@@ -2636,6 +2781,7 @@
           <w:sz w:val="24"/>
           <w:szCs w:val="24"/>
         </w:rPr>
+        <w:lastRenderedPageBreak/>
         <w:t xml:space="preserve">15. Brosse S., Charpin N., Su G., </w:t>
       </w:r>
       <w:r>
@@ -2662,17 +2808,7 @@
           <w:szCs w:val="24"/>
           <w:lang w:val="en-US"/>
         </w:rPr>
-        <w:t xml:space="preserve">G.A., Tedesco P.A., Villeger S., FISHMORPH: A global database on morphological traits of freshwater </w:t>
-      </w:r>
-      <w:r>
-        <w:rPr>
-          <w:rFonts w:ascii="Helvetica" w:hAnsi="Helvetica"/>
-          <w:sz w:val="24"/>
-          <w:szCs w:val="24"/>
-          <w:lang w:val="en-US"/>
-        </w:rPr>
-        <w:lastRenderedPageBreak/>
-        <w:t xml:space="preserve">fishes, </w:t>
+        <w:t xml:space="preserve">G.A., Tedesco P.A., Villeger S., FISHMORPH: A global database on morphological traits of freshwater fishes, </w:t>
       </w:r>
       <w:r>
         <w:rPr>
@@ -3335,7 +3471,19 @@
           <w:szCs w:val="24"/>
           <w:lang w:val="en-US"/>
         </w:rPr>
-        <w:t>Journal of Vegetation Science</w:t>
+        <w:t xml:space="preserve">Journal </w:t>
+      </w:r>
+      <w:r>
+        <w:rPr>
+          <w:rFonts w:ascii="Helvetica" w:hAnsi="Helvetica"/>
+          <w:b/>
+          <w:i/>
+          <w:sz w:val="24"/>
+          <w:szCs w:val="24"/>
+          <w:lang w:val="en-US"/>
+        </w:rPr>
+        <w:lastRenderedPageBreak/>
+        <w:t>of Vegetation Science</w:t>
       </w:r>
       <w:r>
         <w:rPr>
@@ -3386,17 +3534,7 @@
           <w:szCs w:val="24"/>
           <w:lang w:val="en-US"/>
         </w:rPr>
-        <w:t xml:space="preserve">, Charpin N., Brosse S.* &amp; Villéger S.* Global functional diversity of </w:t>
-      </w:r>
-      <w:r>
-        <w:rPr>
-          <w:rFonts w:ascii="Helvetica" w:hAnsi="Helvetica"/>
-          <w:sz w:val="24"/>
-          <w:szCs w:val="24"/>
-          <w:lang w:val="en-US"/>
-        </w:rPr>
-        <w:lastRenderedPageBreak/>
-        <w:t xml:space="preserve">freshwater fish is concentrated in the Neotropics. 2016. </w:t>
+        <w:t xml:space="preserve">, Charpin N., Brosse S.* &amp; Villéger S.* Global functional diversity of freshwater fish is concentrated in the Neotropics. 2016. </w:t>
       </w:r>
       <w:r>
         <w:rPr>
@@ -3733,16 +3871,7 @@
           <w:szCs w:val="24"/>
           <w:lang w:val="en-US"/>
         </w:rPr>
-        <w:t>Contrasting impacts of non-native and threatened species on morphological, life-history, and phylogenetic diversity in bird assemblages</w:t>
-      </w:r>
-      <w:r>
-        <w:rPr>
-          <w:rFonts w:ascii="Helvetica" w:hAnsi="Helvetica"/>
-          <w:sz w:val="24"/>
-          <w:szCs w:val="24"/>
-          <w:lang w:val="en-US"/>
-        </w:rPr>
-        <w:t xml:space="preserve">. </w:t>
+        <w:t xml:space="preserve">Contrasting impacts of non-native and threatened species on morphological, life-history, and phylogenetic diversity in bird assemblages. </w:t>
       </w:r>
       <w:r>
         <w:rPr>
@@ -3782,43 +3911,7 @@
           <w:szCs w:val="24"/>
           <w:lang w:val="en-GB"/>
         </w:rPr>
-        <w:t xml:space="preserve"> (Germany). 202</w:t>
-      </w:r>
-      <w:r>
-        <w:rPr>
-          <w:rFonts w:ascii="Helvetica" w:eastAsiaTheme="minorEastAsia" w:hAnsi="Helvetica" w:cs="Verdana"/>
-          <w:sz w:val="24"/>
-          <w:szCs w:val="24"/>
-          <w:lang w:val="en-GB"/>
-        </w:rPr>
-        <w:t>4</w:t>
-      </w:r>
-      <w:r>
-        <w:rPr>
-          <w:rFonts w:ascii="Helvetica" w:eastAsiaTheme="minorEastAsia" w:hAnsi="Helvetica" w:cs="Verdana"/>
-          <w:sz w:val="24"/>
-          <w:szCs w:val="24"/>
-          <w:lang w:val="en-GB"/>
-        </w:rPr>
-        <w:t xml:space="preserve">, </w:t>
-      </w:r>
-      <w:r>
-        <w:rPr>
-          <w:rFonts w:ascii="Helvetica" w:eastAsiaTheme="minorEastAsia" w:hAnsi="Helvetica" w:cs="Verdana"/>
-          <w:sz w:val="24"/>
-          <w:szCs w:val="24"/>
-          <w:lang w:val="en-GB"/>
-        </w:rPr>
-        <w:t>June</w:t>
-      </w:r>
-      <w:r>
-        <w:rPr>
-          <w:rFonts w:ascii="Helvetica" w:eastAsiaTheme="minorEastAsia" w:hAnsi="Helvetica" w:cs="Verdana"/>
-          <w:sz w:val="24"/>
-          <w:szCs w:val="24"/>
-          <w:lang w:val="en-GB"/>
-        </w:rPr>
-        <w:t>.</w:t>
+        <w:t xml:space="preserve"> (Germany). 2024, June.</w:t>
       </w:r>
     </w:p>
     <w:p>
@@ -4319,17 +4412,7 @@
           <w:szCs w:val="24"/>
           <w:lang w:val="en-GB"/>
         </w:rPr>
-        <w:t xml:space="preserve"> Beauchard, O., Oberdorff, T., Brosse, S., Villéger, S. Historical assemblage distinctiveness and the introduction of widespread non-native species </w:t>
-      </w:r>
-      <w:r>
-        <w:rPr>
-          <w:rFonts w:ascii="Helvetica" w:eastAsiaTheme="minorEastAsia" w:hAnsi="Helvetica" w:cs="Verdana"/>
-          <w:sz w:val="24"/>
-          <w:szCs w:val="24"/>
-          <w:lang w:val="en-GB"/>
-        </w:rPr>
-        <w:lastRenderedPageBreak/>
-        <w:t>explain worldwide changes in freshwater fish taxonomic dissimilarity</w:t>
+        <w:t xml:space="preserve"> Beauchard, O., Oberdorff, T., Brosse, S., Villéger, S. Historical assemblage distinctiveness and the introduction of widespread non-native species explain worldwide changes in freshwater fish taxonomic dissimilarity</w:t>
       </w:r>
       <w:r>
         <w:rPr>
@@ -4701,6 +4784,114 @@
         <w:jc w:val="both"/>
         <w:rPr>
           <w:rFonts w:ascii="Helvetica" w:eastAsiaTheme="minorEastAsia" w:hAnsi="Helvetica" w:cs="Verdana"/>
+          <w:bCs/>
+          <w:iCs/>
+          <w:sz w:val="24"/>
+          <w:szCs w:val="24"/>
+          <w:lang w:val="en-GB"/>
+        </w:rPr>
+      </w:pPr>
+      <w:r>
+        <w:rPr>
+          <w:rFonts w:ascii="Helvetica" w:eastAsiaTheme="minorEastAsia" w:hAnsi="Helvetica" w:cs="Verdana"/>
+          <w:b/>
+          <w:iCs/>
+          <w:sz w:val="24"/>
+          <w:szCs w:val="24"/>
+          <w:lang w:val="en-GB"/>
+        </w:rPr>
+        <w:t xml:space="preserve">Teaching </w:t>
+      </w:r>
+      <w:r>
+        <w:rPr>
+          <w:rFonts w:ascii="Helvetica" w:eastAsiaTheme="minorEastAsia" w:hAnsi="Helvetica" w:cs="Verdana"/>
+          <w:bCs/>
+          <w:iCs/>
+          <w:sz w:val="24"/>
+          <w:szCs w:val="24"/>
+          <w:lang w:val="en-GB"/>
+        </w:rPr>
+        <w:t>(2025 - …), University of Toulouse, Master EUR – TULIP</w:t>
+      </w:r>
+    </w:p>
+    <w:p>
+      <w:pPr>
+        <w:spacing w:after="0" w:line="240" w:lineRule="auto"/>
+        <w:jc w:val="both"/>
+        <w:rPr>
+          <w:rFonts w:ascii="Helvetica" w:eastAsiaTheme="minorEastAsia" w:hAnsi="Helvetica" w:cs="Verdana"/>
+          <w:bCs/>
+          <w:iCs/>
+          <w:sz w:val="24"/>
+          <w:szCs w:val="24"/>
+          <w:lang w:val="en-GB"/>
+        </w:rPr>
+      </w:pPr>
+      <w:r>
+        <w:rPr>
+          <w:rFonts w:ascii="Helvetica" w:eastAsiaTheme="minorEastAsia" w:hAnsi="Helvetica" w:cs="Verdana"/>
+          <w:bCs/>
+          <w:iCs/>
+          <w:sz w:val="24"/>
+          <w:szCs w:val="24"/>
+          <w:lang w:val="en-GB"/>
+        </w:rPr>
+        <w:t xml:space="preserve">      Trait-based approach in </w:t>
+      </w:r>
+      <w:r>
+        <w:rPr>
+          <w:rFonts w:ascii="Helvetica" w:eastAsiaTheme="minorEastAsia" w:hAnsi="Helvetica" w:cs="Verdana"/>
+          <w:bCs/>
+          <w:iCs/>
+          <w:sz w:val="24"/>
+          <w:szCs w:val="24"/>
+          <w:lang w:val="en-GB"/>
+        </w:rPr>
+        <w:t>ecology</w:t>
+      </w:r>
+      <w:r>
+        <w:rPr>
+          <w:rFonts w:ascii="Helvetica" w:eastAsiaTheme="minorEastAsia" w:hAnsi="Helvetica" w:cs="Verdana"/>
+          <w:bCs/>
+          <w:iCs/>
+          <w:sz w:val="24"/>
+          <w:szCs w:val="24"/>
+          <w:lang w:val="en-GB"/>
+        </w:rPr>
+        <w:t xml:space="preserve"> (MSc degree, 8h)</w:t>
+      </w:r>
+      <w:r>
+        <w:rPr>
+          <w:rFonts w:ascii="Helvetica" w:eastAsiaTheme="minorEastAsia" w:hAnsi="Helvetica" w:cs="Verdana"/>
+          <w:bCs/>
+          <w:iCs/>
+          <w:sz w:val="24"/>
+          <w:szCs w:val="24"/>
+          <w:lang w:val="en-GB"/>
+        </w:rPr>
+        <w:t>.</w:t>
+      </w:r>
+    </w:p>
+    <w:p>
+      <w:pPr>
+        <w:spacing w:after="0" w:line="240" w:lineRule="auto"/>
+        <w:jc w:val="both"/>
+        <w:rPr>
+          <w:rFonts w:ascii="Helvetica" w:eastAsiaTheme="minorEastAsia" w:hAnsi="Helvetica" w:cs="Verdana"/>
+          <w:b/>
+          <w:iCs/>
+          <w:sz w:val="24"/>
+          <w:szCs w:val="24"/>
+          <w:lang w:val="en-GB"/>
+        </w:rPr>
+      </w:pPr>
+    </w:p>
+    <w:p>
+      <w:pPr>
+        <w:spacing w:after="0" w:line="240" w:lineRule="auto"/>
+        <w:jc w:val="both"/>
+        <w:rPr>
+          <w:rFonts w:ascii="Helvetica" w:eastAsiaTheme="minorEastAsia" w:hAnsi="Helvetica" w:cs="Verdana"/>
           <w:iCs/>
           <w:sz w:val="24"/>
           <w:szCs w:val="24"/>
@@ -4960,6 +5151,224 @@
           <w:rFonts w:ascii="Helvetica" w:hAnsi="Helvetica"/>
           <w:sz w:val="24"/>
           <w:szCs w:val="24"/>
+          <w:lang w:val="en-GB"/>
+        </w:rPr>
+      </w:pPr>
+    </w:p>
+    <w:p>
+      <w:pPr>
+        <w:spacing w:after="0" w:line="240" w:lineRule="auto"/>
+        <w:ind w:left="426" w:hanging="426"/>
+        <w:jc w:val="both"/>
+        <w:rPr>
+          <w:rFonts w:ascii="Helvetica" w:hAnsi="Helvetica"/>
+          <w:i/>
+          <w:lang w:val="en-GB"/>
+        </w:rPr>
+      </w:pPr>
+      <w:r>
+        <w:rPr>
+          <w:rFonts w:ascii="Helvetica" w:hAnsi="Helvetica"/>
+        </w:rPr>
+        <w:t>Pierre Bouchet</w:t>
+      </w:r>
+      <w:r>
+        <w:rPr>
+          <w:rFonts w:ascii="Helvetica" w:hAnsi="Helvetica"/>
+        </w:rPr>
+        <w:t xml:space="preserve">. </w:t>
+      </w:r>
+      <w:r>
+        <w:rPr>
+          <w:rFonts w:ascii="Helvetica" w:hAnsi="Helvetica"/>
+          <w:b/>
+        </w:rPr>
+        <w:t>PhD student</w:t>
+      </w:r>
+      <w:r>
+        <w:rPr>
+          <w:rFonts w:ascii="Helvetica" w:hAnsi="Helvetica"/>
+        </w:rPr>
+        <w:t xml:space="preserve">. </w:t>
+      </w:r>
+      <w:r>
+        <w:rPr>
+          <w:rFonts w:ascii="Helvetica" w:hAnsi="Helvetica"/>
+        </w:rPr>
+        <w:t xml:space="preserve">October </w:t>
+      </w:r>
+      <w:r>
+        <w:rPr>
+          <w:rFonts w:ascii="Helvetica" w:hAnsi="Helvetica"/>
+        </w:rPr>
+        <w:t>20</w:t>
+      </w:r>
+      <w:r>
+        <w:rPr>
+          <w:rFonts w:ascii="Helvetica" w:hAnsi="Helvetica"/>
+        </w:rPr>
+        <w:t>2</w:t>
+      </w:r>
+      <w:r>
+        <w:rPr>
+          <w:rFonts w:ascii="Helvetica" w:hAnsi="Helvetica"/>
+        </w:rPr>
+        <w:t>4</w:t>
+      </w:r>
+      <w:r>
+        <w:rPr>
+          <w:rFonts w:ascii="Helvetica" w:hAnsi="Helvetica"/>
+        </w:rPr>
+        <w:t xml:space="preserve"> - </w:t>
+      </w:r>
+      <w:r>
+        <w:rPr>
+          <w:rFonts w:ascii="Helvetica" w:hAnsi="Helvetica"/>
+        </w:rPr>
+        <w:t>…</w:t>
+      </w:r>
+      <w:r>
+        <w:rPr>
+          <w:rFonts w:ascii="Helvetica" w:hAnsi="Helvetica"/>
+        </w:rPr>
+        <w:t>.</w:t>
+      </w:r>
+      <w:r>
+        <w:rPr>
+          <w:rFonts w:ascii="Helvetica" w:hAnsi="Helvetica"/>
+        </w:rPr>
+        <w:t xml:space="preserve"> </w:t>
+      </w:r>
+      <w:r>
+        <w:rPr>
+          <w:rFonts w:ascii="Helvetica" w:hAnsi="Helvetica"/>
+          <w:i/>
+          <w:lang w:val="en-GB"/>
+        </w:rPr>
+        <w:t>F</w:t>
+      </w:r>
+      <w:r>
+        <w:rPr>
+          <w:rFonts w:ascii="Helvetica" w:hAnsi="Helvetica"/>
+          <w:i/>
+          <w:lang w:val="en-GB"/>
+        </w:rPr>
+        <w:t>unctional diversity of vertebrates and human uses:</w:t>
+      </w:r>
+      <w:r>
+        <w:rPr>
+          <w:rFonts w:ascii="Helvetica" w:hAnsi="Helvetica"/>
+          <w:i/>
+          <w:lang w:val="en-GB"/>
+        </w:rPr>
+        <w:t xml:space="preserve"> </w:t>
+      </w:r>
+      <w:r>
+        <w:rPr>
+          <w:rFonts w:ascii="Helvetica" w:hAnsi="Helvetica"/>
+          <w:i/>
+          <w:lang w:val="en-GB"/>
+        </w:rPr>
+        <w:t>links between functional traits, human uses and biodiversity crisis.</w:t>
+      </w:r>
+    </w:p>
+    <w:p>
+      <w:pPr>
+        <w:spacing w:after="0" w:line="240" w:lineRule="auto"/>
+        <w:ind w:left="2124" w:hanging="2124"/>
+        <w:jc w:val="both"/>
+        <w:rPr>
+          <w:rFonts w:ascii="Helvetica" w:hAnsi="Helvetica"/>
+          <w:sz w:val="24"/>
+          <w:szCs w:val="24"/>
+          <w:lang w:val="en-GB"/>
+        </w:rPr>
+      </w:pPr>
+    </w:p>
+    <w:p>
+      <w:pPr>
+        <w:spacing w:after="0" w:line="240" w:lineRule="auto"/>
+        <w:ind w:left="426" w:hanging="426"/>
+        <w:rPr>
+          <w:rFonts w:ascii="Helvetica" w:hAnsi="Helvetica"/>
+          <w:i/>
+          <w:lang w:val="en-US"/>
+        </w:rPr>
+      </w:pPr>
+      <w:r>
+        <w:rPr>
+          <w:rFonts w:ascii="Helvetica" w:hAnsi="Helvetica"/>
+        </w:rPr>
+        <w:t xml:space="preserve">Nell Pause. </w:t>
+      </w:r>
+      <w:r>
+        <w:rPr>
+          <w:rFonts w:ascii="Helvetica" w:hAnsi="Helvetica"/>
+          <w:b/>
+        </w:rPr>
+        <w:t>Master</w:t>
+      </w:r>
+      <w:r>
+        <w:rPr>
+          <w:rFonts w:ascii="Helvetica" w:hAnsi="Helvetica"/>
+        </w:rPr>
+        <w:t xml:space="preserve">. </w:t>
+      </w:r>
+      <w:r>
+        <w:rPr>
+          <w:rFonts w:ascii="Helvetica" w:hAnsi="Helvetica"/>
+        </w:rPr>
+        <w:t xml:space="preserve">Mai-June </w:t>
+      </w:r>
+      <w:r>
+        <w:rPr>
+          <w:rFonts w:ascii="Helvetica" w:hAnsi="Helvetica"/>
+        </w:rPr>
+        <w:t>20</w:t>
+      </w:r>
+      <w:r>
+        <w:rPr>
+          <w:rFonts w:ascii="Helvetica" w:hAnsi="Helvetica"/>
+        </w:rPr>
+        <w:t>25</w:t>
+      </w:r>
+      <w:r>
+        <w:rPr>
+          <w:rFonts w:ascii="Helvetica" w:hAnsi="Helvetica"/>
+        </w:rPr>
+        <w:t>.</w:t>
+      </w:r>
+      <w:r>
+        <w:rPr>
+          <w:rFonts w:ascii="Helvetica" w:hAnsi="Helvetica"/>
+          <w:i/>
+        </w:rPr>
+        <w:t xml:space="preserve"> </w:t>
+      </w:r>
+      <w:r>
+        <w:rPr>
+          <w:rFonts w:ascii="Helvetica" w:hAnsi="Helvetica"/>
+          <w:i/>
+          <w:lang w:val="en-US"/>
+        </w:rPr>
+        <w:t>Which traits matter? Disentangling morphological, life-history, and dietary predictors of extinction risk and population trends on birds</w:t>
+      </w:r>
+      <w:r>
+        <w:rPr>
+          <w:rFonts w:ascii="Helvetica" w:hAnsi="Helvetica"/>
+          <w:i/>
+          <w:lang w:val="en-GB"/>
+        </w:rPr>
+        <w:t>.</w:t>
+      </w:r>
+    </w:p>
+    <w:p>
+      <w:pPr>
+        <w:spacing w:after="0" w:line="240" w:lineRule="auto"/>
+        <w:ind w:left="426" w:hanging="426"/>
+        <w:jc w:val="both"/>
+        <w:rPr>
+          <w:rFonts w:ascii="Helvetica" w:hAnsi="Helvetica"/>
           <w:lang w:val="en-GB"/>
         </w:rPr>
       </w:pPr>
@@ -5176,6 +5585,38 @@
           <w:lang w:val="en-GB"/>
         </w:rPr>
       </w:pPr>
+      <w:r>
+        <w:rPr>
+          <w:rFonts w:ascii="Helvetica" w:hAnsi="Helvetica"/>
+          <w:b/>
+          <w:bCs/>
+          <w:sz w:val="24"/>
+          <w:szCs w:val="24"/>
+          <w:lang w:val="en-GB"/>
+        </w:rPr>
+        <w:t xml:space="preserve">Estonian: </w:t>
+      </w:r>
+      <w:r>
+        <w:rPr>
+          <w:rFonts w:ascii="Helvetica" w:hAnsi="Helvetica"/>
+          <w:sz w:val="24"/>
+          <w:szCs w:val="24"/>
+          <w:lang w:val="en-GB"/>
+        </w:rPr>
+        <w:t>basic communication skills</w:t>
+      </w:r>
+    </w:p>
+    <w:p>
+      <w:pPr>
+        <w:spacing w:after="0"/>
+        <w:jc w:val="both"/>
+        <w:rPr>
+          <w:rFonts w:ascii="Helvetica" w:hAnsi="Helvetica"/>
+          <w:sz w:val="24"/>
+          <w:szCs w:val="24"/>
+          <w:lang w:val="en-GB"/>
+        </w:rPr>
+      </w:pPr>
     </w:p>
     <w:tbl>
       <w:tblPr>
@@ -5296,6 +5737,7 @@
           <w:szCs w:val="24"/>
           <w:lang w:val="en-GB"/>
         </w:rPr>
+        <w:lastRenderedPageBreak/>
         <w:t xml:space="preserve">Statistical analyses, function programming and high level graphics </w:t>
       </w:r>
       <w:r>
@@ -5420,7 +5862,7 @@
 </file>
 
 <file path=word/endnotes.xml><?xml version="1.0" encoding="utf-8"?>
-<w:endnotes xmlns:wpc="http://schemas.microsoft.com/office/word/2010/wordprocessingCanvas" xmlns:cx="http://schemas.microsoft.com/office/drawing/2014/chartex" xmlns:cx1="http://schemas.microsoft.com/office/drawing/2015/9/8/chartex" xmlns:cx2="http://schemas.microsoft.com/office/drawing/2015/10/21/chartex" xmlns:cx3="http://schemas.microsoft.com/office/drawing/2016/5/9/chartex" xmlns:cx4="http://schemas.microsoft.com/office/drawing/2016/5/10/chartex" xmlns:cx5="http://schemas.microsoft.com/office/drawing/2016/5/11/chartex" xmlns:cx6="http://schemas.microsoft.com/office/drawing/2016/5/12/chartex" xmlns:cx7="http://schemas.microsoft.com/office/drawing/2016/5/13/chartex" xmlns:cx8="http://schemas.microsoft.com/office/drawing/2016/5/14/chartex" xmlns:mc="http://schemas.openxmlformats.org/markup-compatibility/2006" xmlns:aink="http://schemas.microsoft.com/office/drawing/2016/ink" xmlns:am3d="http://schemas.microsoft.com/office/drawing/2017/model3d" xmlns:o="urn:schemas-microsoft-com:office:office" xmlns:oel="http://schemas.microsoft.com/office/2019/extlst" xmlns:r="http://schemas.openxmlformats.org/officeDocument/2006/relationships" xmlns:m="http://schemas.openxmlformats.org/officeDocument/2006/math" xmlns:v="urn:schemas-microsoft-com:vml" xmlns:wp14="http://schemas.microsoft.com/office/word/2010/wordprocessingDrawing" xmlns:wp="http://schemas.openxmlformats.org/drawingml/2006/wordprocessingDrawing" xmlns:w10="urn:schemas-microsoft-com:office:word" xmlns:w="http://schemas.openxmlformats.org/wordprocessingml/2006/main" xmlns:w14="http://schemas.microsoft.com/office/word/2010/wordml" xmlns:w15="http://schemas.microsoft.com/office/word/2012/wordml" xmlns:w16cex="http://schemas.microsoft.com/office/word/2018/wordml/cex" xmlns:w16cid="http://schemas.microsoft.com/office/word/2016/wordml/cid" xmlns:w16="http://schemas.microsoft.com/office/word/2018/wordml" xmlns:w16du="http://schemas.microsoft.com/office/word/2023/wordml/word16du" xmlns:w16sdtdh="http://schemas.microsoft.com/office/word/2020/wordml/sdtdatahash" xmlns:w16se="http://schemas.microsoft.com/office/word/2015/wordml/symex" xmlns:wpg="http://schemas.microsoft.com/office/word/2010/wordprocessingGroup" xmlns:wpi="http://schemas.microsoft.com/office/word/2010/wordprocessingInk" xmlns:wne="http://schemas.microsoft.com/office/word/2006/wordml" xmlns:wps="http://schemas.microsoft.com/office/word/2010/wordprocessingShape" mc:Ignorable="w14 w15 w16se w16cid w16 w16cex w16sdtdh w16du wp14">
+<w:endnotes xmlns:wpc="http://schemas.microsoft.com/office/word/2010/wordprocessingCanvas" xmlns:cx="http://schemas.microsoft.com/office/drawing/2014/chartex" xmlns:cx1="http://schemas.microsoft.com/office/drawing/2015/9/8/chartex" xmlns:cx2="http://schemas.microsoft.com/office/drawing/2015/10/21/chartex" xmlns:cx3="http://schemas.microsoft.com/office/drawing/2016/5/9/chartex" xmlns:cx4="http://schemas.microsoft.com/office/drawing/2016/5/10/chartex" xmlns:cx5="http://schemas.microsoft.com/office/drawing/2016/5/11/chartex" xmlns:cx6="http://schemas.microsoft.com/office/drawing/2016/5/12/chartex" xmlns:cx7="http://schemas.microsoft.com/office/drawing/2016/5/13/chartex" xmlns:cx8="http://schemas.microsoft.com/office/drawing/2016/5/14/chartex" xmlns:mc="http://schemas.openxmlformats.org/markup-compatibility/2006" xmlns:aink="http://schemas.microsoft.com/office/drawing/2016/ink" xmlns:am3d="http://schemas.microsoft.com/office/drawing/2017/model3d" xmlns:o="urn:schemas-microsoft-com:office:office" xmlns:oel="http://schemas.microsoft.com/office/2019/extlst" xmlns:r="http://schemas.openxmlformats.org/officeDocument/2006/relationships" xmlns:m="http://schemas.openxmlformats.org/officeDocument/2006/math" xmlns:v="urn:schemas-microsoft-com:vml" xmlns:wp14="http://schemas.microsoft.com/office/word/2010/wordprocessingDrawing" xmlns:wp="http://schemas.openxmlformats.org/drawingml/2006/wordprocessingDrawing" xmlns:w10="urn:schemas-microsoft-com:office:word" xmlns:w="http://schemas.openxmlformats.org/wordprocessingml/2006/main" xmlns:w14="http://schemas.microsoft.com/office/word/2010/wordml" xmlns:w15="http://schemas.microsoft.com/office/word/2012/wordml" xmlns:w16cex="http://schemas.microsoft.com/office/word/2018/wordml/cex" xmlns:w16cid="http://schemas.microsoft.com/office/word/2016/wordml/cid" xmlns:w16="http://schemas.microsoft.com/office/word/2018/wordml" xmlns:w16du="http://schemas.microsoft.com/office/word/2023/wordml/word16du" xmlns:w16sdtdh="http://schemas.microsoft.com/office/word/2020/wordml/sdtdatahash" xmlns:w16sdtfl="http://schemas.microsoft.com/office/word/2024/wordml/sdtformatlock" xmlns:w16se="http://schemas.microsoft.com/office/word/2015/wordml/symex" xmlns:wpg="http://schemas.microsoft.com/office/word/2010/wordprocessingGroup" xmlns:wpi="http://schemas.microsoft.com/office/word/2010/wordprocessingInk" xmlns:wne="http://schemas.microsoft.com/office/word/2006/wordml" xmlns:wps="http://schemas.microsoft.com/office/word/2010/wordprocessingShape" mc:Ignorable="w14 w15 w16se w16cid w16 w16cex w16sdtdh w16sdtfl w16du wp14">
   <w:endnote w:type="separator" w:id="-1">
     <w:p>
       <w:pPr>
@@ -5445,7 +5887,7 @@
 </file>
 
 <file path=word/footer1.xml><?xml version="1.0" encoding="utf-8"?>
-<w:ftr xmlns:wpc="http://schemas.microsoft.com/office/word/2010/wordprocessingCanvas" xmlns:cx="http://schemas.microsoft.com/office/drawing/2014/chartex" xmlns:cx1="http://schemas.microsoft.com/office/drawing/2015/9/8/chartex" xmlns:cx2="http://schemas.microsoft.com/office/drawing/2015/10/21/chartex" xmlns:cx3="http://schemas.microsoft.com/office/drawing/2016/5/9/chartex" xmlns:cx4="http://schemas.microsoft.com/office/drawing/2016/5/10/chartex" xmlns:cx5="http://schemas.microsoft.com/office/drawing/2016/5/11/chartex" xmlns:cx6="http://schemas.microsoft.com/office/drawing/2016/5/12/chartex" xmlns:cx7="http://schemas.microsoft.com/office/drawing/2016/5/13/chartex" xmlns:cx8="http://schemas.microsoft.com/office/drawing/2016/5/14/chartex" xmlns:mc="http://schemas.openxmlformats.org/markup-compatibility/2006" xmlns:aink="http://schemas.microsoft.com/office/drawing/2016/ink" xmlns:am3d="http://schemas.microsoft.com/office/drawing/2017/model3d" xmlns:o="urn:schemas-microsoft-com:office:office" xmlns:oel="http://schemas.microsoft.com/office/2019/extlst" xmlns:r="http://schemas.openxmlformats.org/officeDocument/2006/relationships" xmlns:m="http://schemas.openxmlformats.org/officeDocument/2006/math" xmlns:v="urn:schemas-microsoft-com:vml" xmlns:wp14="http://schemas.microsoft.com/office/word/2010/wordprocessingDrawing" xmlns:wp="http://schemas.openxmlformats.org/drawingml/2006/wordprocessingDrawing" xmlns:w10="urn:schemas-microsoft-com:office:word" xmlns:w="http://schemas.openxmlformats.org/wordprocessingml/2006/main" xmlns:w14="http://schemas.microsoft.com/office/word/2010/wordml" xmlns:w15="http://schemas.microsoft.com/office/word/2012/wordml" xmlns:w16cex="http://schemas.microsoft.com/office/word/2018/wordml/cex" xmlns:w16cid="http://schemas.microsoft.com/office/word/2016/wordml/cid" xmlns:w16="http://schemas.microsoft.com/office/word/2018/wordml" xmlns:w16du="http://schemas.microsoft.com/office/word/2023/wordml/word16du" xmlns:w16sdtdh="http://schemas.microsoft.com/office/word/2020/wordml/sdtdatahash" xmlns:w16se="http://schemas.microsoft.com/office/word/2015/wordml/symex" xmlns:wpg="http://schemas.microsoft.com/office/word/2010/wordprocessingGroup" xmlns:wpi="http://schemas.microsoft.com/office/word/2010/wordprocessingInk" xmlns:wne="http://schemas.microsoft.com/office/word/2006/wordml" xmlns:wps="http://schemas.microsoft.com/office/word/2010/wordprocessingShape" mc:Ignorable="w14 w15 w16se w16cid w16 w16cex w16sdtdh w16du wp14">
+<w:ftr xmlns:wpc="http://schemas.microsoft.com/office/word/2010/wordprocessingCanvas" xmlns:cx="http://schemas.microsoft.com/office/drawing/2014/chartex" xmlns:cx1="http://schemas.microsoft.com/office/drawing/2015/9/8/chartex" xmlns:cx2="http://schemas.microsoft.com/office/drawing/2015/10/21/chartex" xmlns:cx3="http://schemas.microsoft.com/office/drawing/2016/5/9/chartex" xmlns:cx4="http://schemas.microsoft.com/office/drawing/2016/5/10/chartex" xmlns:cx5="http://schemas.microsoft.com/office/drawing/2016/5/11/chartex" xmlns:cx6="http://schemas.microsoft.com/office/drawing/2016/5/12/chartex" xmlns:cx7="http://schemas.microsoft.com/office/drawing/2016/5/13/chartex" xmlns:cx8="http://schemas.microsoft.com/office/drawing/2016/5/14/chartex" xmlns:mc="http://schemas.openxmlformats.org/markup-compatibility/2006" xmlns:aink="http://schemas.microsoft.com/office/drawing/2016/ink" xmlns:am3d="http://schemas.microsoft.com/office/drawing/2017/model3d" xmlns:o="urn:schemas-microsoft-com:office:office" xmlns:oel="http://schemas.microsoft.com/office/2019/extlst" xmlns:r="http://schemas.openxmlformats.org/officeDocument/2006/relationships" xmlns:m="http://schemas.openxmlformats.org/officeDocument/2006/math" xmlns:v="urn:schemas-microsoft-com:vml" xmlns:wp14="http://schemas.microsoft.com/office/word/2010/wordprocessingDrawing" xmlns:wp="http://schemas.openxmlformats.org/drawingml/2006/wordprocessingDrawing" xmlns:w10="urn:schemas-microsoft-com:office:word" xmlns:w="http://schemas.openxmlformats.org/wordprocessingml/2006/main" xmlns:w14="http://schemas.microsoft.com/office/word/2010/wordml" xmlns:w15="http://schemas.microsoft.com/office/word/2012/wordml" xmlns:w16cex="http://schemas.microsoft.com/office/word/2018/wordml/cex" xmlns:w16cid="http://schemas.microsoft.com/office/word/2016/wordml/cid" xmlns:w16="http://schemas.microsoft.com/office/word/2018/wordml" xmlns:w16du="http://schemas.microsoft.com/office/word/2023/wordml/word16du" xmlns:w16sdtdh="http://schemas.microsoft.com/office/word/2020/wordml/sdtdatahash" xmlns:w16sdtfl="http://schemas.microsoft.com/office/word/2024/wordml/sdtformatlock" xmlns:w16se="http://schemas.microsoft.com/office/word/2015/wordml/symex" xmlns:wpg="http://schemas.microsoft.com/office/word/2010/wordprocessingGroup" xmlns:wpi="http://schemas.microsoft.com/office/word/2010/wordprocessingInk" xmlns:wne="http://schemas.microsoft.com/office/word/2006/wordml" xmlns:wps="http://schemas.microsoft.com/office/word/2010/wordprocessingShape" mc:Ignorable="w14 w15 w16se w16cid w16 w16cex w16sdtdh w16sdtfl w16du wp14">
   <w:p>
     <w:pPr>
       <w:pStyle w:val="Pieddepage"/>
@@ -5460,7 +5902,7 @@
           <v:stroke joinstyle="miter"/>
           <v:path gradientshapeok="t" o:connecttype="rect"/>
         </v:shapetype>
-        <v:shape id="Cadre1" o:spid="_x0000_s1027" type="#_x0000_t202" style="position:absolute;margin-left:-50.05pt;margin-top:.05pt;width:1.15pt;height:1.15pt;z-index:251658752;visibility:visible;mso-wrap-style:square;mso-wrap-distance-left:0;mso-wrap-distance-top:0;mso-wrap-distance-right:0;mso-wrap-distance-bottom:0;mso-position-horizontal:right;mso-position-horizontal-relative:margin;mso-position-vertical:absolute;mso-position-vertical-relative:text;v-text-anchor:top" o:gfxdata="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" stroked="f">
+        <v:shape id="Cadre1" o:spid="_x0000_s1027" type="#_x0000_t202" style="position:absolute;margin-left:-150.15pt;margin-top:.05pt;width:1.15pt;height:1.15pt;z-index:251658752;visibility:visible;mso-wrap-style:square;mso-wrap-distance-left:0;mso-wrap-distance-top:0;mso-wrap-distance-right:0;mso-wrap-distance-bottom:0;mso-position-horizontal:right;mso-position-horizontal-relative:margin;mso-position-vertical:absolute;mso-position-vertical-relative:text;v-text-anchor:top" o:gfxdata="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" stroked="f">
           <v:fill opacity="0"/>
           <v:textbox style="mso-fit-shape-to-text:t" inset="0,0,0,0">
             <w:txbxContent>
@@ -5513,7 +5955,7 @@
 </file>
 
 <file path=word/footer2.xml><?xml version="1.0" encoding="utf-8"?>
-<w:ftr xmlns:wpc="http://schemas.microsoft.com/office/word/2010/wordprocessingCanvas" xmlns:cx="http://schemas.microsoft.com/office/drawing/2014/chartex" xmlns:cx1="http://schemas.microsoft.com/office/drawing/2015/9/8/chartex" xmlns:cx2="http://schemas.microsoft.com/office/drawing/2015/10/21/chartex" xmlns:cx3="http://schemas.microsoft.com/office/drawing/2016/5/9/chartex" xmlns:cx4="http://schemas.microsoft.com/office/drawing/2016/5/10/chartex" xmlns:cx5="http://schemas.microsoft.com/office/drawing/2016/5/11/chartex" xmlns:cx6="http://schemas.microsoft.com/office/drawing/2016/5/12/chartex" xmlns:cx7="http://schemas.microsoft.com/office/drawing/2016/5/13/chartex" xmlns:cx8="http://schemas.microsoft.com/office/drawing/2016/5/14/chartex" xmlns:mc="http://schemas.openxmlformats.org/markup-compatibility/2006" xmlns:aink="http://schemas.microsoft.com/office/drawing/2016/ink" xmlns:am3d="http://schemas.microsoft.com/office/drawing/2017/model3d" xmlns:o="urn:schemas-microsoft-com:office:office" xmlns:oel="http://schemas.microsoft.com/office/2019/extlst" xmlns:r="http://schemas.openxmlformats.org/officeDocument/2006/relationships" xmlns:m="http://schemas.openxmlformats.org/officeDocument/2006/math" xmlns:v="urn:schemas-microsoft-com:vml" xmlns:wp14="http://schemas.microsoft.com/office/word/2010/wordprocessingDrawing" xmlns:wp="http://schemas.openxmlformats.org/drawingml/2006/wordprocessingDrawing" xmlns:w10="urn:schemas-microsoft-com:office:word" xmlns:w="http://schemas.openxmlformats.org/wordprocessingml/2006/main" xmlns:w14="http://schemas.microsoft.com/office/word/2010/wordml" xmlns:w15="http://schemas.microsoft.com/office/word/2012/wordml" xmlns:w16cex="http://schemas.microsoft.com/office/word/2018/wordml/cex" xmlns:w16cid="http://schemas.microsoft.com/office/word/2016/wordml/cid" xmlns:w16="http://schemas.microsoft.com/office/word/2018/wordml" xmlns:w16du="http://schemas.microsoft.com/office/word/2023/wordml/word16du" xmlns:w16sdtdh="http://schemas.microsoft.com/office/word/2020/wordml/sdtdatahash" xmlns:w16se="http://schemas.microsoft.com/office/word/2015/wordml/symex" xmlns:wpg="http://schemas.microsoft.com/office/word/2010/wordprocessingGroup" xmlns:wpi="http://schemas.microsoft.com/office/word/2010/wordprocessingInk" xmlns:wne="http://schemas.microsoft.com/office/word/2006/wordml" xmlns:wps="http://schemas.microsoft.com/office/word/2010/wordprocessingShape" mc:Ignorable="w14 w15 w16se w16cid w16 w16cex w16sdtdh w16du wp14">
+<w:ftr xmlns:wpc="http://schemas.microsoft.com/office/word/2010/wordprocessingCanvas" xmlns:cx="http://schemas.microsoft.com/office/drawing/2014/chartex" xmlns:cx1="http://schemas.microsoft.com/office/drawing/2015/9/8/chartex" xmlns:cx2="http://schemas.microsoft.com/office/drawing/2015/10/21/chartex" xmlns:cx3="http://schemas.microsoft.com/office/drawing/2016/5/9/chartex" xmlns:cx4="http://schemas.microsoft.com/office/drawing/2016/5/10/chartex" xmlns:cx5="http://schemas.microsoft.com/office/drawing/2016/5/11/chartex" xmlns:cx6="http://schemas.microsoft.com/office/drawing/2016/5/12/chartex" xmlns:cx7="http://schemas.microsoft.com/office/drawing/2016/5/13/chartex" xmlns:cx8="http://schemas.microsoft.com/office/drawing/2016/5/14/chartex" xmlns:mc="http://schemas.openxmlformats.org/markup-compatibility/2006" xmlns:aink="http://schemas.microsoft.com/office/drawing/2016/ink" xmlns:am3d="http://schemas.microsoft.com/office/drawing/2017/model3d" xmlns:o="urn:schemas-microsoft-com:office:office" xmlns:oel="http://schemas.microsoft.com/office/2019/extlst" xmlns:r="http://schemas.openxmlformats.org/officeDocument/2006/relationships" xmlns:m="http://schemas.openxmlformats.org/officeDocument/2006/math" xmlns:v="urn:schemas-microsoft-com:vml" xmlns:wp14="http://schemas.microsoft.com/office/word/2010/wordprocessingDrawing" xmlns:wp="http://schemas.openxmlformats.org/drawingml/2006/wordprocessingDrawing" xmlns:w10="urn:schemas-microsoft-com:office:word" xmlns:w="http://schemas.openxmlformats.org/wordprocessingml/2006/main" xmlns:w14="http://schemas.microsoft.com/office/word/2010/wordml" xmlns:w15="http://schemas.microsoft.com/office/word/2012/wordml" xmlns:w16cex="http://schemas.microsoft.com/office/word/2018/wordml/cex" xmlns:w16cid="http://schemas.microsoft.com/office/word/2016/wordml/cid" xmlns:w16="http://schemas.microsoft.com/office/word/2018/wordml" xmlns:w16du="http://schemas.microsoft.com/office/word/2023/wordml/word16du" xmlns:w16sdtdh="http://schemas.microsoft.com/office/word/2020/wordml/sdtdatahash" xmlns:w16sdtfl="http://schemas.microsoft.com/office/word/2024/wordml/sdtformatlock" xmlns:w16se="http://schemas.microsoft.com/office/word/2015/wordml/symex" xmlns:wpg="http://schemas.microsoft.com/office/word/2010/wordprocessingGroup" xmlns:wpi="http://schemas.microsoft.com/office/word/2010/wordprocessingInk" xmlns:wne="http://schemas.microsoft.com/office/word/2006/wordml" xmlns:wps="http://schemas.microsoft.com/office/word/2010/wordprocessingShape" mc:Ignorable="w14 w15 w16se w16cid w16 w16cex w16sdtdh w16sdtfl w16du wp14">
   <w:p>
     <w:pPr>
       <w:pStyle w:val="Pieddepage"/>
@@ -5528,7 +5970,7 @@
           <v:stroke joinstyle="miter"/>
           <v:path gradientshapeok="t" o:connecttype="rect"/>
         </v:shapetype>
-        <v:shape id="Cadre2" o:spid="_x0000_s1026" type="#_x0000_t202" style="position:absolute;margin-left:-45.55pt;margin-top:.05pt;width:5.65pt;height:13.45pt;z-index:251656704;visibility:visible;mso-wrap-style:square;mso-wrap-distance-left:0;mso-wrap-distance-top:0;mso-wrap-distance-right:0;mso-wrap-distance-bottom:0;mso-position-horizontal:right;mso-position-horizontal-relative:margin;mso-position-vertical:absolute;mso-position-vertical-relative:text;v-text-anchor:top" o:gfxdata="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" o:allowincell="f" stroked="f">
+        <v:shape id="Cadre2" o:spid="_x0000_s1026" type="#_x0000_t202" style="position:absolute;margin-left:-136.65pt;margin-top:.05pt;width:5.65pt;height:13.45pt;z-index:251656704;visibility:visible;mso-wrap-style:square;mso-wrap-distance-left:0;mso-wrap-distance-top:0;mso-wrap-distance-right:0;mso-wrap-distance-bottom:0;mso-position-horizontal:right;mso-position-horizontal-relative:margin;mso-position-vertical:absolute;mso-position-vertical-relative:text;v-text-anchor:top" o:gfxdata="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" o:allowincell="f" stroked="f">
           <v:fill opacity="0"/>
           <v:textbox style="mso-fit-shape-to-text:t" inset="0,0,0,0">
             <w:txbxContent>
@@ -5581,7 +6023,7 @@
 </file>
 
 <file path=word/footer3.xml><?xml version="1.0" encoding="utf-8"?>
-<w:ftr xmlns:wpc="http://schemas.microsoft.com/office/word/2010/wordprocessingCanvas" xmlns:cx="http://schemas.microsoft.com/office/drawing/2014/chartex" xmlns:cx1="http://schemas.microsoft.com/office/drawing/2015/9/8/chartex" xmlns:cx2="http://schemas.microsoft.com/office/drawing/2015/10/21/chartex" xmlns:cx3="http://schemas.microsoft.com/office/drawing/2016/5/9/chartex" xmlns:cx4="http://schemas.microsoft.com/office/drawing/2016/5/10/chartex" xmlns:cx5="http://schemas.microsoft.com/office/drawing/2016/5/11/chartex" xmlns:cx6="http://schemas.microsoft.com/office/drawing/2016/5/12/chartex" xmlns:cx7="http://schemas.microsoft.com/office/drawing/2016/5/13/chartex" xmlns:cx8="http://schemas.microsoft.com/office/drawing/2016/5/14/chartex" xmlns:mc="http://schemas.openxmlformats.org/markup-compatibility/2006" xmlns:aink="http://schemas.microsoft.com/office/drawing/2016/ink" xmlns:am3d="http://schemas.microsoft.com/office/drawing/2017/model3d" xmlns:o="urn:schemas-microsoft-com:office:office" xmlns:oel="http://schemas.microsoft.com/office/2019/extlst" xmlns:r="http://schemas.openxmlformats.org/officeDocument/2006/relationships" xmlns:m="http://schemas.openxmlformats.org/officeDocument/2006/math" xmlns:v="urn:schemas-microsoft-com:vml" xmlns:wp14="http://schemas.microsoft.com/office/word/2010/wordprocessingDrawing" xmlns:wp="http://schemas.openxmlformats.org/drawingml/2006/wordprocessingDrawing" xmlns:w10="urn:schemas-microsoft-com:office:word" xmlns:w="http://schemas.openxmlformats.org/wordprocessingml/2006/main" xmlns:w14="http://schemas.microsoft.com/office/word/2010/wordml" xmlns:w15="http://schemas.microsoft.com/office/word/2012/wordml" xmlns:w16cex="http://schemas.microsoft.com/office/word/2018/wordml/cex" xmlns:w16cid="http://schemas.microsoft.com/office/word/2016/wordml/cid" xmlns:w16="http://schemas.microsoft.com/office/word/2018/wordml" xmlns:w16du="http://schemas.microsoft.com/office/word/2023/wordml/word16du" xmlns:w16sdtdh="http://schemas.microsoft.com/office/word/2020/wordml/sdtdatahash" xmlns:w16se="http://schemas.microsoft.com/office/word/2015/wordml/symex" xmlns:wpg="http://schemas.microsoft.com/office/word/2010/wordprocessingGroup" xmlns:wpi="http://schemas.microsoft.com/office/word/2010/wordprocessingInk" xmlns:wne="http://schemas.microsoft.com/office/word/2006/wordml" xmlns:wps="http://schemas.microsoft.com/office/word/2010/wordprocessingShape" mc:Ignorable="w14 w15 w16se w16cid w16 w16cex w16sdtdh w16du wp14">
+<w:ftr xmlns:wpc="http://schemas.microsoft.com/office/word/2010/wordprocessingCanvas" xmlns:cx="http://schemas.microsoft.com/office/drawing/2014/chartex" xmlns:cx1="http://schemas.microsoft.com/office/drawing/2015/9/8/chartex" xmlns:cx2="http://schemas.microsoft.com/office/drawing/2015/10/21/chartex" xmlns:cx3="http://schemas.microsoft.com/office/drawing/2016/5/9/chartex" xmlns:cx4="http://schemas.microsoft.com/office/drawing/2016/5/10/chartex" xmlns:cx5="http://schemas.microsoft.com/office/drawing/2016/5/11/chartex" xmlns:cx6="http://schemas.microsoft.com/office/drawing/2016/5/12/chartex" xmlns:cx7="http://schemas.microsoft.com/office/drawing/2016/5/13/chartex" xmlns:cx8="http://schemas.microsoft.com/office/drawing/2016/5/14/chartex" xmlns:mc="http://schemas.openxmlformats.org/markup-compatibility/2006" xmlns:aink="http://schemas.microsoft.com/office/drawing/2016/ink" xmlns:am3d="http://schemas.microsoft.com/office/drawing/2017/model3d" xmlns:o="urn:schemas-microsoft-com:office:office" xmlns:oel="http://schemas.microsoft.com/office/2019/extlst" xmlns:r="http://schemas.openxmlformats.org/officeDocument/2006/relationships" xmlns:m="http://schemas.openxmlformats.org/officeDocument/2006/math" xmlns:v="urn:schemas-microsoft-com:vml" xmlns:wp14="http://schemas.microsoft.com/office/word/2010/wordprocessingDrawing" xmlns:wp="http://schemas.openxmlformats.org/drawingml/2006/wordprocessingDrawing" xmlns:w10="urn:schemas-microsoft-com:office:word" xmlns:w="http://schemas.openxmlformats.org/wordprocessingml/2006/main" xmlns:w14="http://schemas.microsoft.com/office/word/2010/wordml" xmlns:w15="http://schemas.microsoft.com/office/word/2012/wordml" xmlns:w16cex="http://schemas.microsoft.com/office/word/2018/wordml/cex" xmlns:w16cid="http://schemas.microsoft.com/office/word/2016/wordml/cid" xmlns:w16="http://schemas.microsoft.com/office/word/2018/wordml" xmlns:w16du="http://schemas.microsoft.com/office/word/2023/wordml/word16du" xmlns:w16sdtdh="http://schemas.microsoft.com/office/word/2020/wordml/sdtdatahash" xmlns:w16sdtfl="http://schemas.microsoft.com/office/word/2024/wordml/sdtformatlock" xmlns:w16se="http://schemas.microsoft.com/office/word/2015/wordml/symex" xmlns:wpg="http://schemas.microsoft.com/office/word/2010/wordprocessingGroup" xmlns:wpi="http://schemas.microsoft.com/office/word/2010/wordprocessingInk" xmlns:wne="http://schemas.microsoft.com/office/word/2006/wordml" xmlns:wps="http://schemas.microsoft.com/office/word/2010/wordprocessingShape" mc:Ignorable="w14 w15 w16se w16cid w16 w16cex w16sdtdh w16sdtfl w16du wp14">
   <w:p>
     <w:pPr>
       <w:pStyle w:val="Pieddepage"/>
@@ -5596,7 +6038,7 @@
           <v:stroke joinstyle="miter"/>
           <v:path gradientshapeok="t" o:connecttype="rect"/>
         </v:shapetype>
-        <v:shape id="_x0000_s1025" type="#_x0000_t202" style="position:absolute;margin-left:-45.55pt;margin-top:.05pt;width:5.65pt;height:13.45pt;z-index:251657728;visibility:visible;mso-wrap-style:square;mso-wrap-distance-left:0;mso-wrap-distance-top:0;mso-wrap-distance-right:0;mso-wrap-distance-bottom:0;mso-position-horizontal:right;mso-position-horizontal-relative:margin;mso-position-vertical:absolute;mso-position-vertical-relative:text;v-text-anchor:top" o:gfxdata="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" o:allowincell="f" stroked="f">
+        <v:shape id="_x0000_s1025" type="#_x0000_t202" style="position:absolute;margin-left:-136.65pt;margin-top:.05pt;width:5.65pt;height:13.45pt;z-index:251657728;visibility:visible;mso-wrap-style:square;mso-wrap-distance-left:0;mso-wrap-distance-top:0;mso-wrap-distance-right:0;mso-wrap-distance-bottom:0;mso-position-horizontal:right;mso-position-horizontal-relative:margin;mso-position-vertical:absolute;mso-position-vertical-relative:text;v-text-anchor:top" o:gfxdata="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" o:allowincell="f" stroked="f">
           <v:fill opacity="0"/>
           <v:textbox style="mso-fit-shape-to-text:t" inset="0,0,0,0">
             <w:txbxContent>
@@ -5649,7 +6091,7 @@
 </file>
 
 <file path=word/footnotes.xml><?xml version="1.0" encoding="utf-8"?>
-<w:footnotes xmlns:wpc="http://schemas.microsoft.com/office/word/2010/wordprocessingCanvas" xmlns:cx="http://schemas.microsoft.com/office/drawing/2014/chartex" xmlns:cx1="http://schemas.microsoft.com/office/drawing/2015/9/8/chartex" xmlns:cx2="http://schemas.microsoft.com/office/drawing/2015/10/21/chartex" xmlns:cx3="http://schemas.microsoft.com/office/drawing/2016/5/9/chartex" xmlns:cx4="http://schemas.microsoft.com/office/drawing/2016/5/10/chartex" xmlns:cx5="http://schemas.microsoft.com/office/drawing/2016/5/11/chartex" xmlns:cx6="http://schemas.microsoft.com/office/drawing/2016/5/12/chartex" xmlns:cx7="http://schemas.microsoft.com/office/drawing/2016/5/13/chartex" xmlns:cx8="http://schemas.microsoft.com/office/drawing/2016/5/14/chartex" xmlns:mc="http://schemas.openxmlformats.org/markup-compatibility/2006" xmlns:aink="http://schemas.microsoft.com/office/drawing/2016/ink" xmlns:am3d="http://schemas.microsoft.com/office/drawing/2017/model3d" xmlns:o="urn:schemas-microsoft-com:office:office" xmlns:oel="http://schemas.microsoft.com/office/2019/extlst" xmlns:r="http://schemas.openxmlformats.org/officeDocument/2006/relationships" xmlns:m="http://schemas.openxmlformats.org/officeDocument/2006/math" xmlns:v="urn:schemas-microsoft-com:vml" xmlns:wp14="http://schemas.microsoft.com/office/word/2010/wordprocessingDrawing" xmlns:wp="http://schemas.openxmlformats.org/drawingml/2006/wordprocessingDrawing" xmlns:w10="urn:schemas-microsoft-com:office:word" xmlns:w="http://schemas.openxmlformats.org/wordprocessingml/2006/main" xmlns:w14="http://schemas.microsoft.com/office/word/2010/wordml" xmlns:w15="http://schemas.microsoft.com/office/word/2012/wordml" xmlns:w16cex="http://schemas.microsoft.com/office/word/2018/wordml/cex" xmlns:w16cid="http://schemas.microsoft.com/office/word/2016/wordml/cid" xmlns:w16="http://schemas.microsoft.com/office/word/2018/wordml" xmlns:w16du="http://schemas.microsoft.com/office/word/2023/wordml/word16du" xmlns:w16sdtdh="http://schemas.microsoft.com/office/word/2020/wordml/sdtdatahash" xmlns:w16se="http://schemas.microsoft.com/office/word/2015/wordml/symex" xmlns:wpg="http://schemas.microsoft.com/office/word/2010/wordprocessingGroup" xmlns:wpi="http://schemas.microsoft.com/office/word/2010/wordprocessingInk" xmlns:wne="http://schemas.microsoft.com/office/word/2006/wordml" xmlns:wps="http://schemas.microsoft.com/office/word/2010/wordprocessingShape" mc:Ignorable="w14 w15 w16se w16cid w16 w16cex w16sdtdh w16du wp14">
+<w:footnotes xmlns:wpc="http://schemas.microsoft.com/office/word/2010/wordprocessingCanvas" xmlns:cx="http://schemas.microsoft.com/office/drawing/2014/chartex" xmlns:cx1="http://schemas.microsoft.com/office/drawing/2015/9/8/chartex" xmlns:cx2="http://schemas.microsoft.com/office/drawing/2015/10/21/chartex" xmlns:cx3="http://schemas.microsoft.com/office/drawing/2016/5/9/chartex" xmlns:cx4="http://schemas.microsoft.com/office/drawing/2016/5/10/chartex" xmlns:cx5="http://schemas.microsoft.com/office/drawing/2016/5/11/chartex" xmlns:cx6="http://schemas.microsoft.com/office/drawing/2016/5/12/chartex" xmlns:cx7="http://schemas.microsoft.com/office/drawing/2016/5/13/chartex" xmlns:cx8="http://schemas.microsoft.com/office/drawing/2016/5/14/chartex" xmlns:mc="http://schemas.openxmlformats.org/markup-compatibility/2006" xmlns:aink="http://schemas.microsoft.com/office/drawing/2016/ink" xmlns:am3d="http://schemas.microsoft.com/office/drawing/2017/model3d" xmlns:o="urn:schemas-microsoft-com:office:office" xmlns:oel="http://schemas.microsoft.com/office/2019/extlst" xmlns:r="http://schemas.openxmlformats.org/officeDocument/2006/relationships" xmlns:m="http://schemas.openxmlformats.org/officeDocument/2006/math" xmlns:v="urn:schemas-microsoft-com:vml" xmlns:wp14="http://schemas.microsoft.com/office/word/2010/wordprocessingDrawing" xmlns:wp="http://schemas.openxmlformats.org/drawingml/2006/wordprocessingDrawing" xmlns:w10="urn:schemas-microsoft-com:office:word" xmlns:w="http://schemas.openxmlformats.org/wordprocessingml/2006/main" xmlns:w14="http://schemas.microsoft.com/office/word/2010/wordml" xmlns:w15="http://schemas.microsoft.com/office/word/2012/wordml" xmlns:w16cex="http://schemas.microsoft.com/office/word/2018/wordml/cex" xmlns:w16cid="http://schemas.microsoft.com/office/word/2016/wordml/cid" xmlns:w16="http://schemas.microsoft.com/office/word/2018/wordml" xmlns:w16du="http://schemas.microsoft.com/office/word/2023/wordml/word16du" xmlns:w16sdtdh="http://schemas.microsoft.com/office/word/2020/wordml/sdtdatahash" xmlns:w16sdtfl="http://schemas.microsoft.com/office/word/2024/wordml/sdtformatlock" xmlns:w16se="http://schemas.microsoft.com/office/word/2015/wordml/symex" xmlns:wpg="http://schemas.microsoft.com/office/word/2010/wordprocessingGroup" xmlns:wpi="http://schemas.microsoft.com/office/word/2010/wordprocessingInk" xmlns:wne="http://schemas.microsoft.com/office/word/2006/wordml" xmlns:wps="http://schemas.microsoft.com/office/word/2010/wordprocessingShape" mc:Ignorable="w14 w15 w16se w16cid w16 w16cex w16sdtdh w16sdtfl w16du wp14">
   <w:footnote w:type="separator" w:id="-1">
     <w:p>
       <w:pPr>
@@ -5674,7 +6116,7 @@
 </file>
 
 <file path=word/header1.xml><?xml version="1.0" encoding="utf-8"?>
-<w:hdr xmlns:wpc="http://schemas.microsoft.com/office/word/2010/wordprocessingCanvas" xmlns:cx="http://schemas.microsoft.com/office/drawing/2014/chartex" xmlns:cx1="http://schemas.microsoft.com/office/drawing/2015/9/8/chartex" xmlns:cx2="http://schemas.microsoft.com/office/drawing/2015/10/21/chartex" xmlns:cx3="http://schemas.microsoft.com/office/drawing/2016/5/9/chartex" xmlns:cx4="http://schemas.microsoft.com/office/drawing/2016/5/10/chartex" xmlns:cx5="http://schemas.microsoft.com/office/drawing/2016/5/11/chartex" xmlns:cx6="http://schemas.microsoft.com/office/drawing/2016/5/12/chartex" xmlns:cx7="http://schemas.microsoft.com/office/drawing/2016/5/13/chartex" xmlns:cx8="http://schemas.microsoft.com/office/drawing/2016/5/14/chartex" xmlns:mc="http://schemas.openxmlformats.org/markup-compatibility/2006" xmlns:aink="http://schemas.microsoft.com/office/drawing/2016/ink" xmlns:am3d="http://schemas.microsoft.com/office/drawing/2017/model3d" xmlns:o="urn:schemas-microsoft-com:office:office" xmlns:oel="http://schemas.microsoft.com/office/2019/extlst" xmlns:r="http://schemas.openxmlformats.org/officeDocument/2006/relationships" xmlns:m="http://schemas.openxmlformats.org/officeDocument/2006/math" xmlns:v="urn:schemas-microsoft-com:vml" xmlns:wp14="http://schemas.microsoft.com/office/word/2010/wordprocessingDrawing" xmlns:wp="http://schemas.openxmlformats.org/drawingml/2006/wordprocessingDrawing" xmlns:w10="urn:schemas-microsoft-com:office:word" xmlns:w="http://schemas.openxmlformats.org/wordprocessingml/2006/main" xmlns:w14="http://schemas.microsoft.com/office/word/2010/wordml" xmlns:w15="http://schemas.microsoft.com/office/word/2012/wordml" xmlns:w16cex="http://schemas.microsoft.com/office/word/2018/wordml/cex" xmlns:w16cid="http://schemas.microsoft.com/office/word/2016/wordml/cid" xmlns:w16="http://schemas.microsoft.com/office/word/2018/wordml" xmlns:w16du="http://schemas.microsoft.com/office/word/2023/wordml/word16du" xmlns:w16sdtdh="http://schemas.microsoft.com/office/word/2020/wordml/sdtdatahash" xmlns:w16se="http://schemas.microsoft.com/office/word/2015/wordml/symex" xmlns:wpg="http://schemas.microsoft.com/office/word/2010/wordprocessingGroup" xmlns:wpi="http://schemas.microsoft.com/office/word/2010/wordprocessingInk" xmlns:wne="http://schemas.microsoft.com/office/word/2006/wordml" xmlns:wps="http://schemas.microsoft.com/office/word/2010/wordprocessingShape" mc:Ignorable="w14 w15 w16se w16cid w16 w16cex w16sdtdh w16du wp14">
+<w:hdr xmlns:wpc="http://schemas.microsoft.com/office/word/2010/wordprocessingCanvas" xmlns:cx="http://schemas.microsoft.com/office/drawing/2014/chartex" xmlns:cx1="http://schemas.microsoft.com/office/drawing/2015/9/8/chartex" xmlns:cx2="http://schemas.microsoft.com/office/drawing/2015/10/21/chartex" xmlns:cx3="http://schemas.microsoft.com/office/drawing/2016/5/9/chartex" xmlns:cx4="http://schemas.microsoft.com/office/drawing/2016/5/10/chartex" xmlns:cx5="http://schemas.microsoft.com/office/drawing/2016/5/11/chartex" xmlns:cx6="http://schemas.microsoft.com/office/drawing/2016/5/12/chartex" xmlns:cx7="http://schemas.microsoft.com/office/drawing/2016/5/13/chartex" xmlns:cx8="http://schemas.microsoft.com/office/drawing/2016/5/14/chartex" xmlns:mc="http://schemas.openxmlformats.org/markup-compatibility/2006" xmlns:aink="http://schemas.microsoft.com/office/drawing/2016/ink" xmlns:am3d="http://schemas.microsoft.com/office/drawing/2017/model3d" xmlns:o="urn:schemas-microsoft-com:office:office" xmlns:oel="http://schemas.microsoft.com/office/2019/extlst" xmlns:r="http://schemas.openxmlformats.org/officeDocument/2006/relationships" xmlns:m="http://schemas.openxmlformats.org/officeDocument/2006/math" xmlns:v="urn:schemas-microsoft-com:vml" xmlns:wp14="http://schemas.microsoft.com/office/word/2010/wordprocessingDrawing" xmlns:wp="http://schemas.openxmlformats.org/drawingml/2006/wordprocessingDrawing" xmlns:w10="urn:schemas-microsoft-com:office:word" xmlns:w="http://schemas.openxmlformats.org/wordprocessingml/2006/main" xmlns:w14="http://schemas.microsoft.com/office/word/2010/wordml" xmlns:w15="http://schemas.microsoft.com/office/word/2012/wordml" xmlns:w16cex="http://schemas.microsoft.com/office/word/2018/wordml/cex" xmlns:w16cid="http://schemas.microsoft.com/office/word/2016/wordml/cid" xmlns:w16="http://schemas.microsoft.com/office/word/2018/wordml" xmlns:w16du="http://schemas.microsoft.com/office/word/2023/wordml/word16du" xmlns:w16sdtdh="http://schemas.microsoft.com/office/word/2020/wordml/sdtdatahash" xmlns:w16sdtfl="http://schemas.microsoft.com/office/word/2024/wordml/sdtformatlock" xmlns:w16se="http://schemas.microsoft.com/office/word/2015/wordml/symex" xmlns:wpg="http://schemas.microsoft.com/office/word/2010/wordprocessingGroup" xmlns:wpi="http://schemas.microsoft.com/office/word/2010/wordprocessingInk" xmlns:wne="http://schemas.microsoft.com/office/word/2006/wordml" xmlns:wps="http://schemas.microsoft.com/office/word/2010/wordprocessingShape" mc:Ignorable="w14 w15 w16se w16cid w16 w16cex w16sdtdh w16sdtfl w16du wp14">
   <w:p>
     <w:pPr>
       <w:pStyle w:val="En-tte"/>
@@ -5690,17 +6132,16 @@
     </w:r>
     <w:r>
       <w:tab/>
-      <w:t>202</w:t>
     </w:r>
     <w:r>
-      <w:t>4/07/11</w:t>
+      <w:t>12/07/2025</w:t>
     </w:r>
   </w:p>
 </w:hdr>
 </file>
 
 <file path=word/header2.xml><?xml version="1.0" encoding="utf-8"?>
-<w:hdr xmlns:wpc="http://schemas.microsoft.com/office/word/2010/wordprocessingCanvas" xmlns:cx="http://schemas.microsoft.com/office/drawing/2014/chartex" xmlns:cx1="http://schemas.microsoft.com/office/drawing/2015/9/8/chartex" xmlns:cx2="http://schemas.microsoft.com/office/drawing/2015/10/21/chartex" xmlns:cx3="http://schemas.microsoft.com/office/drawing/2016/5/9/chartex" xmlns:cx4="http://schemas.microsoft.com/office/drawing/2016/5/10/chartex" xmlns:cx5="http://schemas.microsoft.com/office/drawing/2016/5/11/chartex" xmlns:cx6="http://schemas.microsoft.com/office/drawing/2016/5/12/chartex" xmlns:cx7="http://schemas.microsoft.com/office/drawing/2016/5/13/chartex" xmlns:cx8="http://schemas.microsoft.com/office/drawing/2016/5/14/chartex" xmlns:mc="http://schemas.openxmlformats.org/markup-compatibility/2006" xmlns:aink="http://schemas.microsoft.com/office/drawing/2016/ink" xmlns:am3d="http://schemas.microsoft.com/office/drawing/2017/model3d" xmlns:o="urn:schemas-microsoft-com:office:office" xmlns:oel="http://schemas.microsoft.com/office/2019/extlst" xmlns:r="http://schemas.openxmlformats.org/officeDocument/2006/relationships" xmlns:m="http://schemas.openxmlformats.org/officeDocument/2006/math" xmlns:v="urn:schemas-microsoft-com:vml" xmlns:wp14="http://schemas.microsoft.com/office/word/2010/wordprocessingDrawing" xmlns:wp="http://schemas.openxmlformats.org/drawingml/2006/wordprocessingDrawing" xmlns:w10="urn:schemas-microsoft-com:office:word" xmlns:w="http://schemas.openxmlformats.org/wordprocessingml/2006/main" xmlns:w14="http://schemas.microsoft.com/office/word/2010/wordml" xmlns:w15="http://schemas.microsoft.com/office/word/2012/wordml" xmlns:w16cex="http://schemas.microsoft.com/office/word/2018/wordml/cex" xmlns:w16cid="http://schemas.microsoft.com/office/word/2016/wordml/cid" xmlns:w16="http://schemas.microsoft.com/office/word/2018/wordml" xmlns:w16du="http://schemas.microsoft.com/office/word/2023/wordml/word16du" xmlns:w16sdtdh="http://schemas.microsoft.com/office/word/2020/wordml/sdtdatahash" xmlns:w16se="http://schemas.microsoft.com/office/word/2015/wordml/symex" xmlns:wpg="http://schemas.microsoft.com/office/word/2010/wordprocessingGroup" xmlns:wpi="http://schemas.microsoft.com/office/word/2010/wordprocessingInk" xmlns:wne="http://schemas.microsoft.com/office/word/2006/wordml" xmlns:wps="http://schemas.microsoft.com/office/word/2010/wordprocessingShape" mc:Ignorable="w14 w15 w16se w16cid w16 w16cex w16sdtdh w16du wp14">
+<w:hdr xmlns:wpc="http://schemas.microsoft.com/office/word/2010/wordprocessingCanvas" xmlns:cx="http://schemas.microsoft.com/office/drawing/2014/chartex" xmlns:cx1="http://schemas.microsoft.com/office/drawing/2015/9/8/chartex" xmlns:cx2="http://schemas.microsoft.com/office/drawing/2015/10/21/chartex" xmlns:cx3="http://schemas.microsoft.com/office/drawing/2016/5/9/chartex" xmlns:cx4="http://schemas.microsoft.com/office/drawing/2016/5/10/chartex" xmlns:cx5="http://schemas.microsoft.com/office/drawing/2016/5/11/chartex" xmlns:cx6="http://schemas.microsoft.com/office/drawing/2016/5/12/chartex" xmlns:cx7="http://schemas.microsoft.com/office/drawing/2016/5/13/chartex" xmlns:cx8="http://schemas.microsoft.com/office/drawing/2016/5/14/chartex" xmlns:mc="http://schemas.openxmlformats.org/markup-compatibility/2006" xmlns:aink="http://schemas.microsoft.com/office/drawing/2016/ink" xmlns:am3d="http://schemas.microsoft.com/office/drawing/2017/model3d" xmlns:o="urn:schemas-microsoft-com:office:office" xmlns:oel="http://schemas.microsoft.com/office/2019/extlst" xmlns:r="http://schemas.openxmlformats.org/officeDocument/2006/relationships" xmlns:m="http://schemas.openxmlformats.org/officeDocument/2006/math" xmlns:v="urn:schemas-microsoft-com:vml" xmlns:wp14="http://schemas.microsoft.com/office/word/2010/wordprocessingDrawing" xmlns:wp="http://schemas.openxmlformats.org/drawingml/2006/wordprocessingDrawing" xmlns:w10="urn:schemas-microsoft-com:office:word" xmlns:w="http://schemas.openxmlformats.org/wordprocessingml/2006/main" xmlns:w14="http://schemas.microsoft.com/office/word/2010/wordml" xmlns:w15="http://schemas.microsoft.com/office/word/2012/wordml" xmlns:w16cex="http://schemas.microsoft.com/office/word/2018/wordml/cex" xmlns:w16cid="http://schemas.microsoft.com/office/word/2016/wordml/cid" xmlns:w16="http://schemas.microsoft.com/office/word/2018/wordml" xmlns:w16du="http://schemas.microsoft.com/office/word/2023/wordml/word16du" xmlns:w16sdtdh="http://schemas.microsoft.com/office/word/2020/wordml/sdtdatahash" xmlns:w16sdtfl="http://schemas.microsoft.com/office/word/2024/wordml/sdtformatlock" xmlns:w16se="http://schemas.microsoft.com/office/word/2015/wordml/symex" xmlns:wpg="http://schemas.microsoft.com/office/word/2010/wordprocessingGroup" xmlns:wpi="http://schemas.microsoft.com/office/word/2010/wordprocessingInk" xmlns:wne="http://schemas.microsoft.com/office/word/2006/wordml" xmlns:wps="http://schemas.microsoft.com/office/word/2010/wordprocessingShape" mc:Ignorable="w14 w15 w16se w16cid w16 w16cex w16sdtdh w16sdtfl w16du wp14">
   <w:p>
     <w:pPr>
       <w:pStyle w:val="En-tte"/>
@@ -5723,7 +6164,7 @@
 </file>
 
 <file path=word/numbering.xml><?xml version="1.0" encoding="utf-8"?>
-<w:numbering xmlns:wpc="http://schemas.microsoft.com/office/word/2010/wordprocessingCanvas" xmlns:cx="http://schemas.microsoft.com/office/drawing/2014/chartex" xmlns:cx1="http://schemas.microsoft.com/office/drawing/2015/9/8/chartex" xmlns:cx2="http://schemas.microsoft.com/office/drawing/2015/10/21/chartex" xmlns:cx3="http://schemas.microsoft.com/office/drawing/2016/5/9/chartex" xmlns:cx4="http://schemas.microsoft.com/office/drawing/2016/5/10/chartex" xmlns:cx5="http://schemas.microsoft.com/office/drawing/2016/5/11/chartex" xmlns:cx6="http://schemas.microsoft.com/office/drawing/2016/5/12/chartex" xmlns:cx7="http://schemas.microsoft.com/office/drawing/2016/5/13/chartex" xmlns:cx8="http://schemas.microsoft.com/office/drawing/2016/5/14/chartex" xmlns:mc="http://schemas.openxmlformats.org/markup-compatibility/2006" xmlns:aink="http://schemas.microsoft.com/office/drawing/2016/ink" xmlns:am3d="http://schemas.microsoft.com/office/drawing/2017/model3d" xmlns:o="urn:schemas-microsoft-com:office:office" xmlns:oel="http://schemas.microsoft.com/office/2019/extlst" xmlns:r="http://schemas.openxmlformats.org/officeDocument/2006/relationships" xmlns:m="http://schemas.openxmlformats.org/officeDocument/2006/math" xmlns:v="urn:schemas-microsoft-com:vml" xmlns:wp14="http://schemas.microsoft.com/office/word/2010/wordprocessingDrawing" xmlns:wp="http://schemas.openxmlformats.org/drawingml/2006/wordprocessingDrawing" xmlns:w10="urn:schemas-microsoft-com:office:word" xmlns:w="http://schemas.openxmlformats.org/wordprocessingml/2006/main" xmlns:w14="http://schemas.microsoft.com/office/word/2010/wordml" xmlns:w15="http://schemas.microsoft.com/office/word/2012/wordml" xmlns:w16cex="http://schemas.microsoft.com/office/word/2018/wordml/cex" xmlns:w16cid="http://schemas.microsoft.com/office/word/2016/wordml/cid" xmlns:w16="http://schemas.microsoft.com/office/word/2018/wordml" xmlns:w16du="http://schemas.microsoft.com/office/word/2023/wordml/word16du" xmlns:w16sdtdh="http://schemas.microsoft.com/office/word/2020/wordml/sdtdatahash" xmlns:w16se="http://schemas.microsoft.com/office/word/2015/wordml/symex" xmlns:wpg="http://schemas.microsoft.com/office/word/2010/wordprocessingGroup" xmlns:wpi="http://schemas.microsoft.com/office/word/2010/wordprocessingInk" xmlns:wne="http://schemas.microsoft.com/office/word/2006/wordml" xmlns:wps="http://schemas.microsoft.com/office/word/2010/wordprocessingShape" mc:Ignorable="w14 w15 w16se w16cid w16 w16cex w16sdtdh w16du wp14">
+<w:numbering xmlns:wpc="http://schemas.microsoft.com/office/word/2010/wordprocessingCanvas" xmlns:cx="http://schemas.microsoft.com/office/drawing/2014/chartex" xmlns:cx1="http://schemas.microsoft.com/office/drawing/2015/9/8/chartex" xmlns:cx2="http://schemas.microsoft.com/office/drawing/2015/10/21/chartex" xmlns:cx3="http://schemas.microsoft.com/office/drawing/2016/5/9/chartex" xmlns:cx4="http://schemas.microsoft.com/office/drawing/2016/5/10/chartex" xmlns:cx5="http://schemas.microsoft.com/office/drawing/2016/5/11/chartex" xmlns:cx6="http://schemas.microsoft.com/office/drawing/2016/5/12/chartex" xmlns:cx7="http://schemas.microsoft.com/office/drawing/2016/5/13/chartex" xmlns:cx8="http://schemas.microsoft.com/office/drawing/2016/5/14/chartex" xmlns:mc="http://schemas.openxmlformats.org/markup-compatibility/2006" xmlns:aink="http://schemas.microsoft.com/office/drawing/2016/ink" xmlns:am3d="http://schemas.microsoft.com/office/drawing/2017/model3d" xmlns:o="urn:schemas-microsoft-com:office:office" xmlns:oel="http://schemas.microsoft.com/office/2019/extlst" xmlns:r="http://schemas.openxmlformats.org/officeDocument/2006/relationships" xmlns:m="http://schemas.openxmlformats.org/officeDocument/2006/math" xmlns:v="urn:schemas-microsoft-com:vml" xmlns:wp14="http://schemas.microsoft.com/office/word/2010/wordprocessingDrawing" xmlns:wp="http://schemas.openxmlformats.org/drawingml/2006/wordprocessingDrawing" xmlns:w10="urn:schemas-microsoft-com:office:word" xmlns:w="http://schemas.openxmlformats.org/wordprocessingml/2006/main" xmlns:w14="http://schemas.microsoft.com/office/word/2010/wordml" xmlns:w15="http://schemas.microsoft.com/office/word/2012/wordml" xmlns:w16cex="http://schemas.microsoft.com/office/word/2018/wordml/cex" xmlns:w16cid="http://schemas.microsoft.com/office/word/2016/wordml/cid" xmlns:w16="http://schemas.microsoft.com/office/word/2018/wordml" xmlns:w16du="http://schemas.microsoft.com/office/word/2023/wordml/word16du" xmlns:w16sdtdh="http://schemas.microsoft.com/office/word/2020/wordml/sdtdatahash" xmlns:w16sdtfl="http://schemas.microsoft.com/office/word/2024/wordml/sdtformatlock" xmlns:w16se="http://schemas.microsoft.com/office/word/2015/wordml/symex" xmlns:wpg="http://schemas.microsoft.com/office/word/2010/wordprocessingGroup" xmlns:wpi="http://schemas.microsoft.com/office/word/2010/wordprocessingInk" xmlns:wne="http://schemas.microsoft.com/office/word/2006/wordml" xmlns:wps="http://schemas.microsoft.com/office/word/2010/wordprocessingShape" mc:Ignorable="w14 w15 w16se w16cid w16 w16cex w16sdtdh w16sdtfl w16du wp14">
   <w:abstractNum w:abstractNumId="0" w15:restartNumberingAfterBreak="0">
     <w:nsid w:val="07C36A45"/>
     <w:multiLevelType w:val="multilevel"/>
@@ -5996,7 +6437,7 @@
 </file>
 
 <file path=word/styles.xml><?xml version="1.0" encoding="utf-8"?>
-<w:styles xmlns:mc="http://schemas.openxmlformats.org/markup-compatibility/2006" xmlns:r="http://schemas.openxmlformats.org/officeDocument/2006/relationships" xmlns:w="http://schemas.openxmlformats.org/wordprocessingml/2006/main" xmlns:w14="http://schemas.microsoft.com/office/word/2010/wordml" xmlns:w15="http://schemas.microsoft.com/office/word/2012/wordml" xmlns:w16cex="http://schemas.microsoft.com/office/word/2018/wordml/cex" xmlns:w16cid="http://schemas.microsoft.com/office/word/2016/wordml/cid" xmlns:w16="http://schemas.microsoft.com/office/word/2018/wordml" xmlns:w16du="http://schemas.microsoft.com/office/word/2023/wordml/word16du" xmlns:w16sdtdh="http://schemas.microsoft.com/office/word/2020/wordml/sdtdatahash" xmlns:w16se="http://schemas.microsoft.com/office/word/2015/wordml/symex" mc:Ignorable="w14 w15 w16se w16cid w16 w16cex w16sdtdh w16du">
+<w:styles xmlns:mc="http://schemas.openxmlformats.org/markup-compatibility/2006" xmlns:r="http://schemas.openxmlformats.org/officeDocument/2006/relationships" xmlns:w="http://schemas.openxmlformats.org/wordprocessingml/2006/main" xmlns:w14="http://schemas.microsoft.com/office/word/2010/wordml" xmlns:w15="http://schemas.microsoft.com/office/word/2012/wordml" xmlns:w16cex="http://schemas.microsoft.com/office/word/2018/wordml/cex" xmlns:w16cid="http://schemas.microsoft.com/office/word/2016/wordml/cid" xmlns:w16="http://schemas.microsoft.com/office/word/2018/wordml" xmlns:w16du="http://schemas.microsoft.com/office/word/2023/wordml/word16du" xmlns:w16sdtdh="http://schemas.microsoft.com/office/word/2020/wordml/sdtdatahash" xmlns:w16sdtfl="http://schemas.microsoft.com/office/word/2024/wordml/sdtformatlock" xmlns:w16se="http://schemas.microsoft.com/office/word/2015/wordml/symex" mc:Ignorable="w14 w15 w16se w16cid w16 w16cex w16sdtdh w16sdtfl w16du">
   <w:docDefaults>
     <w:rPrDefault>
       <w:rPr>

--- a/data/CV_Toussaint.docx
+++ b/data/CV_Toussaint.docx
@@ -1,6 +1,6 @@
 
 <file path=word/document.xml><?xml version="1.0" encoding="utf-8"?>
-<w:document xmlns:wpc="http://schemas.microsoft.com/office/word/2010/wordprocessingCanvas" xmlns:cx="http://schemas.microsoft.com/office/drawing/2014/chartex" xmlns:cx1="http://schemas.microsoft.com/office/drawing/2015/9/8/chartex" xmlns:cx2="http://schemas.microsoft.com/office/drawing/2015/10/21/chartex" xmlns:cx3="http://schemas.microsoft.com/office/drawing/2016/5/9/chartex" xmlns:cx4="http://schemas.microsoft.com/office/drawing/2016/5/10/chartex" xmlns:cx5="http://schemas.microsoft.com/office/drawing/2016/5/11/chartex" xmlns:cx6="http://schemas.microsoft.com/office/drawing/2016/5/12/chartex" xmlns:cx7="http://schemas.microsoft.com/office/drawing/2016/5/13/chartex" xmlns:cx8="http://schemas.microsoft.com/office/drawing/2016/5/14/chartex" xmlns:mc="http://schemas.openxmlformats.org/markup-compatibility/2006" xmlns:aink="http://schemas.microsoft.com/office/drawing/2016/ink" xmlns:am3d="http://schemas.microsoft.com/office/drawing/2017/model3d" xmlns:o="urn:schemas-microsoft-com:office:office" xmlns:oel="http://schemas.microsoft.com/office/2019/extlst" xmlns:r="http://schemas.openxmlformats.org/officeDocument/2006/relationships" xmlns:m="http://schemas.openxmlformats.org/officeDocument/2006/math" xmlns:v="urn:schemas-microsoft-com:vml" xmlns:wp14="http://schemas.microsoft.com/office/word/2010/wordprocessingDrawing" xmlns:wp="http://schemas.openxmlformats.org/drawingml/2006/wordprocessingDrawing" xmlns:w10="urn:schemas-microsoft-com:office:word" xmlns:w="http://schemas.openxmlformats.org/wordprocessingml/2006/main" xmlns:w14="http://schemas.microsoft.com/office/word/2010/wordml" xmlns:w15="http://schemas.microsoft.com/office/word/2012/wordml" xmlns:w16cex="http://schemas.microsoft.com/office/word/2018/wordml/cex" xmlns:w16cid="http://schemas.microsoft.com/office/word/2016/wordml/cid" xmlns:w16="http://schemas.microsoft.com/office/word/2018/wordml" xmlns:w16du="http://schemas.microsoft.com/office/word/2023/wordml/word16du" xmlns:w16sdtdh="http://schemas.microsoft.com/office/word/2020/wordml/sdtdatahash" xmlns:w16se="http://schemas.microsoft.com/office/word/2015/wordml/symex" xmlns:wpg="http://schemas.microsoft.com/office/word/2010/wordprocessingGroup" xmlns:wpi="http://schemas.microsoft.com/office/word/2010/wordprocessingInk" xmlns:wne="http://schemas.microsoft.com/office/word/2006/wordml" xmlns:wps="http://schemas.microsoft.com/office/word/2010/wordprocessingShape" mc:Ignorable="w14 w15 w16se w16cid w16 w16cex w16sdtdh w16du wp14">
+<w:document xmlns:wpc="http://schemas.microsoft.com/office/word/2010/wordprocessingCanvas" xmlns:cx="http://schemas.microsoft.com/office/drawing/2014/chartex" xmlns:cx1="http://schemas.microsoft.com/office/drawing/2015/9/8/chartex" xmlns:cx2="http://schemas.microsoft.com/office/drawing/2015/10/21/chartex" xmlns:cx3="http://schemas.microsoft.com/office/drawing/2016/5/9/chartex" xmlns:cx4="http://schemas.microsoft.com/office/drawing/2016/5/10/chartex" xmlns:cx5="http://schemas.microsoft.com/office/drawing/2016/5/11/chartex" xmlns:cx6="http://schemas.microsoft.com/office/drawing/2016/5/12/chartex" xmlns:cx7="http://schemas.microsoft.com/office/drawing/2016/5/13/chartex" xmlns:cx8="http://schemas.microsoft.com/office/drawing/2016/5/14/chartex" xmlns:mc="http://schemas.openxmlformats.org/markup-compatibility/2006" xmlns:aink="http://schemas.microsoft.com/office/drawing/2016/ink" xmlns:am3d="http://schemas.microsoft.com/office/drawing/2017/model3d" xmlns:o="urn:schemas-microsoft-com:office:office" xmlns:oel="http://schemas.microsoft.com/office/2019/extlst" xmlns:r="http://schemas.openxmlformats.org/officeDocument/2006/relationships" xmlns:m="http://schemas.openxmlformats.org/officeDocument/2006/math" xmlns:v="urn:schemas-microsoft-com:vml" xmlns:wp14="http://schemas.microsoft.com/office/word/2010/wordprocessingDrawing" xmlns:wp="http://schemas.openxmlformats.org/drawingml/2006/wordprocessingDrawing" xmlns:w10="urn:schemas-microsoft-com:office:word" xmlns:w="http://schemas.openxmlformats.org/wordprocessingml/2006/main" xmlns:w14="http://schemas.microsoft.com/office/word/2010/wordml" xmlns:w15="http://schemas.microsoft.com/office/word/2012/wordml" xmlns:w16cex="http://schemas.microsoft.com/office/word/2018/wordml/cex" xmlns:w16cid="http://schemas.microsoft.com/office/word/2016/wordml/cid" xmlns:w16="http://schemas.microsoft.com/office/word/2018/wordml" xmlns:w16du="http://schemas.microsoft.com/office/word/2023/wordml/word16du" xmlns:w16sdtdh="http://schemas.microsoft.com/office/word/2020/wordml/sdtdatahash" xmlns:w16sdtfl="http://schemas.microsoft.com/office/word/2024/wordml/sdtformatlock" xmlns:w16se="http://schemas.microsoft.com/office/word/2015/wordml/symex" xmlns:wpg="http://schemas.microsoft.com/office/word/2010/wordprocessingGroup" xmlns:wpi="http://schemas.microsoft.com/office/word/2010/wordprocessingInk" xmlns:wne="http://schemas.microsoft.com/office/word/2006/wordml" xmlns:wps="http://schemas.microsoft.com/office/word/2010/wordprocessingShape" mc:Ignorable="w14 w15 w16se w16cid w16 w16cex w16sdtdh w16sdtfl w16du wp14">
   <w:body>
     <w:p>
       <w:pPr>
@@ -86,7 +86,34 @@
           <w:sz w:val="24"/>
           <w:szCs w:val="24"/>
         </w:rPr>
-        <w:t>Researcher CNRS</w:t>
+        <w:t>CNRS</w:t>
+      </w:r>
+      <w:r>
+        <w:rPr>
+          <w:rFonts w:ascii="Helvetica" w:hAnsi="Helvetica"/>
+          <w:b/>
+          <w:sz w:val="24"/>
+          <w:szCs w:val="24"/>
+        </w:rPr>
+        <w:t xml:space="preserve"> </w:t>
+      </w:r>
+      <w:r>
+        <w:rPr>
+          <w:rFonts w:ascii="Helvetica" w:hAnsi="Helvetica"/>
+          <w:b/>
+          <w:sz w:val="24"/>
+          <w:szCs w:val="24"/>
+        </w:rPr>
+        <w:t>Researcher</w:t>
+      </w:r>
+      <w:r>
+        <w:rPr>
+          <w:rFonts w:ascii="Helvetica" w:hAnsi="Helvetica"/>
+          <w:b/>
+          <w:sz w:val="24"/>
+          <w:szCs w:val="24"/>
+        </w:rPr>
+        <w:t xml:space="preserve"> (CR)</w:t>
       </w:r>
     </w:p>
     <w:p>
@@ -268,21 +295,17 @@
           <w:sz w:val="24"/>
           <w:szCs w:val="24"/>
         </w:rPr>
-        <w:t>Université Paul-Sabatier - Toulouse 3</w:t>
-      </w:r>
-    </w:p>
-    <w:p>
-      <w:pPr>
-        <w:widowControl w:val="0"/>
-        <w:spacing w:after="0" w:line="240" w:lineRule="auto"/>
-        <w:jc w:val="both"/>
+        <w:t xml:space="preserve">Université </w:t>
+      </w:r>
+      <w:r>
         <w:rPr>
           <w:rFonts w:ascii="Helvetica" w:eastAsiaTheme="minorEastAsia" w:hAnsi="Helvetica" w:cs="Arial"/>
           <w:color w:val="1A1A1A"/>
           <w:sz w:val="24"/>
           <w:szCs w:val="24"/>
         </w:rPr>
-      </w:pPr>
+        <w:t xml:space="preserve">de </w:t>
+      </w:r>
       <w:r>
         <w:rPr>
           <w:rFonts w:ascii="Helvetica" w:eastAsiaTheme="minorEastAsia" w:hAnsi="Helvetica" w:cs="Arial"/>
@@ -290,7 +313,7 @@
           <w:sz w:val="24"/>
           <w:szCs w:val="24"/>
         </w:rPr>
-        <w:t>Bat. 4R1</w:t>
+        <w:t>Toulouse</w:t>
       </w:r>
     </w:p>
     <w:p>
@@ -312,63 +335,95 @@
           <w:sz w:val="24"/>
           <w:szCs w:val="24"/>
         </w:rPr>
-        <w:t>118 Route de Narbonne</w:t>
-      </w:r>
-    </w:p>
-    <w:p>
-      <w:pPr>
-        <w:widowControl w:val="0"/>
-        <w:spacing w:after="0" w:line="240" w:lineRule="auto"/>
-        <w:jc w:val="both"/>
+        <w:t>Bat. 4R1</w:t>
+      </w:r>
+      <w:r>
         <w:rPr>
           <w:rFonts w:ascii="Helvetica" w:eastAsiaTheme="minorEastAsia" w:hAnsi="Helvetica" w:cs="Arial"/>
           <w:color w:val="1A1A1A"/>
           <w:sz w:val="24"/>
           <w:szCs w:val="24"/>
         </w:rPr>
-      </w:pPr>
-      <w:r>
+        <w:t>, office 29</w:t>
+      </w:r>
+    </w:p>
+    <w:p>
+      <w:pPr>
+        <w:widowControl w:val="0"/>
+        <w:spacing w:after="0" w:line="240" w:lineRule="auto"/>
+        <w:jc w:val="both"/>
         <w:rPr>
           <w:rFonts w:ascii="Helvetica" w:eastAsiaTheme="minorEastAsia" w:hAnsi="Helvetica" w:cs="Arial"/>
           <w:color w:val="1A1A1A"/>
           <w:sz w:val="24"/>
           <w:szCs w:val="24"/>
         </w:rPr>
-        <w:t>31062, Toulouse</w:t>
-      </w:r>
-    </w:p>
-    <w:p>
-      <w:pPr>
-        <w:widowControl w:val="0"/>
-        <w:spacing w:after="0" w:line="240" w:lineRule="auto"/>
-        <w:jc w:val="both"/>
+      </w:pPr>
+      <w:r>
         <w:rPr>
           <w:rFonts w:ascii="Helvetica" w:eastAsiaTheme="minorEastAsia" w:hAnsi="Helvetica" w:cs="Arial"/>
           <w:color w:val="1A1A1A"/>
           <w:sz w:val="24"/>
           <w:szCs w:val="24"/>
         </w:rPr>
-      </w:pPr>
-      <w:r>
+        <w:t>118 Route de Narbonne</w:t>
+      </w:r>
+    </w:p>
+    <w:p>
+      <w:pPr>
+        <w:widowControl w:val="0"/>
+        <w:spacing w:after="0" w:line="240" w:lineRule="auto"/>
+        <w:jc w:val="both"/>
         <w:rPr>
           <w:rFonts w:ascii="Helvetica" w:eastAsiaTheme="minorEastAsia" w:hAnsi="Helvetica" w:cs="Arial"/>
           <w:color w:val="1A1A1A"/>
           <w:sz w:val="24"/>
           <w:szCs w:val="24"/>
         </w:rPr>
-        <w:t>France</w:t>
-      </w:r>
-    </w:p>
-    <w:p>
-      <w:pPr>
-        <w:widowControl w:val="0"/>
-        <w:spacing w:after="0" w:line="240" w:lineRule="auto"/>
-        <w:jc w:val="both"/>
+      </w:pPr>
+      <w:r>
         <w:rPr>
           <w:rFonts w:ascii="Helvetica" w:eastAsiaTheme="minorEastAsia" w:hAnsi="Helvetica" w:cs="Arial"/>
           <w:color w:val="1A1A1A"/>
           <w:sz w:val="24"/>
           <w:szCs w:val="24"/>
+        </w:rPr>
+        <w:t>31062, Toulouse</w:t>
+      </w:r>
+    </w:p>
+    <w:p>
+      <w:pPr>
+        <w:widowControl w:val="0"/>
+        <w:spacing w:after="0" w:line="240" w:lineRule="auto"/>
+        <w:jc w:val="both"/>
+        <w:rPr>
+          <w:rFonts w:ascii="Helvetica" w:eastAsiaTheme="minorEastAsia" w:hAnsi="Helvetica" w:cs="Arial"/>
+          <w:color w:val="1A1A1A"/>
+          <w:sz w:val="24"/>
+          <w:szCs w:val="24"/>
+        </w:rPr>
+      </w:pPr>
+      <w:r>
+        <w:rPr>
+          <w:rFonts w:ascii="Helvetica" w:eastAsiaTheme="minorEastAsia" w:hAnsi="Helvetica" w:cs="Arial"/>
+          <w:color w:val="1A1A1A"/>
+          <w:sz w:val="24"/>
+          <w:szCs w:val="24"/>
+        </w:rPr>
+        <w:t>France</w:t>
+      </w:r>
+    </w:p>
+    <w:p>
+      <w:pPr>
+        <w:widowControl w:val="0"/>
+        <w:spacing w:after="0" w:line="240" w:lineRule="auto"/>
+        <w:jc w:val="both"/>
+        <w:rPr>
+          <w:rFonts w:ascii="Helvetica" w:eastAsiaTheme="minorEastAsia" w:hAnsi="Helvetica" w:cs="Arial"/>
+          <w:color w:val="1A1A1A"/>
+          <w:sz w:val="24"/>
+          <w:szCs w:val="24"/>
+          <w:lang w:val="en-US"/>
         </w:rPr>
       </w:pPr>
       <w:bookmarkStart w:id="0" w:name="OLE_LINK3"/>
@@ -380,8 +435,51 @@
           <w:color w:val="1A1A1A"/>
           <w:sz w:val="24"/>
           <w:szCs w:val="24"/>
+          <w:lang w:val="en-US"/>
         </w:rPr>
         <w:t xml:space="preserve">E-mail: </w:t>
+      </w:r>
+      <w:hyperlink r:id="rId7" w:history="1">
+        <w:r>
+          <w:rPr>
+            <w:rStyle w:val="Lienhypertexte"/>
+            <w:rFonts w:ascii="Helvetica" w:eastAsiaTheme="minorEastAsia" w:hAnsi="Helvetica" w:cs="Arial"/>
+            <w:sz w:val="24"/>
+            <w:szCs w:val="24"/>
+            <w:lang w:val="en-US"/>
+          </w:rPr>
+          <w:t>aurele.toussaint@</w:t>
+        </w:r>
+        <w:r>
+          <w:rPr>
+            <w:rStyle w:val="Lienhypertexte"/>
+            <w:rFonts w:ascii="Helvetica" w:eastAsiaTheme="minorEastAsia" w:hAnsi="Helvetica" w:cs="Arial"/>
+            <w:sz w:val="24"/>
+            <w:szCs w:val="24"/>
+            <w:lang w:val="en-US"/>
+          </w:rPr>
+          <w:t>cnrs</w:t>
+        </w:r>
+        <w:r>
+          <w:rPr>
+            <w:rStyle w:val="Lienhypertexte"/>
+            <w:rFonts w:ascii="Helvetica" w:eastAsiaTheme="minorEastAsia" w:hAnsi="Helvetica" w:cs="Arial"/>
+            <w:sz w:val="24"/>
+            <w:szCs w:val="24"/>
+            <w:lang w:val="en-US"/>
+          </w:rPr>
+          <w:t>.fr</w:t>
+        </w:r>
+      </w:hyperlink>
+      <w:r>
+        <w:rPr>
+          <w:rFonts w:ascii="Helvetica" w:eastAsiaTheme="minorEastAsia" w:hAnsi="Helvetica" w:cs="Arial"/>
+          <w:color w:val="1A1A1A"/>
+          <w:sz w:val="24"/>
+          <w:szCs w:val="24"/>
+          <w:lang w:val="en-US"/>
+        </w:rPr>
+        <w:t xml:space="preserve"> or </w:t>
       </w:r>
       <w:r>
         <w:rPr>
@@ -390,8 +488,31 @@
           <w:sz w:val="24"/>
           <w:szCs w:val="24"/>
           <w:u w:val="single"/>
-        </w:rPr>
-        <w:t>aurele.toussaint@univ-tlse3.</w:t>
+          <w:lang w:val="en-US"/>
+        </w:rPr>
+        <w:t>aurele.toussaint@u</w:t>
+      </w:r>
+      <w:r>
+        <w:rPr>
+          <w:rFonts w:ascii="Helvetica" w:eastAsiaTheme="minorEastAsia" w:hAnsi="Helvetica" w:cs="Arial"/>
+          <w:color w:val="0070C0"/>
+          <w:sz w:val="24"/>
+          <w:szCs w:val="24"/>
+          <w:u w:val="single"/>
+          <w:lang w:val="en-US"/>
+        </w:rPr>
+        <w:t>toulouse</w:t>
+      </w:r>
+      <w:r>
+        <w:rPr>
+          <w:rFonts w:ascii="Helvetica" w:eastAsiaTheme="minorEastAsia" w:hAnsi="Helvetica" w:cs="Arial"/>
+          <w:color w:val="0070C0"/>
+          <w:sz w:val="24"/>
+          <w:szCs w:val="24"/>
+          <w:u w:val="single"/>
+          <w:lang w:val="en-US"/>
+        </w:rPr>
+        <w:t>.</w:t>
       </w:r>
       <w:bookmarkEnd w:id="0"/>
       <w:bookmarkEnd w:id="1"/>
@@ -403,6 +524,7 @@
           <w:sz w:val="24"/>
           <w:szCs w:val="24"/>
           <w:u w:val="single"/>
+          <w:lang w:val="en-US"/>
         </w:rPr>
         <w:t>fr</w:t>
       </w:r>
@@ -415,6 +537,7 @@
           <w:rFonts w:ascii="Helvetica" w:hAnsi="Helvetica"/>
           <w:sz w:val="24"/>
           <w:szCs w:val="24"/>
+          <w:lang w:val="en-US"/>
         </w:rPr>
       </w:pPr>
     </w:p>
@@ -1891,46 +2014,12 @@
           <w:lang w:val="en-US"/>
         </w:rPr>
       </w:pPr>
-      <w:r>
-        <w:rPr>
-          <w:rFonts w:ascii="Helvetica" w:hAnsi="Helvetica"/>
-          <w:sz w:val="24"/>
-          <w:szCs w:val="24"/>
-          <w:lang w:val="en-US"/>
-        </w:rPr>
-        <w:lastRenderedPageBreak/>
-        <w:t xml:space="preserve">26. </w:t>
-      </w:r>
-      <w:r>
-        <w:rPr>
-          <w:rFonts w:ascii="Helvetica" w:hAnsi="Helvetica"/>
-          <w:sz w:val="24"/>
-          <w:szCs w:val="24"/>
-          <w:lang w:val="en-US"/>
-        </w:rPr>
-        <w:t xml:space="preserve">Coulon N., Pilet S., Lizé A., Lacoue-Labarthe T., Sturbois A., </w:t>
-      </w:r>
-      <w:r>
-        <w:rPr>
-          <w:rFonts w:ascii="Helvetica" w:hAnsi="Helvetica"/>
-          <w:b/>
-          <w:bCs/>
-          <w:sz w:val="24"/>
-          <w:szCs w:val="24"/>
-          <w:lang w:val="en-US"/>
-        </w:rPr>
-        <w:t>Toussaint, A.</w:t>
-      </w:r>
-      <w:r>
-        <w:rPr>
-          <w:rFonts w:ascii="Helvetica" w:hAnsi="Helvetica"/>
-          <w:sz w:val="24"/>
-          <w:szCs w:val="24"/>
-          <w:lang w:val="en-US"/>
-        </w:rPr>
-        <w:t xml:space="preserve">, Feunteun E., Carpentier A. Shark critical life stage vulnerability to monthly temperature variations under climate change. </w:t>
-      </w:r>
-      <w:r>
+    </w:p>
+    <w:p>
+      <w:pPr>
+        <w:widowControl w:val="0"/>
+        <w:ind w:left="378" w:hanging="379"/>
+        <w:jc w:val="both"/>
         <w:rPr>
           <w:rFonts w:ascii="Helvetica" w:hAnsi="Helvetica"/>
           <w:b/>
@@ -1941,38 +2030,33 @@
           <w:szCs w:val="24"/>
           <w:lang w:val="en-US"/>
         </w:rPr>
-        <w:t>Marine Environmental Research</w:t>
-      </w:r>
-      <w:r>
-        <w:rPr>
-          <w:rFonts w:ascii="Helvetica" w:hAnsi="Helvetica"/>
-          <w:sz w:val="24"/>
-          <w:szCs w:val="24"/>
-          <w:lang w:val="en-US"/>
-        </w:rPr>
-        <w:t>, 198, 106531.</w:t>
-      </w:r>
-    </w:p>
-    <w:p>
-      <w:pPr>
-        <w:widowControl w:val="0"/>
-        <w:ind w:left="378" w:hanging="379"/>
-        <w:jc w:val="both"/>
-        <w:rPr>
-          <w:rFonts w:ascii="Helvetica" w:hAnsi="Helvetica"/>
-          <w:sz w:val="24"/>
-          <w:szCs w:val="24"/>
-          <w:lang w:val="en-US"/>
-        </w:rPr>
-      </w:pPr>
-      <w:r>
-        <w:rPr>
-          <w:rFonts w:ascii="Helvetica" w:hAnsi="Helvetica"/>
-          <w:sz w:val="24"/>
-          <w:szCs w:val="24"/>
-          <w:lang w:val="en-US"/>
-        </w:rPr>
-        <w:t xml:space="preserve">25. Tordoni, E., Carmona, C. P., </w:t>
+      </w:pPr>
+      <w:r>
+        <w:rPr>
+          <w:rFonts w:ascii="Helvetica" w:hAnsi="Helvetica"/>
+          <w:sz w:val="24"/>
+          <w:szCs w:val="24"/>
+          <w:lang w:val="en-US"/>
+        </w:rPr>
+        <w:t>29</w:t>
+      </w:r>
+      <w:r>
+        <w:rPr>
+          <w:rFonts w:ascii="Helvetica" w:hAnsi="Helvetica"/>
+          <w:sz w:val="24"/>
+          <w:szCs w:val="24"/>
+          <w:lang w:val="en-US"/>
+        </w:rPr>
+        <w:t>.</w:t>
+      </w:r>
+      <w:r>
+        <w:rPr>
+          <w:rFonts w:ascii="Helvetica" w:hAnsi="Helvetica"/>
+          <w:sz w:val="24"/>
+          <w:szCs w:val="24"/>
+          <w:lang w:val="en-US"/>
+        </w:rPr>
+        <w:t xml:space="preserve"> Chen Z., Xu C., Brosse S., </w:t>
       </w:r>
       <w:r>
         <w:rPr>
@@ -1983,16 +2067,43 @@
           <w:szCs w:val="24"/>
           <w:lang w:val="en-US"/>
         </w:rPr>
-        <w:t>Toussaint, A.</w:t>
-      </w:r>
-      <w:r>
-        <w:rPr>
-          <w:rFonts w:ascii="Helvetica" w:hAnsi="Helvetica"/>
-          <w:sz w:val="24"/>
-          <w:szCs w:val="24"/>
-          <w:lang w:val="en-US"/>
-        </w:rPr>
-        <w:t xml:space="preserve">, Tamme, R., &amp; Pärtel, M. Global patterns and determinants of multiple facets of plant diversity. </w:t>
+        <w:t>Toussaint, A</w:t>
+      </w:r>
+      <w:r>
+        <w:rPr>
+          <w:rFonts w:ascii="Helvetica" w:hAnsi="Helvetica"/>
+          <w:sz w:val="24"/>
+          <w:szCs w:val="24"/>
+          <w:lang w:val="en-US"/>
+        </w:rPr>
+        <w:t>, Xu J., Su G.</w:t>
+      </w:r>
+      <w:r>
+        <w:rPr>
+          <w:rFonts w:ascii="Helvetica" w:hAnsi="Helvetica"/>
+          <w:sz w:val="24"/>
+          <w:szCs w:val="24"/>
+          <w:lang w:val="en-US"/>
+        </w:rPr>
+        <w:t xml:space="preserve"> </w:t>
+      </w:r>
+      <w:r>
+        <w:rPr>
+          <w:rFonts w:ascii="Helvetica" w:hAnsi="Helvetica"/>
+          <w:sz w:val="24"/>
+          <w:szCs w:val="24"/>
+          <w:lang w:val="en-US"/>
+        </w:rPr>
+        <w:t>Global Patterns and Determinants of Multiple Facets of Freshwater Fishes Beta Diversity.</w:t>
+      </w:r>
+      <w:r>
+        <w:rPr>
+          <w:rFonts w:ascii="Helvetica" w:hAnsi="Helvetica"/>
+          <w:sz w:val="24"/>
+          <w:szCs w:val="24"/>
+          <w:lang w:val="en-US"/>
+        </w:rPr>
+        <w:t xml:space="preserve"> </w:t>
       </w:r>
       <w:r>
         <w:rPr>
@@ -2007,58 +2118,12 @@
         </w:rPr>
         <w:t>Global Ecology and Biogeography</w:t>
       </w:r>
-      <w:r>
-        <w:rPr>
-          <w:rFonts w:ascii="Helvetica" w:hAnsi="Helvetica"/>
-          <w:sz w:val="24"/>
-          <w:szCs w:val="24"/>
-          <w:lang w:val="en-US"/>
-        </w:rPr>
-        <w:t xml:space="preserve">, 00, e13823. </w:t>
-      </w:r>
     </w:p>
     <w:p>
       <w:pPr>
         <w:widowControl w:val="0"/>
         <w:ind w:left="378" w:hanging="379"/>
         <w:jc w:val="both"/>
-        <w:rPr>
-          <w:rFonts w:ascii="Helvetica" w:hAnsi="Helvetica"/>
-          <w:sz w:val="24"/>
-          <w:szCs w:val="24"/>
-          <w:lang w:val="en-US"/>
-        </w:rPr>
-      </w:pPr>
-      <w:r>
-        <w:rPr>
-          <w:rFonts w:ascii="Helvetica" w:hAnsi="Helvetica"/>
-          <w:sz w:val="24"/>
-          <w:szCs w:val="24"/>
-          <w:lang w:val="en-US"/>
-        </w:rPr>
-        <w:t xml:space="preserve">24. </w:t>
-      </w:r>
-      <w:r>
-        <w:rPr>
-          <w:rFonts w:ascii="Helvetica" w:hAnsi="Helvetica"/>
-          <w:b/>
-          <w:bCs/>
-          <w:sz w:val="24"/>
-          <w:szCs w:val="24"/>
-          <w:lang w:val="en-US"/>
-        </w:rPr>
-        <w:t>Toussaint A.</w:t>
-      </w:r>
-      <w:r>
-        <w:rPr>
-          <w:rFonts w:ascii="Helvetica" w:hAnsi="Helvetica"/>
-          <w:sz w:val="24"/>
-          <w:szCs w:val="24"/>
-          <w:lang w:val="en-US"/>
-        </w:rPr>
-        <w:t xml:space="preserve">, Pärtel M., Carmona C.P., Contrasting impacts of non-native and threatened species on morphological, life-history, and phylogenetic diversity in bird assemblages, </w:t>
-      </w:r>
-      <w:r>
         <w:rPr>
           <w:rFonts w:ascii="Helvetica" w:hAnsi="Helvetica"/>
           <w:b/>
@@ -2069,38 +2134,33 @@
           <w:szCs w:val="24"/>
           <w:lang w:val="en-US"/>
         </w:rPr>
-        <w:t>Ecology Letters</w:t>
-      </w:r>
-      <w:r>
-        <w:rPr>
-          <w:rFonts w:ascii="Helvetica" w:hAnsi="Helvetica"/>
-          <w:sz w:val="24"/>
-          <w:szCs w:val="24"/>
-          <w:lang w:val="en-US"/>
-        </w:rPr>
-        <w:t>, 27, e14373</w:t>
-      </w:r>
-    </w:p>
-    <w:p>
-      <w:pPr>
-        <w:widowControl w:val="0"/>
-        <w:ind w:left="378" w:hanging="379"/>
-        <w:jc w:val="both"/>
-        <w:rPr>
-          <w:rFonts w:ascii="Helvetica" w:hAnsi="Helvetica"/>
-          <w:sz w:val="24"/>
-          <w:szCs w:val="24"/>
-          <w:lang w:val="en-US"/>
-        </w:rPr>
-      </w:pPr>
-      <w:r>
-        <w:rPr>
-          <w:rFonts w:ascii="Helvetica" w:hAnsi="Helvetica"/>
-          <w:sz w:val="24"/>
-          <w:szCs w:val="24"/>
-          <w:lang w:val="en-US"/>
-        </w:rPr>
-        <w:t xml:space="preserve">23. </w:t>
+      </w:pPr>
+      <w:r>
+        <w:rPr>
+          <w:rFonts w:ascii="Helvetica" w:hAnsi="Helvetica"/>
+          <w:sz w:val="24"/>
+          <w:szCs w:val="24"/>
+          <w:lang w:val="en-US"/>
+        </w:rPr>
+        <w:t>28</w:t>
+      </w:r>
+      <w:r>
+        <w:rPr>
+          <w:rFonts w:ascii="Helvetica" w:hAnsi="Helvetica"/>
+          <w:sz w:val="24"/>
+          <w:szCs w:val="24"/>
+          <w:lang w:val="en-US"/>
+        </w:rPr>
+        <w:t>.</w:t>
+      </w:r>
+      <w:r>
+        <w:rPr>
+          <w:rFonts w:ascii="Helvetica" w:hAnsi="Helvetica"/>
+          <w:sz w:val="24"/>
+          <w:szCs w:val="24"/>
+          <w:lang w:val="en-US"/>
+        </w:rPr>
+        <w:t xml:space="preserve"> Partel M., Tamme R., ..., </w:t>
       </w:r>
       <w:r>
         <w:rPr>
@@ -2111,16 +2171,61 @@
           <w:szCs w:val="24"/>
           <w:lang w:val="en-US"/>
         </w:rPr>
-        <w:t>Toussaint A.</w:t>
-      </w:r>
-      <w:r>
-        <w:rPr>
-          <w:rFonts w:ascii="Helvetica" w:hAnsi="Helvetica"/>
-          <w:sz w:val="24"/>
-          <w:szCs w:val="24"/>
-          <w:lang w:val="en-US"/>
-        </w:rPr>
-        <w:t xml:space="preserve">, Pärtel M., Carmona C.P., Contrasting impacts of non-native and threatened species on morphological, life-history, and phylogenetic diversity in birds' assemblages, </w:t>
+        <w:t>Toussaint A</w:t>
+      </w:r>
+      <w:r>
+        <w:rPr>
+          <w:rFonts w:ascii="Helvetica" w:hAnsi="Helvetica"/>
+          <w:sz w:val="24"/>
+          <w:szCs w:val="24"/>
+          <w:lang w:val="en-US"/>
+        </w:rPr>
+        <w:t>., ..., Zobel, M.</w:t>
+      </w:r>
+      <w:r>
+        <w:rPr>
+          <w:rFonts w:ascii="Helvetica" w:hAnsi="Helvetica"/>
+          <w:sz w:val="24"/>
+          <w:szCs w:val="24"/>
+          <w:lang w:val="en-US"/>
+        </w:rPr>
+        <w:t xml:space="preserve"> </w:t>
+      </w:r>
+      <w:r>
+        <w:rPr>
+          <w:rFonts w:ascii="Helvetica" w:hAnsi="Helvetica"/>
+          <w:sz w:val="24"/>
+          <w:szCs w:val="24"/>
+          <w:lang w:val="en-US"/>
+        </w:rPr>
+        <w:t>Global impoverishment of</w:t>
+      </w:r>
+      <w:r>
+        <w:rPr>
+          <w:rFonts w:ascii="Helvetica" w:hAnsi="Helvetica"/>
+          <w:sz w:val="24"/>
+          <w:szCs w:val="24"/>
+          <w:lang w:val="en-US"/>
+        </w:rPr>
+        <w:t xml:space="preserve"> </w:t>
+      </w:r>
+      <w:r>
+        <w:rPr>
+          <w:rFonts w:ascii="Helvetica" w:hAnsi="Helvetica"/>
+          <w:sz w:val="24"/>
+          <w:szCs w:val="24"/>
+          <w:lang w:val="en-US"/>
+        </w:rPr>
+        <w:t>natural vegetation revealed by dark diversity.</w:t>
+      </w:r>
+      <w:r>
+        <w:rPr>
+          <w:rFonts w:ascii="Helvetica" w:hAnsi="Helvetica"/>
+          <w:sz w:val="24"/>
+          <w:szCs w:val="24"/>
+          <w:lang w:val="en-US"/>
+        </w:rPr>
+        <w:t xml:space="preserve"> </w:t>
       </w:r>
       <w:r>
         <w:rPr>
@@ -2133,7 +2238,43 @@
           <w:szCs w:val="24"/>
           <w:lang w:val="en-US"/>
         </w:rPr>
-        <w:t>Authorea</w:t>
+        <w:t>Nature</w:t>
+      </w:r>
+      <w:r>
+        <w:rPr>
+          <w:rFonts w:ascii="Helvetica" w:hAnsi="Helvetica"/>
+          <w:sz w:val="24"/>
+          <w:szCs w:val="24"/>
+          <w:lang w:val="en-US"/>
+        </w:rPr>
+        <w:t>.</w:t>
+      </w:r>
+      <w:r>
+        <w:rPr>
+          <w:rFonts w:ascii="Helvetica" w:hAnsi="Helvetica"/>
+          <w:sz w:val="24"/>
+          <w:szCs w:val="24"/>
+          <w:lang w:val="en-US"/>
+        </w:rPr>
+        <w:t xml:space="preserve"> </w:t>
+      </w:r>
+      <w:r>
+        <w:rPr>
+          <w:rFonts w:ascii="Helvetica" w:hAnsi="Helvetica"/>
+          <w:sz w:val="24"/>
+          <w:szCs w:val="24"/>
+          <w:lang w:val="en-US"/>
+        </w:rPr>
+        <w:t>641, 917–924</w:t>
+      </w:r>
+      <w:r>
+        <w:rPr>
+          <w:rFonts w:ascii="Helvetica" w:hAnsi="Helvetica"/>
+          <w:sz w:val="24"/>
+          <w:szCs w:val="24"/>
+          <w:lang w:val="en-US"/>
+        </w:rPr>
+        <w:t>,</w:t>
       </w:r>
     </w:p>
     <w:p>
@@ -2155,27 +2296,16 @@
           <w:szCs w:val="24"/>
           <w:lang w:val="en-US"/>
         </w:rPr>
-        <w:t xml:space="preserve">22. Coulon, N., Lindegren, M., Goberville, E., </w:t>
-      </w:r>
-      <w:r>
-        <w:rPr>
-          <w:rFonts w:ascii="Helvetica" w:hAnsi="Helvetica"/>
-          <w:b/>
-          <w:bCs/>
-          <w:sz w:val="24"/>
-          <w:szCs w:val="24"/>
-          <w:lang w:val="en-US"/>
-        </w:rPr>
-        <w:t>Toussaint, A.</w:t>
-      </w:r>
-      <w:r>
-        <w:rPr>
-          <w:rFonts w:ascii="Helvetica" w:hAnsi="Helvetica"/>
-          <w:sz w:val="24"/>
-          <w:szCs w:val="24"/>
-          <w:lang w:val="en-US"/>
-        </w:rPr>
-        <w:t xml:space="preserve">, Receveur, A., and Auber, A., Threatened fish species in the Northeast Atlantic are functionally rare. </w:t>
+        <w:t xml:space="preserve">27, </w:t>
+      </w:r>
+      <w:r>
+        <w:rPr>
+          <w:rFonts w:ascii="Helvetica" w:hAnsi="Helvetica"/>
+          <w:sz w:val="24"/>
+          <w:szCs w:val="24"/>
+          <w:lang w:val="en-US"/>
+        </w:rPr>
+        <w:t>Coulon N., Pilet S., Lizé A., Lacoue-Labarthe T., Sturbois A.,</w:t>
       </w:r>
       <w:r>
         <w:rPr>
@@ -2188,38 +2318,7 @@
           <w:szCs w:val="24"/>
           <w:lang w:val="en-US"/>
         </w:rPr>
-        <w:t>Global Ecology and Biogeography</w:t>
-      </w:r>
-      <w:r>
-        <w:rPr>
-          <w:rFonts w:ascii="Helvetica" w:hAnsi="Helvetica"/>
-          <w:sz w:val="24"/>
-          <w:szCs w:val="24"/>
-          <w:lang w:val="en-US"/>
-        </w:rPr>
-        <w:t>, 00, 1–19.</w:t>
-      </w:r>
-    </w:p>
-    <w:p>
-      <w:pPr>
-        <w:widowControl w:val="0"/>
-        <w:ind w:left="378" w:hanging="379"/>
-        <w:jc w:val="both"/>
-        <w:rPr>
-          <w:rFonts w:ascii="Helvetica" w:hAnsi="Helvetica"/>
-          <w:sz w:val="24"/>
-          <w:szCs w:val="24"/>
-          <w:lang w:val="en-US"/>
-        </w:rPr>
-      </w:pPr>
-      <w:r>
-        <w:rPr>
-          <w:rFonts w:ascii="Helvetica" w:hAnsi="Helvetica"/>
-          <w:sz w:val="24"/>
-          <w:szCs w:val="24"/>
-          <w:lang w:val="en-GB"/>
-        </w:rPr>
-        <w:t xml:space="preserve">21. Bueno, C.G., </w:t>
+        <w:t xml:space="preserve"> </w:t>
       </w:r>
       <w:r>
         <w:rPr>
@@ -2228,27 +2327,45 @@
           <w:bCs/>
           <w:sz w:val="24"/>
           <w:szCs w:val="24"/>
-          <w:lang w:val="en-GB"/>
-        </w:rPr>
-        <w:t>Toussaint, A.</w:t>
-      </w:r>
-      <w:r>
-        <w:rPr>
-          <w:rFonts w:ascii="Helvetica" w:hAnsi="Helvetica"/>
-          <w:sz w:val="24"/>
-          <w:szCs w:val="24"/>
-          <w:lang w:val="en-GB"/>
-        </w:rPr>
-        <w:t xml:space="preserve">, Träger, S. et al. </w:t>
-      </w:r>
-      <w:r>
-        <w:rPr>
-          <w:rFonts w:ascii="Helvetica" w:hAnsi="Helvetica"/>
-          <w:sz w:val="24"/>
-          <w:szCs w:val="24"/>
-          <w:lang w:val="en-US"/>
-        </w:rPr>
-        <w:t xml:space="preserve">Reply to: The importance of trait selection in ecology. </w:t>
+          <w:lang w:val="en-US"/>
+        </w:rPr>
+        <w:t>Toussaint, A</w:t>
+      </w:r>
+      <w:r>
+        <w:rPr>
+          <w:rFonts w:ascii="Helvetica" w:hAnsi="Helvetica"/>
+          <w:sz w:val="24"/>
+          <w:szCs w:val="24"/>
+          <w:lang w:val="en-US"/>
+        </w:rPr>
+        <w:t>., Feunteun E., Carpentier A. Shark critical life stage</w:t>
+      </w:r>
+      <w:r>
+        <w:rPr>
+          <w:rFonts w:ascii="Helvetica" w:hAnsi="Helvetica"/>
+          <w:sz w:val="24"/>
+          <w:szCs w:val="24"/>
+          <w:lang w:val="en-US"/>
+        </w:rPr>
+        <w:t xml:space="preserve"> v</w:t>
+      </w:r>
+      <w:r>
+        <w:rPr>
+          <w:rFonts w:ascii="Helvetica" w:hAnsi="Helvetica"/>
+          <w:sz w:val="24"/>
+          <w:szCs w:val="24"/>
+          <w:lang w:val="en-US"/>
+        </w:rPr>
+        <w:t>ulnerability to monthly temperature variations under climate change.</w:t>
+      </w:r>
+      <w:r>
+        <w:rPr>
+          <w:rFonts w:ascii="Helvetica" w:hAnsi="Helvetica"/>
+          <w:sz w:val="24"/>
+          <w:szCs w:val="24"/>
+          <w:lang w:val="en-US"/>
+        </w:rPr>
+        <w:t xml:space="preserve"> </w:t>
       </w:r>
       <w:r>
         <w:rPr>
@@ -2261,16 +2378,16 @@
           <w:szCs w:val="24"/>
           <w:lang w:val="en-US"/>
         </w:rPr>
-        <w:t>Nature</w:t>
-      </w:r>
-      <w:r>
-        <w:rPr>
-          <w:rFonts w:ascii="Helvetica" w:hAnsi="Helvetica"/>
-          <w:sz w:val="24"/>
-          <w:szCs w:val="24"/>
-          <w:lang w:val="en-US"/>
-        </w:rPr>
-        <w:t>, 618, E31–E34.</w:t>
+        <w:t>Marine Environmental Research</w:t>
+      </w:r>
+      <w:r>
+        <w:rPr>
+          <w:rFonts w:ascii="Helvetica" w:hAnsi="Helvetica"/>
+          <w:sz w:val="24"/>
+          <w:szCs w:val="24"/>
+          <w:lang w:val="en-US"/>
+        </w:rPr>
+        <w:t>, 198, 106531.</w:t>
       </w:r>
     </w:p>
     <w:p>
@@ -2292,7 +2409,25 @@
           <w:szCs w:val="24"/>
           <w:lang w:val="en-US"/>
         </w:rPr>
-        <w:t xml:space="preserve">20. </w:t>
+        <w:t>26</w:t>
+      </w:r>
+      <w:r>
+        <w:rPr>
+          <w:rFonts w:ascii="Helvetica" w:hAnsi="Helvetica"/>
+          <w:sz w:val="24"/>
+          <w:szCs w:val="24"/>
+          <w:lang w:val="en-US"/>
+        </w:rPr>
+        <w:t xml:space="preserve">. </w:t>
+      </w:r>
+      <w:r>
+        <w:rPr>
+          <w:rFonts w:ascii="Helvetica" w:hAnsi="Helvetica"/>
+          <w:sz w:val="24"/>
+          <w:szCs w:val="24"/>
+          <w:lang w:val="en-US"/>
+        </w:rPr>
+        <w:t xml:space="preserve">Carmona C.P., Pärtel M., Tamme R., </w:t>
       </w:r>
       <w:r>
         <w:rPr>
@@ -2303,16 +2438,16 @@
           <w:szCs w:val="24"/>
           <w:lang w:val="en-US"/>
         </w:rPr>
-        <w:t>Toussaint A.</w:t>
-      </w:r>
-      <w:r>
-        <w:rPr>
-          <w:rFonts w:ascii="Helvetica" w:hAnsi="Helvetica"/>
-          <w:sz w:val="24"/>
-          <w:szCs w:val="24"/>
-          <w:lang w:val="en-US"/>
-        </w:rPr>
-        <w:t xml:space="preserve">, Pärtel M., Carmona C.P., Non-native bird species will not compensate for the loss of phylogenetic and functional diversity after the extinction of threatened species, </w:t>
+        <w:t>Toussaint A</w:t>
+      </w:r>
+      <w:r>
+        <w:rPr>
+          <w:rFonts w:ascii="Helvetica" w:hAnsi="Helvetica"/>
+          <w:sz w:val="24"/>
+          <w:szCs w:val="24"/>
+          <w:lang w:val="en-US"/>
+        </w:rPr>
+        <w:t xml:space="preserve">., OTSIMAS ELURIKKUSE MÕÕTMEID LOOMADE JA TAIMEDE SEAST, MAA ALT JA MAA PEALT, </w:t>
       </w:r>
       <w:r>
         <w:rPr>
@@ -2325,7 +2460,16 @@
           <w:szCs w:val="24"/>
           <w:lang w:val="en-US"/>
         </w:rPr>
-        <w:t>Authorea</w:t>
+        <w:t>EESTI VABARIIGI PREEMIAD</w:t>
+      </w:r>
+      <w:r>
+        <w:rPr>
+          <w:rFonts w:ascii="Helvetica" w:hAnsi="Helvetica"/>
+          <w:sz w:val="24"/>
+          <w:szCs w:val="24"/>
+          <w:lang w:val="en-US"/>
+        </w:rPr>
+        <w:t>.</w:t>
       </w:r>
     </w:p>
     <w:p>
@@ -2347,7 +2491,16 @@
           <w:szCs w:val="24"/>
           <w:lang w:val="en-US"/>
         </w:rPr>
-        <w:t xml:space="preserve">19. de Tombeur, F., Raven, J. A., </w:t>
+        <w:t>2</w:t>
+      </w:r>
+      <w:r>
+        <w:rPr>
+          <w:rFonts w:ascii="Helvetica" w:hAnsi="Helvetica"/>
+          <w:sz w:val="24"/>
+          <w:szCs w:val="24"/>
+          <w:lang w:val="en-US"/>
+        </w:rPr>
+        <w:t xml:space="preserve">5. Tordoni, E., Carmona, C. P., </w:t>
       </w:r>
       <w:r>
         <w:rPr>
@@ -2358,16 +2511,16 @@
           <w:szCs w:val="24"/>
           <w:lang w:val="en-US"/>
         </w:rPr>
-        <w:t>Toussaint A.</w:t>
-      </w:r>
-      <w:r>
-        <w:rPr>
-          <w:rFonts w:ascii="Helvetica" w:hAnsi="Helvetica"/>
-          <w:sz w:val="24"/>
-          <w:szCs w:val="24"/>
-          <w:lang w:val="en-US"/>
-        </w:rPr>
-        <w:t xml:space="preserve">, Lambers, H., Cooke, J., Hartley, S. E., Johnson, S. N., Coq, S., Katz, O., Schaller, J. and Violle, C., Why do plants silicify? </w:t>
+        <w:t>Toussaint, A.</w:t>
+      </w:r>
+      <w:r>
+        <w:rPr>
+          <w:rFonts w:ascii="Helvetica" w:hAnsi="Helvetica"/>
+          <w:sz w:val="24"/>
+          <w:szCs w:val="24"/>
+          <w:lang w:val="en-US"/>
+        </w:rPr>
+        <w:t xml:space="preserve">, Tamme, R., &amp; Pärtel, M. Global patterns and determinants of multiple facets of plant diversity. </w:t>
       </w:r>
       <w:r>
         <w:rPr>
@@ -2380,16 +2533,16 @@
           <w:szCs w:val="24"/>
           <w:lang w:val="en-US"/>
         </w:rPr>
-        <w:t>Trends in Ecology and Evolution</w:t>
-      </w:r>
-      <w:r>
-        <w:rPr>
-          <w:rFonts w:ascii="Helvetica" w:hAnsi="Helvetica"/>
-          <w:sz w:val="24"/>
-          <w:szCs w:val="24"/>
-          <w:lang w:val="en-US"/>
-        </w:rPr>
-        <w:t>, 38(3), 275-288.</w:t>
+        <w:t>Global Ecology and Biogeography</w:t>
+      </w:r>
+      <w:r>
+        <w:rPr>
+          <w:rFonts w:ascii="Helvetica" w:hAnsi="Helvetica"/>
+          <w:sz w:val="24"/>
+          <w:szCs w:val="24"/>
+          <w:lang w:val="en-US"/>
+        </w:rPr>
+        <w:t xml:space="preserve">, 00, e13823. </w:t>
       </w:r>
     </w:p>
     <w:p>
@@ -2411,7 +2564,7 @@
           <w:szCs w:val="24"/>
           <w:lang w:val="en-US"/>
         </w:rPr>
-        <w:t xml:space="preserve">18. Auber A., Waldock C., Maire A., Goberville E., Albouy C., Algar A.C., McLean M., Brind'Amour A., Green A.L., Tupper M., Vigliola L., Kaschner K., Kesner-Reyes K., Beger M., Tjiputra J, </w:t>
+        <w:t xml:space="preserve">24. </w:t>
       </w:r>
       <w:r>
         <w:rPr>
@@ -2422,16 +2575,16 @@
           <w:szCs w:val="24"/>
           <w:lang w:val="en-US"/>
         </w:rPr>
-        <w:t>Toussaint A</w:t>
-      </w:r>
-      <w:r>
-        <w:rPr>
-          <w:rFonts w:ascii="Helvetica" w:hAnsi="Helvetica"/>
-          <w:sz w:val="24"/>
-          <w:szCs w:val="24"/>
-          <w:lang w:val="en-US"/>
-        </w:rPr>
-        <w:t xml:space="preserve">., Violle C., Mouquet N., Thuiller W., Mouillot D., A functional vulnerability framework for biodiversity conservation, </w:t>
+        <w:t>Toussaint A.</w:t>
+      </w:r>
+      <w:r>
+        <w:rPr>
+          <w:rFonts w:ascii="Helvetica" w:hAnsi="Helvetica"/>
+          <w:sz w:val="24"/>
+          <w:szCs w:val="24"/>
+          <w:lang w:val="en-US"/>
+        </w:rPr>
+        <w:t xml:space="preserve">, Pärtel M., Carmona C.P., Contrasting impacts of non-native and threatened species on morphological, life-history, and phylogenetic diversity in bird assemblages, </w:t>
       </w:r>
       <w:r>
         <w:rPr>
@@ -2444,16 +2597,16 @@
           <w:szCs w:val="24"/>
           <w:lang w:val="en-US"/>
         </w:rPr>
-        <w:t>Nature Communications</w:t>
-      </w:r>
-      <w:r>
-        <w:rPr>
-          <w:rFonts w:ascii="Helvetica" w:hAnsi="Helvetica"/>
-          <w:sz w:val="24"/>
-          <w:szCs w:val="24"/>
-          <w:lang w:val="en-US"/>
-        </w:rPr>
-        <w:t>, 13, 4774.</w:t>
+        <w:t>Ecology Letters</w:t>
+      </w:r>
+      <w:r>
+        <w:rPr>
+          <w:rFonts w:ascii="Helvetica" w:hAnsi="Helvetica"/>
+          <w:sz w:val="24"/>
+          <w:szCs w:val="24"/>
+          <w:lang w:val="en-US"/>
+        </w:rPr>
+        <w:t>, 27, e14373</w:t>
       </w:r>
     </w:p>
     <w:p>
@@ -2475,22 +2628,7 @@
           <w:szCs w:val="24"/>
           <w:lang w:val="en-US"/>
         </w:rPr>
-        <w:t>17.</w:t>
-      </w:r>
-      <w:r>
-        <w:rPr>
-          <w:lang w:val="en-US"/>
-        </w:rPr>
-        <w:t xml:space="preserve"> </w:t>
-      </w:r>
-      <w:r>
-        <w:rPr>
-          <w:rFonts w:ascii="Helvetica" w:hAnsi="Helvetica"/>
-          <w:sz w:val="24"/>
-          <w:szCs w:val="24"/>
-          <w:lang w:val="en-US"/>
-        </w:rPr>
-        <w:t xml:space="preserve">Paganeli B., </w:t>
+        <w:t xml:space="preserve">23. </w:t>
       </w:r>
       <w:r>
         <w:rPr>
@@ -2510,7 +2648,7 @@
           <w:szCs w:val="24"/>
           <w:lang w:val="en-US"/>
         </w:rPr>
-        <w:t xml:space="preserve">, Bueno C. G., Fujinuma J., Reier Ü., Pärtel M., Dark diversity at home describes the success of cross-continent tree invasions. </w:t>
+        <w:t xml:space="preserve">, Pärtel M., Carmona C.P., Contrasting impacts of non-native and threatened species on morphological, life-history, and phylogenetic diversity in birds' assemblages, </w:t>
       </w:r>
       <w:r>
         <w:rPr>
@@ -2523,16 +2661,7 @@
           <w:szCs w:val="24"/>
           <w:lang w:val="en-US"/>
         </w:rPr>
-        <w:t>Diversity and Distributions</w:t>
-      </w:r>
-      <w:r>
-        <w:rPr>
-          <w:rFonts w:ascii="Helvetica" w:hAnsi="Helvetica"/>
-          <w:sz w:val="24"/>
-          <w:szCs w:val="24"/>
-          <w:lang w:val="en-US"/>
-        </w:rPr>
-        <w:t>, 28 (6), 1202-1213.</w:t>
+        <w:t>Authorea</w:t>
       </w:r>
     </w:p>
     <w:p>
@@ -2544,56 +2673,45 @@
           <w:rFonts w:ascii="Helvetica" w:hAnsi="Helvetica"/>
           <w:sz w:val="24"/>
           <w:szCs w:val="24"/>
-        </w:rPr>
-      </w:pPr>
-      <w:r>
-        <w:rPr>
-          <w:rFonts w:ascii="Helvetica" w:hAnsi="Helvetica"/>
-          <w:sz w:val="24"/>
-          <w:szCs w:val="24"/>
-          <w:lang w:val="en-US"/>
-        </w:rPr>
-        <w:t>16.</w:t>
-      </w:r>
-      <w:r>
-        <w:rPr>
-          <w:lang w:val="en-US"/>
-        </w:rPr>
-        <w:t xml:space="preserve"> </w:t>
-      </w:r>
-      <w:r>
-        <w:rPr>
-          <w:rFonts w:ascii="Helvetica" w:hAnsi="Helvetica"/>
-          <w:sz w:val="24"/>
-          <w:szCs w:val="24"/>
-          <w:lang w:val="en-US"/>
-        </w:rPr>
-        <w:t xml:space="preserve">Su G., Tedesco P.A., </w:t>
-      </w:r>
-      <w:r>
-        <w:rPr>
-          <w:rFonts w:ascii="Helvetica" w:hAnsi="Helvetica"/>
-          <w:b/>
-          <w:sz w:val="24"/>
-          <w:szCs w:val="24"/>
-          <w:lang w:val="en-US"/>
-        </w:rPr>
-        <w:t>Toussaint A.</w:t>
-      </w:r>
-      <w:r>
-        <w:rPr>
-          <w:rFonts w:ascii="Helvetica" w:hAnsi="Helvetica"/>
-          <w:sz w:val="24"/>
-          <w:szCs w:val="24"/>
-          <w:lang w:val="en-US"/>
-        </w:rPr>
-        <w:t xml:space="preserve">, Villeger S., Brosse S., Contemporary environment and historical legacy explain functional diversity of freshwater fishes in the world rivers, </w:t>
-      </w:r>
-      <w:r>
-        <w:rPr>
-          <w:rFonts w:ascii="Helvetica" w:hAnsi="Helvetica"/>
-          <w:b/>
+          <w:lang w:val="en-US"/>
+        </w:rPr>
+      </w:pPr>
+      <w:r>
+        <w:rPr>
+          <w:rFonts w:ascii="Helvetica" w:hAnsi="Helvetica"/>
+          <w:sz w:val="24"/>
+          <w:szCs w:val="24"/>
+          <w:lang w:val="en-US"/>
+        </w:rPr>
+        <w:t xml:space="preserve">22. Coulon, N., Lindegren, M., Goberville, E., </w:t>
+      </w:r>
+      <w:r>
+        <w:rPr>
+          <w:rFonts w:ascii="Helvetica" w:hAnsi="Helvetica"/>
+          <w:b/>
+          <w:bCs/>
+          <w:sz w:val="24"/>
+          <w:szCs w:val="24"/>
+          <w:lang w:val="en-US"/>
+        </w:rPr>
+        <w:t>Toussaint, A.</w:t>
+      </w:r>
+      <w:r>
+        <w:rPr>
+          <w:rFonts w:ascii="Helvetica" w:hAnsi="Helvetica"/>
+          <w:sz w:val="24"/>
+          <w:szCs w:val="24"/>
+          <w:lang w:val="en-US"/>
+        </w:rPr>
+        <w:t xml:space="preserve">, Receveur, A., and Auber, A., Threatened fish species in the Northeast Atlantic are functionally rare. </w:t>
+      </w:r>
+      <w:r>
+        <w:rPr>
+          <w:rFonts w:ascii="Helvetica" w:hAnsi="Helvetica"/>
+          <w:b/>
+          <w:bCs/>
           <w:i/>
+          <w:iCs/>
           <w:sz w:val="24"/>
           <w:szCs w:val="24"/>
           <w:lang w:val="en-US"/>
@@ -2607,15 +2725,7 @@
           <w:szCs w:val="24"/>
           <w:lang w:val="en-US"/>
         </w:rPr>
-        <w:t xml:space="preserve">. </w:t>
-      </w:r>
-      <w:r>
-        <w:rPr>
-          <w:rFonts w:ascii="Helvetica" w:hAnsi="Helvetica"/>
-          <w:sz w:val="24"/>
-          <w:szCs w:val="24"/>
-        </w:rPr>
-        <w:t>31, 700-713.</w:t>
+        <w:t>, 00, 1–19.</w:t>
       </w:r>
     </w:p>
     <w:p>
@@ -2635,6 +2745,434 @@
           <w:rFonts w:ascii="Helvetica" w:hAnsi="Helvetica"/>
           <w:sz w:val="24"/>
           <w:szCs w:val="24"/>
+          <w:lang w:val="en-GB"/>
+        </w:rPr>
+        <w:t xml:space="preserve">21. Bueno, C.G., </w:t>
+      </w:r>
+      <w:r>
+        <w:rPr>
+          <w:rFonts w:ascii="Helvetica" w:hAnsi="Helvetica"/>
+          <w:b/>
+          <w:bCs/>
+          <w:sz w:val="24"/>
+          <w:szCs w:val="24"/>
+          <w:lang w:val="en-GB"/>
+        </w:rPr>
+        <w:t>Toussaint, A.</w:t>
+      </w:r>
+      <w:r>
+        <w:rPr>
+          <w:rFonts w:ascii="Helvetica" w:hAnsi="Helvetica"/>
+          <w:sz w:val="24"/>
+          <w:szCs w:val="24"/>
+          <w:lang w:val="en-GB"/>
+        </w:rPr>
+        <w:t xml:space="preserve">, Träger, S. et al. </w:t>
+      </w:r>
+      <w:r>
+        <w:rPr>
+          <w:rFonts w:ascii="Helvetica" w:hAnsi="Helvetica"/>
+          <w:sz w:val="24"/>
+          <w:szCs w:val="24"/>
+          <w:lang w:val="en-US"/>
+        </w:rPr>
+        <w:t xml:space="preserve">Reply to: The importance of trait selection in ecology. </w:t>
+      </w:r>
+      <w:r>
+        <w:rPr>
+          <w:rFonts w:ascii="Helvetica" w:hAnsi="Helvetica"/>
+          <w:b/>
+          <w:bCs/>
+          <w:i/>
+          <w:iCs/>
+          <w:sz w:val="24"/>
+          <w:szCs w:val="24"/>
+          <w:lang w:val="en-US"/>
+        </w:rPr>
+        <w:t>Nature</w:t>
+      </w:r>
+      <w:r>
+        <w:rPr>
+          <w:rFonts w:ascii="Helvetica" w:hAnsi="Helvetica"/>
+          <w:sz w:val="24"/>
+          <w:szCs w:val="24"/>
+          <w:lang w:val="en-US"/>
+        </w:rPr>
+        <w:t>, 618, E31–E34.</w:t>
+      </w:r>
+    </w:p>
+    <w:p>
+      <w:pPr>
+        <w:widowControl w:val="0"/>
+        <w:ind w:left="378" w:hanging="379"/>
+        <w:jc w:val="both"/>
+        <w:rPr>
+          <w:rFonts w:ascii="Helvetica" w:hAnsi="Helvetica"/>
+          <w:sz w:val="24"/>
+          <w:szCs w:val="24"/>
+          <w:lang w:val="en-US"/>
+        </w:rPr>
+      </w:pPr>
+      <w:r>
+        <w:rPr>
+          <w:rFonts w:ascii="Helvetica" w:hAnsi="Helvetica"/>
+          <w:sz w:val="24"/>
+          <w:szCs w:val="24"/>
+          <w:lang w:val="en-US"/>
+        </w:rPr>
+        <w:t xml:space="preserve">20. </w:t>
+      </w:r>
+      <w:r>
+        <w:rPr>
+          <w:rFonts w:ascii="Helvetica" w:hAnsi="Helvetica"/>
+          <w:b/>
+          <w:bCs/>
+          <w:sz w:val="24"/>
+          <w:szCs w:val="24"/>
+          <w:lang w:val="en-US"/>
+        </w:rPr>
+        <w:t>Toussaint A.</w:t>
+      </w:r>
+      <w:r>
+        <w:rPr>
+          <w:rFonts w:ascii="Helvetica" w:hAnsi="Helvetica"/>
+          <w:sz w:val="24"/>
+          <w:szCs w:val="24"/>
+          <w:lang w:val="en-US"/>
+        </w:rPr>
+        <w:t xml:space="preserve">, Pärtel M., Carmona C.P., Non-native bird species will not compensate for the loss of phylogenetic and functional diversity after the extinction of threatened species, </w:t>
+      </w:r>
+      <w:r>
+        <w:rPr>
+          <w:rFonts w:ascii="Helvetica" w:hAnsi="Helvetica"/>
+          <w:b/>
+          <w:bCs/>
+          <w:i/>
+          <w:iCs/>
+          <w:sz w:val="24"/>
+          <w:szCs w:val="24"/>
+          <w:lang w:val="en-US"/>
+        </w:rPr>
+        <w:t>Authorea</w:t>
+      </w:r>
+    </w:p>
+    <w:p>
+      <w:pPr>
+        <w:widowControl w:val="0"/>
+        <w:ind w:left="378" w:hanging="379"/>
+        <w:jc w:val="both"/>
+        <w:rPr>
+          <w:rFonts w:ascii="Helvetica" w:hAnsi="Helvetica"/>
+          <w:sz w:val="24"/>
+          <w:szCs w:val="24"/>
+          <w:lang w:val="en-US"/>
+        </w:rPr>
+      </w:pPr>
+      <w:r>
+        <w:rPr>
+          <w:rFonts w:ascii="Helvetica" w:hAnsi="Helvetica"/>
+          <w:sz w:val="24"/>
+          <w:szCs w:val="24"/>
+          <w:lang w:val="en-US"/>
+        </w:rPr>
+        <w:t xml:space="preserve">19. de Tombeur, F., Raven, J. A., </w:t>
+      </w:r>
+      <w:r>
+        <w:rPr>
+          <w:rFonts w:ascii="Helvetica" w:hAnsi="Helvetica"/>
+          <w:b/>
+          <w:bCs/>
+          <w:sz w:val="24"/>
+          <w:szCs w:val="24"/>
+          <w:lang w:val="en-US"/>
+        </w:rPr>
+        <w:t>Toussaint A.</w:t>
+      </w:r>
+      <w:r>
+        <w:rPr>
+          <w:rFonts w:ascii="Helvetica" w:hAnsi="Helvetica"/>
+          <w:sz w:val="24"/>
+          <w:szCs w:val="24"/>
+          <w:lang w:val="en-US"/>
+        </w:rPr>
+        <w:t xml:space="preserve">, Lambers, H., Cooke, J., Hartley, S. E., Johnson, S. N., Coq, S., Katz, O., Schaller, J. and Violle, C., Why do plants silicify? </w:t>
+      </w:r>
+      <w:r>
+        <w:rPr>
+          <w:rFonts w:ascii="Helvetica" w:hAnsi="Helvetica"/>
+          <w:b/>
+          <w:bCs/>
+          <w:i/>
+          <w:iCs/>
+          <w:sz w:val="24"/>
+          <w:szCs w:val="24"/>
+          <w:lang w:val="en-US"/>
+        </w:rPr>
+        <w:t>Trends in Ecology and Evolution</w:t>
+      </w:r>
+      <w:r>
+        <w:rPr>
+          <w:rFonts w:ascii="Helvetica" w:hAnsi="Helvetica"/>
+          <w:sz w:val="24"/>
+          <w:szCs w:val="24"/>
+          <w:lang w:val="en-US"/>
+        </w:rPr>
+        <w:t>, 38(3), 275-288.</w:t>
+      </w:r>
+    </w:p>
+    <w:p>
+      <w:pPr>
+        <w:widowControl w:val="0"/>
+        <w:ind w:left="378" w:hanging="379"/>
+        <w:jc w:val="both"/>
+        <w:rPr>
+          <w:rFonts w:ascii="Helvetica" w:hAnsi="Helvetica"/>
+          <w:sz w:val="24"/>
+          <w:szCs w:val="24"/>
+          <w:lang w:val="en-US"/>
+        </w:rPr>
+      </w:pPr>
+      <w:r>
+        <w:rPr>
+          <w:rFonts w:ascii="Helvetica" w:hAnsi="Helvetica"/>
+          <w:sz w:val="24"/>
+          <w:szCs w:val="24"/>
+          <w:lang w:val="en-US"/>
+        </w:rPr>
+        <w:t xml:space="preserve">18. Auber A., Waldock C., Maire A., Goberville E., Albouy C., Algar A.C., McLean M., Brind'Amour A., Green A.L., Tupper M., Vigliola L., Kaschner K., Kesner-Reyes K., Beger M., Tjiputra J, </w:t>
+      </w:r>
+      <w:r>
+        <w:rPr>
+          <w:rFonts w:ascii="Helvetica" w:hAnsi="Helvetica"/>
+          <w:b/>
+          <w:bCs/>
+          <w:sz w:val="24"/>
+          <w:szCs w:val="24"/>
+          <w:lang w:val="en-US"/>
+        </w:rPr>
+        <w:t>Toussaint A</w:t>
+      </w:r>
+      <w:r>
+        <w:rPr>
+          <w:rFonts w:ascii="Helvetica" w:hAnsi="Helvetica"/>
+          <w:sz w:val="24"/>
+          <w:szCs w:val="24"/>
+          <w:lang w:val="en-US"/>
+        </w:rPr>
+        <w:t xml:space="preserve">., Violle C., Mouquet N., Thuiller W., Mouillot </w:t>
+      </w:r>
+      <w:r>
+        <w:rPr>
+          <w:rFonts w:ascii="Helvetica" w:hAnsi="Helvetica"/>
+          <w:sz w:val="24"/>
+          <w:szCs w:val="24"/>
+          <w:lang w:val="en-US"/>
+        </w:rPr>
+        <w:lastRenderedPageBreak/>
+        <w:t xml:space="preserve">D., A functional vulnerability framework for biodiversity conservation, </w:t>
+      </w:r>
+      <w:r>
+        <w:rPr>
+          <w:rFonts w:ascii="Helvetica" w:hAnsi="Helvetica"/>
+          <w:b/>
+          <w:bCs/>
+          <w:i/>
+          <w:iCs/>
+          <w:sz w:val="24"/>
+          <w:szCs w:val="24"/>
+          <w:lang w:val="en-US"/>
+        </w:rPr>
+        <w:t>Nature Communications</w:t>
+      </w:r>
+      <w:r>
+        <w:rPr>
+          <w:rFonts w:ascii="Helvetica" w:hAnsi="Helvetica"/>
+          <w:sz w:val="24"/>
+          <w:szCs w:val="24"/>
+          <w:lang w:val="en-US"/>
+        </w:rPr>
+        <w:t>, 13, 4774.</w:t>
+      </w:r>
+    </w:p>
+    <w:p>
+      <w:pPr>
+        <w:widowControl w:val="0"/>
+        <w:ind w:left="378" w:hanging="379"/>
+        <w:jc w:val="both"/>
+        <w:rPr>
+          <w:rFonts w:ascii="Helvetica" w:hAnsi="Helvetica"/>
+          <w:sz w:val="24"/>
+          <w:szCs w:val="24"/>
+          <w:lang w:val="en-US"/>
+        </w:rPr>
+      </w:pPr>
+      <w:r>
+        <w:rPr>
+          <w:rFonts w:ascii="Helvetica" w:hAnsi="Helvetica"/>
+          <w:sz w:val="24"/>
+          <w:szCs w:val="24"/>
+          <w:lang w:val="en-US"/>
+        </w:rPr>
+        <w:t>17.</w:t>
+      </w:r>
+      <w:r>
+        <w:rPr>
+          <w:lang w:val="en-US"/>
+        </w:rPr>
+        <w:t xml:space="preserve"> </w:t>
+      </w:r>
+      <w:r>
+        <w:rPr>
+          <w:rFonts w:ascii="Helvetica" w:hAnsi="Helvetica"/>
+          <w:sz w:val="24"/>
+          <w:szCs w:val="24"/>
+          <w:lang w:val="en-US"/>
+        </w:rPr>
+        <w:t xml:space="preserve">Paganeli B., </w:t>
+      </w:r>
+      <w:r>
+        <w:rPr>
+          <w:rFonts w:ascii="Helvetica" w:hAnsi="Helvetica"/>
+          <w:b/>
+          <w:bCs/>
+          <w:sz w:val="24"/>
+          <w:szCs w:val="24"/>
+          <w:lang w:val="en-US"/>
+        </w:rPr>
+        <w:t>Toussaint A.</w:t>
+      </w:r>
+      <w:r>
+        <w:rPr>
+          <w:rFonts w:ascii="Helvetica" w:hAnsi="Helvetica"/>
+          <w:sz w:val="24"/>
+          <w:szCs w:val="24"/>
+          <w:lang w:val="en-US"/>
+        </w:rPr>
+        <w:t xml:space="preserve">, Bueno C. G., Fujinuma J., Reier Ü., Pärtel M., Dark diversity at home describes the success of cross-continent tree invasions. </w:t>
+      </w:r>
+      <w:r>
+        <w:rPr>
+          <w:rFonts w:ascii="Helvetica" w:hAnsi="Helvetica"/>
+          <w:b/>
+          <w:bCs/>
+          <w:i/>
+          <w:iCs/>
+          <w:sz w:val="24"/>
+          <w:szCs w:val="24"/>
+          <w:lang w:val="en-US"/>
+        </w:rPr>
+        <w:t>Diversity and Distributions</w:t>
+      </w:r>
+      <w:r>
+        <w:rPr>
+          <w:rFonts w:ascii="Helvetica" w:hAnsi="Helvetica"/>
+          <w:sz w:val="24"/>
+          <w:szCs w:val="24"/>
+          <w:lang w:val="en-US"/>
+        </w:rPr>
+        <w:t>, 28 (6), 1202-1213.</w:t>
+      </w:r>
+    </w:p>
+    <w:p>
+      <w:pPr>
+        <w:widowControl w:val="0"/>
+        <w:ind w:left="378" w:hanging="379"/>
+        <w:jc w:val="both"/>
+        <w:rPr>
+          <w:rFonts w:ascii="Helvetica" w:hAnsi="Helvetica"/>
+          <w:sz w:val="24"/>
+          <w:szCs w:val="24"/>
+        </w:rPr>
+      </w:pPr>
+      <w:r>
+        <w:rPr>
+          <w:rFonts w:ascii="Helvetica" w:hAnsi="Helvetica"/>
+          <w:sz w:val="24"/>
+          <w:szCs w:val="24"/>
+          <w:lang w:val="en-US"/>
+        </w:rPr>
+        <w:t>16.</w:t>
+      </w:r>
+      <w:r>
+        <w:rPr>
+          <w:lang w:val="en-US"/>
+        </w:rPr>
+        <w:t xml:space="preserve"> </w:t>
+      </w:r>
+      <w:r>
+        <w:rPr>
+          <w:rFonts w:ascii="Helvetica" w:hAnsi="Helvetica"/>
+          <w:sz w:val="24"/>
+          <w:szCs w:val="24"/>
+          <w:lang w:val="en-US"/>
+        </w:rPr>
+        <w:t xml:space="preserve">Su G., Tedesco P.A., </w:t>
+      </w:r>
+      <w:r>
+        <w:rPr>
+          <w:rFonts w:ascii="Helvetica" w:hAnsi="Helvetica"/>
+          <w:b/>
+          <w:sz w:val="24"/>
+          <w:szCs w:val="24"/>
+          <w:lang w:val="en-US"/>
+        </w:rPr>
+        <w:t>Toussaint A.</w:t>
+      </w:r>
+      <w:r>
+        <w:rPr>
+          <w:rFonts w:ascii="Helvetica" w:hAnsi="Helvetica"/>
+          <w:sz w:val="24"/>
+          <w:szCs w:val="24"/>
+          <w:lang w:val="en-US"/>
+        </w:rPr>
+        <w:t xml:space="preserve">, Villeger S., Brosse S., Contemporary environment and historical legacy explain functional diversity of freshwater fishes in the world rivers, </w:t>
+      </w:r>
+      <w:r>
+        <w:rPr>
+          <w:rFonts w:ascii="Helvetica" w:hAnsi="Helvetica"/>
+          <w:b/>
+          <w:i/>
+          <w:sz w:val="24"/>
+          <w:szCs w:val="24"/>
+          <w:lang w:val="en-US"/>
+        </w:rPr>
+        <w:t>Global Ecology and Biogeography</w:t>
+      </w:r>
+      <w:r>
+        <w:rPr>
+          <w:rFonts w:ascii="Helvetica" w:hAnsi="Helvetica"/>
+          <w:sz w:val="24"/>
+          <w:szCs w:val="24"/>
+          <w:lang w:val="en-US"/>
+        </w:rPr>
+        <w:t xml:space="preserve">. </w:t>
+      </w:r>
+      <w:r>
+        <w:rPr>
+          <w:rFonts w:ascii="Helvetica" w:hAnsi="Helvetica"/>
+          <w:sz w:val="24"/>
+          <w:szCs w:val="24"/>
+        </w:rPr>
+        <w:t>31, 700-713.</w:t>
+      </w:r>
+    </w:p>
+    <w:p>
+      <w:pPr>
+        <w:widowControl w:val="0"/>
+        <w:ind w:left="378" w:hanging="379"/>
+        <w:jc w:val="both"/>
+        <w:rPr>
+          <w:rFonts w:ascii="Helvetica" w:hAnsi="Helvetica"/>
+          <w:sz w:val="24"/>
+          <w:szCs w:val="24"/>
+          <w:lang w:val="en-US"/>
+        </w:rPr>
+      </w:pPr>
+      <w:r>
+        <w:rPr>
+          <w:rFonts w:ascii="Helvetica" w:hAnsi="Helvetica"/>
+          <w:sz w:val="24"/>
+          <w:szCs w:val="24"/>
         </w:rPr>
         <w:t xml:space="preserve">15. Brosse S., Charpin N., Su G., </w:t>
       </w:r>
@@ -2662,17 +3200,7 @@
           <w:szCs w:val="24"/>
           <w:lang w:val="en-US"/>
         </w:rPr>
-        <w:t xml:space="preserve">G.A., Tedesco P.A., Villeger S., FISHMORPH: A global database on morphological traits of freshwater </w:t>
-      </w:r>
-      <w:r>
-        <w:rPr>
-          <w:rFonts w:ascii="Helvetica" w:hAnsi="Helvetica"/>
-          <w:sz w:val="24"/>
-          <w:szCs w:val="24"/>
-          <w:lang w:val="en-US"/>
-        </w:rPr>
-        <w:lastRenderedPageBreak/>
-        <w:t xml:space="preserve">fishes, </w:t>
+        <w:t xml:space="preserve">G.A., Tedesco P.A., Villeger S., FISHMORPH: A global database on morphological traits of freshwater fishes, </w:t>
       </w:r>
       <w:r>
         <w:rPr>
@@ -3187,7 +3715,17 @@
           <w:szCs w:val="24"/>
           <w:lang w:val="en-US"/>
         </w:rPr>
-        <w:t xml:space="preserve">, Charpin N., Villéger S.* &amp; Brosse S.* Worldwide freshwater fish homogenization is driven by few widespread non-native species. </w:t>
+        <w:t xml:space="preserve">, Charpin N., Villéger S.* &amp; Brosse S.* Worldwide freshwater fish </w:t>
+      </w:r>
+      <w:r>
+        <w:rPr>
+          <w:rFonts w:ascii="Helvetica" w:hAnsi="Helvetica"/>
+          <w:sz w:val="24"/>
+          <w:szCs w:val="24"/>
+          <w:lang w:val="en-US"/>
+        </w:rPr>
+        <w:lastRenderedPageBreak/>
+        <w:t xml:space="preserve">homogenization is driven by few widespread non-native species. </w:t>
       </w:r>
       <w:r>
         <w:rPr>
@@ -3386,17 +3924,7 @@
           <w:szCs w:val="24"/>
           <w:lang w:val="en-US"/>
         </w:rPr>
-        <w:t xml:space="preserve">, Charpin N., Brosse S.* &amp; Villéger S.* Global functional diversity of </w:t>
-      </w:r>
-      <w:r>
-        <w:rPr>
-          <w:rFonts w:ascii="Helvetica" w:hAnsi="Helvetica"/>
-          <w:sz w:val="24"/>
-          <w:szCs w:val="24"/>
-          <w:lang w:val="en-US"/>
-        </w:rPr>
-        <w:lastRenderedPageBreak/>
-        <w:t xml:space="preserve">freshwater fish is concentrated in the Neotropics. 2016. </w:t>
+        <w:t xml:space="preserve">, Charpin N., Brosse S.* &amp; Villéger S.* Global functional diversity of freshwater fish is concentrated in the Neotropics. 2016. </w:t>
       </w:r>
       <w:r>
         <w:rPr>
@@ -3575,6 +4103,7 @@
           <w:rFonts w:ascii="Helvetica" w:hAnsi="Helvetica"/>
           <w:sz w:val="24"/>
           <w:szCs w:val="24"/>
+          <w:lang w:val="en-US"/>
         </w:rPr>
         <w:t>1. </w:t>
       </w:r>
@@ -3585,6 +4114,7 @@
           <w:bCs/>
           <w:sz w:val="24"/>
           <w:szCs w:val="24"/>
+          <w:lang w:val="en-US"/>
         </w:rPr>
         <w:t>Toussaint A.</w:t>
       </w:r>
@@ -3593,6 +4123,7 @@
           <w:rFonts w:ascii="Helvetica" w:hAnsi="Helvetica"/>
           <w:sz w:val="24"/>
           <w:szCs w:val="24"/>
+          <w:lang w:val="en-US"/>
         </w:rPr>
         <w:t>, Beauchard O., Oberdorff T., Brosse S. &amp; Villeger S. 2014. </w:t>
       </w:r>
@@ -3733,16 +4264,7 @@
           <w:szCs w:val="24"/>
           <w:lang w:val="en-US"/>
         </w:rPr>
-        <w:t>Contrasting impacts of non-native and threatened species on morphological, life-history, and phylogenetic diversity in bird assemblages</w:t>
-      </w:r>
-      <w:r>
-        <w:rPr>
-          <w:rFonts w:ascii="Helvetica" w:hAnsi="Helvetica"/>
-          <w:sz w:val="24"/>
-          <w:szCs w:val="24"/>
-          <w:lang w:val="en-US"/>
-        </w:rPr>
-        <w:t xml:space="preserve">. </w:t>
+        <w:t xml:space="preserve">Contrasting impacts of non-native and threatened species on morphological, life-history, and phylogenetic diversity in bird assemblages. </w:t>
       </w:r>
       <w:r>
         <w:rPr>
@@ -3782,43 +4304,7 @@
           <w:szCs w:val="24"/>
           <w:lang w:val="en-GB"/>
         </w:rPr>
-        <w:t xml:space="preserve"> (Germany). 202</w:t>
-      </w:r>
-      <w:r>
-        <w:rPr>
-          <w:rFonts w:ascii="Helvetica" w:eastAsiaTheme="minorEastAsia" w:hAnsi="Helvetica" w:cs="Verdana"/>
-          <w:sz w:val="24"/>
-          <w:szCs w:val="24"/>
-          <w:lang w:val="en-GB"/>
-        </w:rPr>
-        <w:t>4</w:t>
-      </w:r>
-      <w:r>
-        <w:rPr>
-          <w:rFonts w:ascii="Helvetica" w:eastAsiaTheme="minorEastAsia" w:hAnsi="Helvetica" w:cs="Verdana"/>
-          <w:sz w:val="24"/>
-          <w:szCs w:val="24"/>
-          <w:lang w:val="en-GB"/>
-        </w:rPr>
-        <w:t xml:space="preserve">, </w:t>
-      </w:r>
-      <w:r>
-        <w:rPr>
-          <w:rFonts w:ascii="Helvetica" w:eastAsiaTheme="minorEastAsia" w:hAnsi="Helvetica" w:cs="Verdana"/>
-          <w:sz w:val="24"/>
-          <w:szCs w:val="24"/>
-          <w:lang w:val="en-GB"/>
-        </w:rPr>
-        <w:t>June</w:t>
-      </w:r>
-      <w:r>
-        <w:rPr>
-          <w:rFonts w:ascii="Helvetica" w:eastAsiaTheme="minorEastAsia" w:hAnsi="Helvetica" w:cs="Verdana"/>
-          <w:sz w:val="24"/>
-          <w:szCs w:val="24"/>
-          <w:lang w:val="en-GB"/>
-        </w:rPr>
-        <w:t>.</w:t>
+        <w:t xml:space="preserve"> (Germany). 2024, June.</w:t>
       </w:r>
     </w:p>
     <w:p>
@@ -4036,6 +4522,7 @@
           <w:szCs w:val="24"/>
           <w:lang w:val="en-GB"/>
         </w:rPr>
+        <w:lastRenderedPageBreak/>
         <w:t xml:space="preserve">4. </w:t>
       </w:r>
       <w:r>
@@ -4319,17 +4806,7 @@
           <w:szCs w:val="24"/>
           <w:lang w:val="en-GB"/>
         </w:rPr>
-        <w:t xml:space="preserve"> Beauchard, O., Oberdorff, T., Brosse, S., Villéger, S. Historical assemblage distinctiveness and the introduction of widespread non-native species </w:t>
-      </w:r>
-      <w:r>
-        <w:rPr>
-          <w:rFonts w:ascii="Helvetica" w:eastAsiaTheme="minorEastAsia" w:hAnsi="Helvetica" w:cs="Verdana"/>
-          <w:sz w:val="24"/>
-          <w:szCs w:val="24"/>
-          <w:lang w:val="en-GB"/>
-        </w:rPr>
-        <w:lastRenderedPageBreak/>
-        <w:t>explain worldwide changes in freshwater fish taxonomic dissimilarity</w:t>
+        <w:t xml:space="preserve"> Beauchard, O., Oberdorff, T., Brosse, S., Villéger, S. Historical assemblage distinctiveness and the introduction of widespread non-native species explain worldwide changes in freshwater fish taxonomic dissimilarity</w:t>
       </w:r>
       <w:r>
         <w:rPr>
@@ -4341,7 +4818,7 @@
         </w:rPr>
         <w:t xml:space="preserve">. </w:t>
       </w:r>
-      <w:hyperlink r:id="rId7">
+      <w:hyperlink r:id="rId8">
         <w:r>
           <w:rPr>
             <w:rFonts w:ascii="Helvetica" w:eastAsiaTheme="minorEastAsia" w:hAnsi="Helvetica" w:cs="Verdana"/>
@@ -4541,7 +5018,7 @@
         </w:rPr>
         <w:t>. </w:t>
       </w:r>
-      <w:hyperlink r:id="rId8">
+      <w:hyperlink r:id="rId9">
         <w:r>
           <w:rPr>
             <w:rFonts w:ascii="Helvetica" w:eastAsiaTheme="minorEastAsia" w:hAnsi="Helvetica" w:cs="Verdana"/>
@@ -4890,6 +5367,17 @@
     <w:p>
       <w:pPr>
         <w:spacing w:after="0" w:line="240" w:lineRule="auto"/>
+        <w:rPr>
+          <w:rFonts w:ascii="Helvetica" w:hAnsi="Helvetica"/>
+          <w:sz w:val="24"/>
+          <w:szCs w:val="24"/>
+          <w:lang w:val="en-GB"/>
+        </w:rPr>
+      </w:pPr>
+    </w:p>
+    <w:p>
+      <w:pPr>
+        <w:spacing w:after="0" w:line="240" w:lineRule="auto"/>
         <w:jc w:val="both"/>
         <w:rPr>
           <w:rFonts w:ascii="Helvetica" w:eastAsiaTheme="minorEastAsia" w:hAnsi="Helvetica" w:cs="Verdana"/>
@@ -4899,6 +5387,117 @@
           <w:lang w:val="en-GB"/>
         </w:rPr>
       </w:pPr>
+      <w:r>
+        <w:rPr>
+          <w:rFonts w:ascii="Helvetica" w:eastAsiaTheme="minorEastAsia" w:hAnsi="Helvetica" w:cs="Verdana"/>
+          <w:b/>
+          <w:iCs/>
+          <w:sz w:val="24"/>
+          <w:szCs w:val="24"/>
+          <w:lang w:val="en-GB"/>
+        </w:rPr>
+        <w:t xml:space="preserve">Teaching assistant </w:t>
+      </w:r>
+      <w:r>
+        <w:rPr>
+          <w:rFonts w:ascii="Helvetica" w:eastAsiaTheme="minorEastAsia" w:hAnsi="Helvetica" w:cs="Verdana"/>
+          <w:iCs/>
+          <w:sz w:val="24"/>
+          <w:szCs w:val="24"/>
+          <w:lang w:val="en-GB"/>
+        </w:rPr>
+        <w:t>(</w:t>
+      </w:r>
+      <w:r>
+        <w:rPr>
+          <w:rFonts w:ascii="Helvetica" w:eastAsiaTheme="minorEastAsia" w:hAnsi="Helvetica" w:cs="Verdana"/>
+          <w:iCs/>
+          <w:sz w:val="24"/>
+          <w:szCs w:val="24"/>
+          <w:lang w:val="en-GB"/>
+        </w:rPr>
+        <w:t xml:space="preserve">2024 - </w:t>
+      </w:r>
+      <w:r>
+        <w:rPr>
+          <w:rFonts w:ascii="Helvetica" w:eastAsiaTheme="minorEastAsia" w:hAnsi="Helvetica" w:cs="Verdana"/>
+          <w:iCs/>
+          <w:sz w:val="24"/>
+          <w:szCs w:val="24"/>
+          <w:lang w:val="en-GB"/>
+        </w:rPr>
+        <w:t xml:space="preserve">), </w:t>
+      </w:r>
+      <w:r>
+        <w:rPr>
+          <w:rFonts w:ascii="Helvetica" w:eastAsiaTheme="minorEastAsia" w:hAnsi="Helvetica" w:cs="Verdana"/>
+          <w:iCs/>
+          <w:sz w:val="24"/>
+          <w:szCs w:val="24"/>
+          <w:lang w:val="en-GB"/>
+        </w:rPr>
+        <w:t xml:space="preserve">EUR TULIP, </w:t>
+      </w:r>
+      <w:r>
+        <w:rPr>
+          <w:rFonts w:ascii="Helvetica" w:eastAsiaTheme="minorEastAsia" w:hAnsi="Helvetica" w:cs="Verdana"/>
+          <w:iCs/>
+          <w:sz w:val="24"/>
+          <w:szCs w:val="24"/>
+          <w:lang w:val="en-GB"/>
+        </w:rPr>
+        <w:t xml:space="preserve">University </w:t>
+      </w:r>
+      <w:r>
+        <w:rPr>
+          <w:rFonts w:ascii="Helvetica" w:eastAsiaTheme="minorEastAsia" w:hAnsi="Helvetica" w:cs="Verdana"/>
+          <w:iCs/>
+          <w:sz w:val="24"/>
+          <w:szCs w:val="24"/>
+          <w:lang w:val="en-GB"/>
+        </w:rPr>
+        <w:t>of</w:t>
+      </w:r>
+      <w:r>
+        <w:rPr>
+          <w:rFonts w:ascii="Helvetica" w:eastAsiaTheme="minorEastAsia" w:hAnsi="Helvetica" w:cs="Verdana"/>
+          <w:iCs/>
+          <w:sz w:val="24"/>
+          <w:szCs w:val="24"/>
+          <w:lang w:val="en-GB"/>
+        </w:rPr>
+        <w:t xml:space="preserve"> Toulouse – France</w:t>
+      </w:r>
+    </w:p>
+    <w:p>
+      <w:pPr>
+        <w:spacing w:after="0" w:line="240" w:lineRule="auto"/>
+        <w:ind w:left="2124" w:hanging="1698"/>
+        <w:rPr>
+          <w:rFonts w:ascii="Helvetica" w:hAnsi="Helvetica"/>
+          <w:sz w:val="24"/>
+          <w:szCs w:val="24"/>
+          <w:lang w:val="en-GB"/>
+        </w:rPr>
+      </w:pPr>
+      <w:r>
+        <w:rPr>
+          <w:rFonts w:ascii="Helvetica" w:hAnsi="Helvetica"/>
+          <w:sz w:val="24"/>
+          <w:szCs w:val="24"/>
+          <w:lang w:val="en-GB"/>
+        </w:rPr>
+        <w:t>Functional ecology</w:t>
+      </w:r>
+      <w:r>
+        <w:rPr>
+          <w:rFonts w:ascii="Helvetica" w:hAnsi="Helvetica"/>
+          <w:sz w:val="24"/>
+          <w:szCs w:val="24"/>
+          <w:lang w:val="en-GB"/>
+        </w:rPr>
+        <w:t xml:space="preserve"> (MSc degree)</w:t>
+      </w:r>
     </w:p>
     <w:p>
       <w:pPr>
@@ -4954,15 +5553,175 @@
     <w:p>
       <w:pPr>
         <w:spacing w:after="0" w:line="240" w:lineRule="auto"/>
-        <w:ind w:left="2124" w:hanging="2124"/>
-        <w:jc w:val="both"/>
-        <w:rPr>
-          <w:rFonts w:ascii="Helvetica" w:hAnsi="Helvetica"/>
-          <w:sz w:val="24"/>
-          <w:szCs w:val="24"/>
-          <w:lang w:val="en-GB"/>
-        </w:rPr>
-      </w:pPr>
+        <w:ind w:left="426" w:hanging="426"/>
+        <w:jc w:val="both"/>
+        <w:rPr>
+          <w:rFonts w:ascii="Helvetica" w:hAnsi="Helvetica"/>
+        </w:rPr>
+      </w:pPr>
+      <w:r>
+        <w:rPr>
+          <w:rFonts w:ascii="Helvetica" w:hAnsi="Helvetica"/>
+        </w:rPr>
+        <w:t>Pierre Bertrand</w:t>
+      </w:r>
+      <w:r>
+        <w:rPr>
+          <w:rFonts w:ascii="Helvetica" w:hAnsi="Helvetica"/>
+          <w:b/>
+          <w:bCs/>
+        </w:rPr>
+        <w:t>. Master</w:t>
+      </w:r>
+      <w:r>
+        <w:rPr>
+          <w:rFonts w:ascii="Helvetica" w:hAnsi="Helvetica"/>
+          <w:i/>
+          <w:iCs/>
+        </w:rPr>
+        <w:t xml:space="preserve">. </w:t>
+      </w:r>
+      <w:r>
+        <w:rPr>
+          <w:rFonts w:ascii="Helvetica" w:hAnsi="Helvetica"/>
+        </w:rPr>
+        <w:t>2026. Quantification de la diversité intraspécifique des poissons d’eau douce de Guyane française et impact sur les mesures de diversité fonctionnelle.</w:t>
+      </w:r>
+    </w:p>
+    <w:p>
+      <w:pPr>
+        <w:spacing w:after="0" w:line="240" w:lineRule="auto"/>
+        <w:ind w:left="426" w:hanging="426"/>
+        <w:jc w:val="both"/>
+        <w:rPr>
+          <w:rFonts w:ascii="Helvetica" w:hAnsi="Helvetica"/>
+        </w:rPr>
+      </w:pPr>
+    </w:p>
+    <w:p>
+      <w:pPr>
+        <w:spacing w:after="0" w:line="240" w:lineRule="auto"/>
+        <w:ind w:left="426" w:hanging="426"/>
+        <w:jc w:val="both"/>
+        <w:rPr>
+          <w:rFonts w:ascii="Helvetica" w:hAnsi="Helvetica"/>
+          <w:lang w:val="en-US"/>
+        </w:rPr>
+      </w:pPr>
+      <w:r>
+        <w:rPr>
+          <w:rFonts w:ascii="Helvetica" w:hAnsi="Helvetica"/>
+          <w:lang w:val="en-US"/>
+        </w:rPr>
+        <w:t xml:space="preserve">Nell Pause. </w:t>
+      </w:r>
+      <w:r>
+        <w:rPr>
+          <w:rFonts w:ascii="Helvetica" w:hAnsi="Helvetica"/>
+          <w:b/>
+          <w:bCs/>
+          <w:lang w:val="en-US"/>
+        </w:rPr>
+        <w:t>Master</w:t>
+      </w:r>
+      <w:r>
+        <w:rPr>
+          <w:rFonts w:ascii="Helvetica" w:hAnsi="Helvetica"/>
+          <w:b/>
+          <w:bCs/>
+          <w:i/>
+          <w:iCs/>
+          <w:lang w:val="en-US"/>
+        </w:rPr>
+        <w:t xml:space="preserve">. </w:t>
+      </w:r>
+      <w:r>
+        <w:rPr>
+          <w:rFonts w:ascii="Helvetica" w:hAnsi="Helvetica"/>
+          <w:lang w:val="en-US"/>
+        </w:rPr>
+        <w:t>2024. Disentangling morphological, life-history, and dietary predictors of extinction risk and population trends on birds.</w:t>
+      </w:r>
+    </w:p>
+    <w:p>
+      <w:pPr>
+        <w:spacing w:after="0" w:line="240" w:lineRule="auto"/>
+        <w:ind w:left="426" w:hanging="426"/>
+        <w:jc w:val="both"/>
+        <w:rPr>
+          <w:rFonts w:ascii="Helvetica" w:hAnsi="Helvetica"/>
+          <w:lang w:val="en-GB"/>
+        </w:rPr>
+      </w:pPr>
+    </w:p>
+    <w:p>
+      <w:pPr>
+        <w:spacing w:after="0" w:line="240" w:lineRule="auto"/>
+        <w:ind w:left="426" w:hanging="426"/>
+        <w:jc w:val="both"/>
+        <w:rPr>
+          <w:rFonts w:ascii="Helvetica" w:hAnsi="Helvetica"/>
+          <w:i/>
+          <w:iCs/>
+        </w:rPr>
+      </w:pPr>
+      <w:r>
+        <w:rPr>
+          <w:rFonts w:ascii="Helvetica" w:hAnsi="Helvetica"/>
+        </w:rPr>
+        <w:t>Pierre Bouchet</w:t>
+      </w:r>
+      <w:r>
+        <w:rPr>
+          <w:rFonts w:ascii="Helvetica" w:hAnsi="Helvetica"/>
+        </w:rPr>
+        <w:t xml:space="preserve">. </w:t>
+      </w:r>
+      <w:r>
+        <w:rPr>
+          <w:rFonts w:ascii="Helvetica" w:hAnsi="Helvetica"/>
+          <w:b/>
+        </w:rPr>
+        <w:t>PhD student</w:t>
+      </w:r>
+      <w:r>
+        <w:rPr>
+          <w:rFonts w:ascii="Helvetica" w:hAnsi="Helvetica"/>
+        </w:rPr>
+        <w:t>. 20</w:t>
+      </w:r>
+      <w:r>
+        <w:rPr>
+          <w:rFonts w:ascii="Helvetica" w:hAnsi="Helvetica"/>
+        </w:rPr>
+        <w:t>2</w:t>
+      </w:r>
+      <w:r>
+        <w:rPr>
+          <w:rFonts w:ascii="Helvetica" w:hAnsi="Helvetica"/>
+        </w:rPr>
+        <w:t>4</w:t>
+      </w:r>
+      <w:r>
+        <w:rPr>
+          <w:rFonts w:ascii="Helvetica" w:hAnsi="Helvetica"/>
+        </w:rPr>
+        <w:t xml:space="preserve"> - 2027</w:t>
+      </w:r>
+      <w:r>
+        <w:rPr>
+          <w:rFonts w:ascii="Helvetica" w:hAnsi="Helvetica"/>
+        </w:rPr>
+        <w:t xml:space="preserve">. </w:t>
+      </w:r>
+      <w:r>
+        <w:rPr>
+          <w:rFonts w:ascii="Helvetica" w:hAnsi="Helvetica"/>
+          <w:i/>
+          <w:iCs/>
+        </w:rPr>
+        <w:t>Diversité fonctionnelle des vertébrés et utilisation par l'homme: liens entre traits fonctionnels, utilisation anthropique et crise de biodiversité.</w:t>
+      </w:r>
     </w:p>
     <w:p>
       <w:pPr>
@@ -5053,6 +5812,7 @@
                 <w:szCs w:val="28"/>
                 <w:lang w:val="en-GB"/>
               </w:rPr>
+              <w:lastRenderedPageBreak/>
               <w:t>Languages</w:t>
             </w:r>
           </w:p>
@@ -5404,11 +6164,11 @@
       </w:r>
     </w:p>
     <w:sectPr>
-      <w:headerReference w:type="default" r:id="rId9"/>
-      <w:footerReference w:type="even" r:id="rId10"/>
-      <w:footerReference w:type="default" r:id="rId11"/>
-      <w:headerReference w:type="first" r:id="rId12"/>
-      <w:footerReference w:type="first" r:id="rId13"/>
+      <w:headerReference w:type="default" r:id="rId10"/>
+      <w:footerReference w:type="even" r:id="rId11"/>
+      <w:footerReference w:type="default" r:id="rId12"/>
+      <w:headerReference w:type="first" r:id="rId13"/>
+      <w:footerReference w:type="first" r:id="rId14"/>
       <w:pgSz w:w="11906" w:h="16838"/>
       <w:pgMar w:top="1417" w:right="1417" w:bottom="1417" w:left="1417" w:header="708" w:footer="708" w:gutter="0"/>
       <w:cols w:space="720"/>
@@ -5420,7 +6180,7 @@
 </file>
 
 <file path=word/endnotes.xml><?xml version="1.0" encoding="utf-8"?>
-<w:endnotes xmlns:wpc="http://schemas.microsoft.com/office/word/2010/wordprocessingCanvas" xmlns:cx="http://schemas.microsoft.com/office/drawing/2014/chartex" xmlns:cx1="http://schemas.microsoft.com/office/drawing/2015/9/8/chartex" xmlns:cx2="http://schemas.microsoft.com/office/drawing/2015/10/21/chartex" xmlns:cx3="http://schemas.microsoft.com/office/drawing/2016/5/9/chartex" xmlns:cx4="http://schemas.microsoft.com/office/drawing/2016/5/10/chartex" xmlns:cx5="http://schemas.microsoft.com/office/drawing/2016/5/11/chartex" xmlns:cx6="http://schemas.microsoft.com/office/drawing/2016/5/12/chartex" xmlns:cx7="http://schemas.microsoft.com/office/drawing/2016/5/13/chartex" xmlns:cx8="http://schemas.microsoft.com/office/drawing/2016/5/14/chartex" xmlns:mc="http://schemas.openxmlformats.org/markup-compatibility/2006" xmlns:aink="http://schemas.microsoft.com/office/drawing/2016/ink" xmlns:am3d="http://schemas.microsoft.com/office/drawing/2017/model3d" xmlns:o="urn:schemas-microsoft-com:office:office" xmlns:oel="http://schemas.microsoft.com/office/2019/extlst" xmlns:r="http://schemas.openxmlformats.org/officeDocument/2006/relationships" xmlns:m="http://schemas.openxmlformats.org/officeDocument/2006/math" xmlns:v="urn:schemas-microsoft-com:vml" xmlns:wp14="http://schemas.microsoft.com/office/word/2010/wordprocessingDrawing" xmlns:wp="http://schemas.openxmlformats.org/drawingml/2006/wordprocessingDrawing" xmlns:w10="urn:schemas-microsoft-com:office:word" xmlns:w="http://schemas.openxmlformats.org/wordprocessingml/2006/main" xmlns:w14="http://schemas.microsoft.com/office/word/2010/wordml" xmlns:w15="http://schemas.microsoft.com/office/word/2012/wordml" xmlns:w16cex="http://schemas.microsoft.com/office/word/2018/wordml/cex" xmlns:w16cid="http://schemas.microsoft.com/office/word/2016/wordml/cid" xmlns:w16="http://schemas.microsoft.com/office/word/2018/wordml" xmlns:w16du="http://schemas.microsoft.com/office/word/2023/wordml/word16du" xmlns:w16sdtdh="http://schemas.microsoft.com/office/word/2020/wordml/sdtdatahash" xmlns:w16se="http://schemas.microsoft.com/office/word/2015/wordml/symex" xmlns:wpg="http://schemas.microsoft.com/office/word/2010/wordprocessingGroup" xmlns:wpi="http://schemas.microsoft.com/office/word/2010/wordprocessingInk" xmlns:wne="http://schemas.microsoft.com/office/word/2006/wordml" xmlns:wps="http://schemas.microsoft.com/office/word/2010/wordprocessingShape" mc:Ignorable="w14 w15 w16se w16cid w16 w16cex w16sdtdh w16du wp14">
+<w:endnotes xmlns:wpc="http://schemas.microsoft.com/office/word/2010/wordprocessingCanvas" xmlns:cx="http://schemas.microsoft.com/office/drawing/2014/chartex" xmlns:cx1="http://schemas.microsoft.com/office/drawing/2015/9/8/chartex" xmlns:cx2="http://schemas.microsoft.com/office/drawing/2015/10/21/chartex" xmlns:cx3="http://schemas.microsoft.com/office/drawing/2016/5/9/chartex" xmlns:cx4="http://schemas.microsoft.com/office/drawing/2016/5/10/chartex" xmlns:cx5="http://schemas.microsoft.com/office/drawing/2016/5/11/chartex" xmlns:cx6="http://schemas.microsoft.com/office/drawing/2016/5/12/chartex" xmlns:cx7="http://schemas.microsoft.com/office/drawing/2016/5/13/chartex" xmlns:cx8="http://schemas.microsoft.com/office/drawing/2016/5/14/chartex" xmlns:mc="http://schemas.openxmlformats.org/markup-compatibility/2006" xmlns:aink="http://schemas.microsoft.com/office/drawing/2016/ink" xmlns:am3d="http://schemas.microsoft.com/office/drawing/2017/model3d" xmlns:o="urn:schemas-microsoft-com:office:office" xmlns:oel="http://schemas.microsoft.com/office/2019/extlst" xmlns:r="http://schemas.openxmlformats.org/officeDocument/2006/relationships" xmlns:m="http://schemas.openxmlformats.org/officeDocument/2006/math" xmlns:v="urn:schemas-microsoft-com:vml" xmlns:wp14="http://schemas.microsoft.com/office/word/2010/wordprocessingDrawing" xmlns:wp="http://schemas.openxmlformats.org/drawingml/2006/wordprocessingDrawing" xmlns:w10="urn:schemas-microsoft-com:office:word" xmlns:w="http://schemas.openxmlformats.org/wordprocessingml/2006/main" xmlns:w14="http://schemas.microsoft.com/office/word/2010/wordml" xmlns:w15="http://schemas.microsoft.com/office/word/2012/wordml" xmlns:w16cex="http://schemas.microsoft.com/office/word/2018/wordml/cex" xmlns:w16cid="http://schemas.microsoft.com/office/word/2016/wordml/cid" xmlns:w16="http://schemas.microsoft.com/office/word/2018/wordml" xmlns:w16du="http://schemas.microsoft.com/office/word/2023/wordml/word16du" xmlns:w16sdtdh="http://schemas.microsoft.com/office/word/2020/wordml/sdtdatahash" xmlns:w16sdtfl="http://schemas.microsoft.com/office/word/2024/wordml/sdtformatlock" xmlns:w16se="http://schemas.microsoft.com/office/word/2015/wordml/symex" xmlns:wpg="http://schemas.microsoft.com/office/word/2010/wordprocessingGroup" xmlns:wpi="http://schemas.microsoft.com/office/word/2010/wordprocessingInk" xmlns:wne="http://schemas.microsoft.com/office/word/2006/wordml" xmlns:wps="http://schemas.microsoft.com/office/word/2010/wordprocessingShape" mc:Ignorable="w14 w15 w16se w16cid w16 w16cex w16sdtdh w16sdtfl w16du wp14">
   <w:endnote w:type="separator" w:id="-1">
     <w:p>
       <w:pPr>
@@ -5445,7 +6205,7 @@
 </file>
 
 <file path=word/footer1.xml><?xml version="1.0" encoding="utf-8"?>
-<w:ftr xmlns:wpc="http://schemas.microsoft.com/office/word/2010/wordprocessingCanvas" xmlns:cx="http://schemas.microsoft.com/office/drawing/2014/chartex" xmlns:cx1="http://schemas.microsoft.com/office/drawing/2015/9/8/chartex" xmlns:cx2="http://schemas.microsoft.com/office/drawing/2015/10/21/chartex" xmlns:cx3="http://schemas.microsoft.com/office/drawing/2016/5/9/chartex" xmlns:cx4="http://schemas.microsoft.com/office/drawing/2016/5/10/chartex" xmlns:cx5="http://schemas.microsoft.com/office/drawing/2016/5/11/chartex" xmlns:cx6="http://schemas.microsoft.com/office/drawing/2016/5/12/chartex" xmlns:cx7="http://schemas.microsoft.com/office/drawing/2016/5/13/chartex" xmlns:cx8="http://schemas.microsoft.com/office/drawing/2016/5/14/chartex" xmlns:mc="http://schemas.openxmlformats.org/markup-compatibility/2006" xmlns:aink="http://schemas.microsoft.com/office/drawing/2016/ink" xmlns:am3d="http://schemas.microsoft.com/office/drawing/2017/model3d" xmlns:o="urn:schemas-microsoft-com:office:office" xmlns:oel="http://schemas.microsoft.com/office/2019/extlst" xmlns:r="http://schemas.openxmlformats.org/officeDocument/2006/relationships" xmlns:m="http://schemas.openxmlformats.org/officeDocument/2006/math" xmlns:v="urn:schemas-microsoft-com:vml" xmlns:wp14="http://schemas.microsoft.com/office/word/2010/wordprocessingDrawing" xmlns:wp="http://schemas.openxmlformats.org/drawingml/2006/wordprocessingDrawing" xmlns:w10="urn:schemas-microsoft-com:office:word" xmlns:w="http://schemas.openxmlformats.org/wordprocessingml/2006/main" xmlns:w14="http://schemas.microsoft.com/office/word/2010/wordml" xmlns:w15="http://schemas.microsoft.com/office/word/2012/wordml" xmlns:w16cex="http://schemas.microsoft.com/office/word/2018/wordml/cex" xmlns:w16cid="http://schemas.microsoft.com/office/word/2016/wordml/cid" xmlns:w16="http://schemas.microsoft.com/office/word/2018/wordml" xmlns:w16du="http://schemas.microsoft.com/office/word/2023/wordml/word16du" xmlns:w16sdtdh="http://schemas.microsoft.com/office/word/2020/wordml/sdtdatahash" xmlns:w16se="http://schemas.microsoft.com/office/word/2015/wordml/symex" xmlns:wpg="http://schemas.microsoft.com/office/word/2010/wordprocessingGroup" xmlns:wpi="http://schemas.microsoft.com/office/word/2010/wordprocessingInk" xmlns:wne="http://schemas.microsoft.com/office/word/2006/wordml" xmlns:wps="http://schemas.microsoft.com/office/word/2010/wordprocessingShape" mc:Ignorable="w14 w15 w16se w16cid w16 w16cex w16sdtdh w16du wp14">
+<w:ftr xmlns:wpc="http://schemas.microsoft.com/office/word/2010/wordprocessingCanvas" xmlns:cx="http://schemas.microsoft.com/office/drawing/2014/chartex" xmlns:cx1="http://schemas.microsoft.com/office/drawing/2015/9/8/chartex" xmlns:cx2="http://schemas.microsoft.com/office/drawing/2015/10/21/chartex" xmlns:cx3="http://schemas.microsoft.com/office/drawing/2016/5/9/chartex" xmlns:cx4="http://schemas.microsoft.com/office/drawing/2016/5/10/chartex" xmlns:cx5="http://schemas.microsoft.com/office/drawing/2016/5/11/chartex" xmlns:cx6="http://schemas.microsoft.com/office/drawing/2016/5/12/chartex" xmlns:cx7="http://schemas.microsoft.com/office/drawing/2016/5/13/chartex" xmlns:cx8="http://schemas.microsoft.com/office/drawing/2016/5/14/chartex" xmlns:mc="http://schemas.openxmlformats.org/markup-compatibility/2006" xmlns:aink="http://schemas.microsoft.com/office/drawing/2016/ink" xmlns:am3d="http://schemas.microsoft.com/office/drawing/2017/model3d" xmlns:o="urn:schemas-microsoft-com:office:office" xmlns:oel="http://schemas.microsoft.com/office/2019/extlst" xmlns:r="http://schemas.openxmlformats.org/officeDocument/2006/relationships" xmlns:m="http://schemas.openxmlformats.org/officeDocument/2006/math" xmlns:v="urn:schemas-microsoft-com:vml" xmlns:wp14="http://schemas.microsoft.com/office/word/2010/wordprocessingDrawing" xmlns:wp="http://schemas.openxmlformats.org/drawingml/2006/wordprocessingDrawing" xmlns:w10="urn:schemas-microsoft-com:office:word" xmlns:w="http://schemas.openxmlformats.org/wordprocessingml/2006/main" xmlns:w14="http://schemas.microsoft.com/office/word/2010/wordml" xmlns:w15="http://schemas.microsoft.com/office/word/2012/wordml" xmlns:w16cex="http://schemas.microsoft.com/office/word/2018/wordml/cex" xmlns:w16cid="http://schemas.microsoft.com/office/word/2016/wordml/cid" xmlns:w16="http://schemas.microsoft.com/office/word/2018/wordml" xmlns:w16du="http://schemas.microsoft.com/office/word/2023/wordml/word16du" xmlns:w16sdtdh="http://schemas.microsoft.com/office/word/2020/wordml/sdtdatahash" xmlns:w16sdtfl="http://schemas.microsoft.com/office/word/2024/wordml/sdtformatlock" xmlns:w16se="http://schemas.microsoft.com/office/word/2015/wordml/symex" xmlns:wpg="http://schemas.microsoft.com/office/word/2010/wordprocessingGroup" xmlns:wpi="http://schemas.microsoft.com/office/word/2010/wordprocessingInk" xmlns:wne="http://schemas.microsoft.com/office/word/2006/wordml" xmlns:wps="http://schemas.microsoft.com/office/word/2010/wordprocessingShape" mc:Ignorable="w14 w15 w16se w16cid w16 w16cex w16sdtdh w16sdtfl w16du wp14">
   <w:p>
     <w:pPr>
       <w:pStyle w:val="Pieddepage"/>
@@ -5460,7 +6220,7 @@
           <v:stroke joinstyle="miter"/>
           <v:path gradientshapeok="t" o:connecttype="rect"/>
         </v:shapetype>
-        <v:shape id="Cadre1" o:spid="_x0000_s1027" type="#_x0000_t202" style="position:absolute;margin-left:-50.05pt;margin-top:.05pt;width:1.15pt;height:1.15pt;z-index:251658752;visibility:visible;mso-wrap-style:square;mso-wrap-distance-left:0;mso-wrap-distance-top:0;mso-wrap-distance-right:0;mso-wrap-distance-bottom:0;mso-position-horizontal:right;mso-position-horizontal-relative:margin;mso-position-vertical:absolute;mso-position-vertical-relative:text;v-text-anchor:top" o:gfxdata="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" stroked="f">
+        <v:shape id="Cadre1" o:spid="_x0000_s1027" type="#_x0000_t202" style="position:absolute;margin-left:-100.1pt;margin-top:.05pt;width:1.15pt;height:1.15pt;z-index:251658752;visibility:visible;mso-wrap-style:square;mso-wrap-distance-left:0;mso-wrap-distance-top:0;mso-wrap-distance-right:0;mso-wrap-distance-bottom:0;mso-position-horizontal:right;mso-position-horizontal-relative:margin;mso-position-vertical:absolute;mso-position-vertical-relative:text;v-text-anchor:top" o:gfxdata="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" stroked="f">
           <v:fill opacity="0"/>
           <v:textbox style="mso-fit-shape-to-text:t" inset="0,0,0,0">
             <w:txbxContent>
@@ -5513,7 +6273,7 @@
 </file>
 
 <file path=word/footer2.xml><?xml version="1.0" encoding="utf-8"?>
-<w:ftr xmlns:wpc="http://schemas.microsoft.com/office/word/2010/wordprocessingCanvas" xmlns:cx="http://schemas.microsoft.com/office/drawing/2014/chartex" xmlns:cx1="http://schemas.microsoft.com/office/drawing/2015/9/8/chartex" xmlns:cx2="http://schemas.microsoft.com/office/drawing/2015/10/21/chartex" xmlns:cx3="http://schemas.microsoft.com/office/drawing/2016/5/9/chartex" xmlns:cx4="http://schemas.microsoft.com/office/drawing/2016/5/10/chartex" xmlns:cx5="http://schemas.microsoft.com/office/drawing/2016/5/11/chartex" xmlns:cx6="http://schemas.microsoft.com/office/drawing/2016/5/12/chartex" xmlns:cx7="http://schemas.microsoft.com/office/drawing/2016/5/13/chartex" xmlns:cx8="http://schemas.microsoft.com/office/drawing/2016/5/14/chartex" xmlns:mc="http://schemas.openxmlformats.org/markup-compatibility/2006" xmlns:aink="http://schemas.microsoft.com/office/drawing/2016/ink" xmlns:am3d="http://schemas.microsoft.com/office/drawing/2017/model3d" xmlns:o="urn:schemas-microsoft-com:office:office" xmlns:oel="http://schemas.microsoft.com/office/2019/extlst" xmlns:r="http://schemas.openxmlformats.org/officeDocument/2006/relationships" xmlns:m="http://schemas.openxmlformats.org/officeDocument/2006/math" xmlns:v="urn:schemas-microsoft-com:vml" xmlns:wp14="http://schemas.microsoft.com/office/word/2010/wordprocessingDrawing" xmlns:wp="http://schemas.openxmlformats.org/drawingml/2006/wordprocessingDrawing" xmlns:w10="urn:schemas-microsoft-com:office:word" xmlns:w="http://schemas.openxmlformats.org/wordprocessingml/2006/main" xmlns:w14="http://schemas.microsoft.com/office/word/2010/wordml" xmlns:w15="http://schemas.microsoft.com/office/word/2012/wordml" xmlns:w16cex="http://schemas.microsoft.com/office/word/2018/wordml/cex" xmlns:w16cid="http://schemas.microsoft.com/office/word/2016/wordml/cid" xmlns:w16="http://schemas.microsoft.com/office/word/2018/wordml" xmlns:w16du="http://schemas.microsoft.com/office/word/2023/wordml/word16du" xmlns:w16sdtdh="http://schemas.microsoft.com/office/word/2020/wordml/sdtdatahash" xmlns:w16se="http://schemas.microsoft.com/office/word/2015/wordml/symex" xmlns:wpg="http://schemas.microsoft.com/office/word/2010/wordprocessingGroup" xmlns:wpi="http://schemas.microsoft.com/office/word/2010/wordprocessingInk" xmlns:wne="http://schemas.microsoft.com/office/word/2006/wordml" xmlns:wps="http://schemas.microsoft.com/office/word/2010/wordprocessingShape" mc:Ignorable="w14 w15 w16se w16cid w16 w16cex w16sdtdh w16du wp14">
+<w:ftr xmlns:wpc="http://schemas.microsoft.com/office/word/2010/wordprocessingCanvas" xmlns:cx="http://schemas.microsoft.com/office/drawing/2014/chartex" xmlns:cx1="http://schemas.microsoft.com/office/drawing/2015/9/8/chartex" xmlns:cx2="http://schemas.microsoft.com/office/drawing/2015/10/21/chartex" xmlns:cx3="http://schemas.microsoft.com/office/drawing/2016/5/9/chartex" xmlns:cx4="http://schemas.microsoft.com/office/drawing/2016/5/10/chartex" xmlns:cx5="http://schemas.microsoft.com/office/drawing/2016/5/11/chartex" xmlns:cx6="http://schemas.microsoft.com/office/drawing/2016/5/12/chartex" xmlns:cx7="http://schemas.microsoft.com/office/drawing/2016/5/13/chartex" xmlns:cx8="http://schemas.microsoft.com/office/drawing/2016/5/14/chartex" xmlns:mc="http://schemas.openxmlformats.org/markup-compatibility/2006" xmlns:aink="http://schemas.microsoft.com/office/drawing/2016/ink" xmlns:am3d="http://schemas.microsoft.com/office/drawing/2017/model3d" xmlns:o="urn:schemas-microsoft-com:office:office" xmlns:oel="http://schemas.microsoft.com/office/2019/extlst" xmlns:r="http://schemas.openxmlformats.org/officeDocument/2006/relationships" xmlns:m="http://schemas.openxmlformats.org/officeDocument/2006/math" xmlns:v="urn:schemas-microsoft-com:vml" xmlns:wp14="http://schemas.microsoft.com/office/word/2010/wordprocessingDrawing" xmlns:wp="http://schemas.openxmlformats.org/drawingml/2006/wordprocessingDrawing" xmlns:w10="urn:schemas-microsoft-com:office:word" xmlns:w="http://schemas.openxmlformats.org/wordprocessingml/2006/main" xmlns:w14="http://schemas.microsoft.com/office/word/2010/wordml" xmlns:w15="http://schemas.microsoft.com/office/word/2012/wordml" xmlns:w16cex="http://schemas.microsoft.com/office/word/2018/wordml/cex" xmlns:w16cid="http://schemas.microsoft.com/office/word/2016/wordml/cid" xmlns:w16="http://schemas.microsoft.com/office/word/2018/wordml" xmlns:w16du="http://schemas.microsoft.com/office/word/2023/wordml/word16du" xmlns:w16sdtdh="http://schemas.microsoft.com/office/word/2020/wordml/sdtdatahash" xmlns:w16sdtfl="http://schemas.microsoft.com/office/word/2024/wordml/sdtformatlock" xmlns:w16se="http://schemas.microsoft.com/office/word/2015/wordml/symex" xmlns:wpg="http://schemas.microsoft.com/office/word/2010/wordprocessingGroup" xmlns:wpi="http://schemas.microsoft.com/office/word/2010/wordprocessingInk" xmlns:wne="http://schemas.microsoft.com/office/word/2006/wordml" xmlns:wps="http://schemas.microsoft.com/office/word/2010/wordprocessingShape" mc:Ignorable="w14 w15 w16se w16cid w16 w16cex w16sdtdh w16sdtfl w16du wp14">
   <w:p>
     <w:pPr>
       <w:pStyle w:val="Pieddepage"/>
@@ -5528,7 +6288,7 @@
           <v:stroke joinstyle="miter"/>
           <v:path gradientshapeok="t" o:connecttype="rect"/>
         </v:shapetype>
-        <v:shape id="Cadre2" o:spid="_x0000_s1026" type="#_x0000_t202" style="position:absolute;margin-left:-45.55pt;margin-top:.05pt;width:5.65pt;height:13.45pt;z-index:251656704;visibility:visible;mso-wrap-style:square;mso-wrap-distance-left:0;mso-wrap-distance-top:0;mso-wrap-distance-right:0;mso-wrap-distance-bottom:0;mso-position-horizontal:right;mso-position-horizontal-relative:margin;mso-position-vertical:absolute;mso-position-vertical-relative:text;v-text-anchor:top" o:gfxdata="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" o:allowincell="f" stroked="f">
+        <v:shape id="Cadre2" o:spid="_x0000_s1026" type="#_x0000_t202" style="position:absolute;margin-left:-91.1pt;margin-top:.05pt;width:5.65pt;height:13.45pt;z-index:251656704;visibility:visible;mso-wrap-style:square;mso-wrap-distance-left:0;mso-wrap-distance-top:0;mso-wrap-distance-right:0;mso-wrap-distance-bottom:0;mso-position-horizontal:right;mso-position-horizontal-relative:margin;mso-position-vertical:absolute;mso-position-vertical-relative:text;v-text-anchor:top" o:gfxdata="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" o:allowincell="f" stroked="f">
           <v:fill opacity="0"/>
           <v:textbox style="mso-fit-shape-to-text:t" inset="0,0,0,0">
             <w:txbxContent>
@@ -5581,7 +6341,7 @@
 </file>
 
 <file path=word/footer3.xml><?xml version="1.0" encoding="utf-8"?>
-<w:ftr xmlns:wpc="http://schemas.microsoft.com/office/word/2010/wordprocessingCanvas" xmlns:cx="http://schemas.microsoft.com/office/drawing/2014/chartex" xmlns:cx1="http://schemas.microsoft.com/office/drawing/2015/9/8/chartex" xmlns:cx2="http://schemas.microsoft.com/office/drawing/2015/10/21/chartex" xmlns:cx3="http://schemas.microsoft.com/office/drawing/2016/5/9/chartex" xmlns:cx4="http://schemas.microsoft.com/office/drawing/2016/5/10/chartex" xmlns:cx5="http://schemas.microsoft.com/office/drawing/2016/5/11/chartex" xmlns:cx6="http://schemas.microsoft.com/office/drawing/2016/5/12/chartex" xmlns:cx7="http://schemas.microsoft.com/office/drawing/2016/5/13/chartex" xmlns:cx8="http://schemas.microsoft.com/office/drawing/2016/5/14/chartex" xmlns:mc="http://schemas.openxmlformats.org/markup-compatibility/2006" xmlns:aink="http://schemas.microsoft.com/office/drawing/2016/ink" xmlns:am3d="http://schemas.microsoft.com/office/drawing/2017/model3d" xmlns:o="urn:schemas-microsoft-com:office:office" xmlns:oel="http://schemas.microsoft.com/office/2019/extlst" xmlns:r="http://schemas.openxmlformats.org/officeDocument/2006/relationships" xmlns:m="http://schemas.openxmlformats.org/officeDocument/2006/math" xmlns:v="urn:schemas-microsoft-com:vml" xmlns:wp14="http://schemas.microsoft.com/office/word/2010/wordprocessingDrawing" xmlns:wp="http://schemas.openxmlformats.org/drawingml/2006/wordprocessingDrawing" xmlns:w10="urn:schemas-microsoft-com:office:word" xmlns:w="http://schemas.openxmlformats.org/wordprocessingml/2006/main" xmlns:w14="http://schemas.microsoft.com/office/word/2010/wordml" xmlns:w15="http://schemas.microsoft.com/office/word/2012/wordml" xmlns:w16cex="http://schemas.microsoft.com/office/word/2018/wordml/cex" xmlns:w16cid="http://schemas.microsoft.com/office/word/2016/wordml/cid" xmlns:w16="http://schemas.microsoft.com/office/word/2018/wordml" xmlns:w16du="http://schemas.microsoft.com/office/word/2023/wordml/word16du" xmlns:w16sdtdh="http://schemas.microsoft.com/office/word/2020/wordml/sdtdatahash" xmlns:w16se="http://schemas.microsoft.com/office/word/2015/wordml/symex" xmlns:wpg="http://schemas.microsoft.com/office/word/2010/wordprocessingGroup" xmlns:wpi="http://schemas.microsoft.com/office/word/2010/wordprocessingInk" xmlns:wne="http://schemas.microsoft.com/office/word/2006/wordml" xmlns:wps="http://schemas.microsoft.com/office/word/2010/wordprocessingShape" mc:Ignorable="w14 w15 w16se w16cid w16 w16cex w16sdtdh w16du wp14">
+<w:ftr xmlns:wpc="http://schemas.microsoft.com/office/word/2010/wordprocessingCanvas" xmlns:cx="http://schemas.microsoft.com/office/drawing/2014/chartex" xmlns:cx1="http://schemas.microsoft.com/office/drawing/2015/9/8/chartex" xmlns:cx2="http://schemas.microsoft.com/office/drawing/2015/10/21/chartex" xmlns:cx3="http://schemas.microsoft.com/office/drawing/2016/5/9/chartex" xmlns:cx4="http://schemas.microsoft.com/office/drawing/2016/5/10/chartex" xmlns:cx5="http://schemas.microsoft.com/office/drawing/2016/5/11/chartex" xmlns:cx6="http://schemas.microsoft.com/office/drawing/2016/5/12/chartex" xmlns:cx7="http://schemas.microsoft.com/office/drawing/2016/5/13/chartex" xmlns:cx8="http://schemas.microsoft.com/office/drawing/2016/5/14/chartex" xmlns:mc="http://schemas.openxmlformats.org/markup-compatibility/2006" xmlns:aink="http://schemas.microsoft.com/office/drawing/2016/ink" xmlns:am3d="http://schemas.microsoft.com/office/drawing/2017/model3d" xmlns:o="urn:schemas-microsoft-com:office:office" xmlns:oel="http://schemas.microsoft.com/office/2019/extlst" xmlns:r="http://schemas.openxmlformats.org/officeDocument/2006/relationships" xmlns:m="http://schemas.openxmlformats.org/officeDocument/2006/math" xmlns:v="urn:schemas-microsoft-com:vml" xmlns:wp14="http://schemas.microsoft.com/office/word/2010/wordprocessingDrawing" xmlns:wp="http://schemas.openxmlformats.org/drawingml/2006/wordprocessingDrawing" xmlns:w10="urn:schemas-microsoft-com:office:word" xmlns:w="http://schemas.openxmlformats.org/wordprocessingml/2006/main" xmlns:w14="http://schemas.microsoft.com/office/word/2010/wordml" xmlns:w15="http://schemas.microsoft.com/office/word/2012/wordml" xmlns:w16cex="http://schemas.microsoft.com/office/word/2018/wordml/cex" xmlns:w16cid="http://schemas.microsoft.com/office/word/2016/wordml/cid" xmlns:w16="http://schemas.microsoft.com/office/word/2018/wordml" xmlns:w16du="http://schemas.microsoft.com/office/word/2023/wordml/word16du" xmlns:w16sdtdh="http://schemas.microsoft.com/office/word/2020/wordml/sdtdatahash" xmlns:w16sdtfl="http://schemas.microsoft.com/office/word/2024/wordml/sdtformatlock" xmlns:w16se="http://schemas.microsoft.com/office/word/2015/wordml/symex" xmlns:wpg="http://schemas.microsoft.com/office/word/2010/wordprocessingGroup" xmlns:wpi="http://schemas.microsoft.com/office/word/2010/wordprocessingInk" xmlns:wne="http://schemas.microsoft.com/office/word/2006/wordml" xmlns:wps="http://schemas.microsoft.com/office/word/2010/wordprocessingShape" mc:Ignorable="w14 w15 w16se w16cid w16 w16cex w16sdtdh w16sdtfl w16du wp14">
   <w:p>
     <w:pPr>
       <w:pStyle w:val="Pieddepage"/>
@@ -5596,7 +6356,7 @@
           <v:stroke joinstyle="miter"/>
           <v:path gradientshapeok="t" o:connecttype="rect"/>
         </v:shapetype>
-        <v:shape id="_x0000_s1025" type="#_x0000_t202" style="position:absolute;margin-left:-45.55pt;margin-top:.05pt;width:5.65pt;height:13.45pt;z-index:251657728;visibility:visible;mso-wrap-style:square;mso-wrap-distance-left:0;mso-wrap-distance-top:0;mso-wrap-distance-right:0;mso-wrap-distance-bottom:0;mso-position-horizontal:right;mso-position-horizontal-relative:margin;mso-position-vertical:absolute;mso-position-vertical-relative:text;v-text-anchor:top" o:gfxdata="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" o:allowincell="f" stroked="f">
+        <v:shape id="_x0000_s1025" type="#_x0000_t202" style="position:absolute;margin-left:-91.1pt;margin-top:.05pt;width:5.65pt;height:13.45pt;z-index:251657728;visibility:visible;mso-wrap-style:square;mso-wrap-distance-left:0;mso-wrap-distance-top:0;mso-wrap-distance-right:0;mso-wrap-distance-bottom:0;mso-position-horizontal:right;mso-position-horizontal-relative:margin;mso-position-vertical:absolute;mso-position-vertical-relative:text;v-text-anchor:top" o:gfxdata="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" o:allowincell="f" stroked="f">
           <v:fill opacity="0"/>
           <v:textbox style="mso-fit-shape-to-text:t" inset="0,0,0,0">
             <w:txbxContent>
@@ -5649,7 +6409,7 @@
 </file>
 
 <file path=word/footnotes.xml><?xml version="1.0" encoding="utf-8"?>
-<w:footnotes xmlns:wpc="http://schemas.microsoft.com/office/word/2010/wordprocessingCanvas" xmlns:cx="http://schemas.microsoft.com/office/drawing/2014/chartex" xmlns:cx1="http://schemas.microsoft.com/office/drawing/2015/9/8/chartex" xmlns:cx2="http://schemas.microsoft.com/office/drawing/2015/10/21/chartex" xmlns:cx3="http://schemas.microsoft.com/office/drawing/2016/5/9/chartex" xmlns:cx4="http://schemas.microsoft.com/office/drawing/2016/5/10/chartex" xmlns:cx5="http://schemas.microsoft.com/office/drawing/2016/5/11/chartex" xmlns:cx6="http://schemas.microsoft.com/office/drawing/2016/5/12/chartex" xmlns:cx7="http://schemas.microsoft.com/office/drawing/2016/5/13/chartex" xmlns:cx8="http://schemas.microsoft.com/office/drawing/2016/5/14/chartex" xmlns:mc="http://schemas.openxmlformats.org/markup-compatibility/2006" xmlns:aink="http://schemas.microsoft.com/office/drawing/2016/ink" xmlns:am3d="http://schemas.microsoft.com/office/drawing/2017/model3d" xmlns:o="urn:schemas-microsoft-com:office:office" xmlns:oel="http://schemas.microsoft.com/office/2019/extlst" xmlns:r="http://schemas.openxmlformats.org/officeDocument/2006/relationships" xmlns:m="http://schemas.openxmlformats.org/officeDocument/2006/math" xmlns:v="urn:schemas-microsoft-com:vml" xmlns:wp14="http://schemas.microsoft.com/office/word/2010/wordprocessingDrawing" xmlns:wp="http://schemas.openxmlformats.org/drawingml/2006/wordprocessingDrawing" xmlns:w10="urn:schemas-microsoft-com:office:word" xmlns:w="http://schemas.openxmlformats.org/wordprocessingml/2006/main" xmlns:w14="http://schemas.microsoft.com/office/word/2010/wordml" xmlns:w15="http://schemas.microsoft.com/office/word/2012/wordml" xmlns:w16cex="http://schemas.microsoft.com/office/word/2018/wordml/cex" xmlns:w16cid="http://schemas.microsoft.com/office/word/2016/wordml/cid" xmlns:w16="http://schemas.microsoft.com/office/word/2018/wordml" xmlns:w16du="http://schemas.microsoft.com/office/word/2023/wordml/word16du" xmlns:w16sdtdh="http://schemas.microsoft.com/office/word/2020/wordml/sdtdatahash" xmlns:w16se="http://schemas.microsoft.com/office/word/2015/wordml/symex" xmlns:wpg="http://schemas.microsoft.com/office/word/2010/wordprocessingGroup" xmlns:wpi="http://schemas.microsoft.com/office/word/2010/wordprocessingInk" xmlns:wne="http://schemas.microsoft.com/office/word/2006/wordml" xmlns:wps="http://schemas.microsoft.com/office/word/2010/wordprocessingShape" mc:Ignorable="w14 w15 w16se w16cid w16 w16cex w16sdtdh w16du wp14">
+<w:footnotes xmlns:wpc="http://schemas.microsoft.com/office/word/2010/wordprocessingCanvas" xmlns:cx="http://schemas.microsoft.com/office/drawing/2014/chartex" xmlns:cx1="http://schemas.microsoft.com/office/drawing/2015/9/8/chartex" xmlns:cx2="http://schemas.microsoft.com/office/drawing/2015/10/21/chartex" xmlns:cx3="http://schemas.microsoft.com/office/drawing/2016/5/9/chartex" xmlns:cx4="http://schemas.microsoft.com/office/drawing/2016/5/10/chartex" xmlns:cx5="http://schemas.microsoft.com/office/drawing/2016/5/11/chartex" xmlns:cx6="http://schemas.microsoft.com/office/drawing/2016/5/12/chartex" xmlns:cx7="http://schemas.microsoft.com/office/drawing/2016/5/13/chartex" xmlns:cx8="http://schemas.microsoft.com/office/drawing/2016/5/14/chartex" xmlns:mc="http://schemas.openxmlformats.org/markup-compatibility/2006" xmlns:aink="http://schemas.microsoft.com/office/drawing/2016/ink" xmlns:am3d="http://schemas.microsoft.com/office/drawing/2017/model3d" xmlns:o="urn:schemas-microsoft-com:office:office" xmlns:oel="http://schemas.microsoft.com/office/2019/extlst" xmlns:r="http://schemas.openxmlformats.org/officeDocument/2006/relationships" xmlns:m="http://schemas.openxmlformats.org/officeDocument/2006/math" xmlns:v="urn:schemas-microsoft-com:vml" xmlns:wp14="http://schemas.microsoft.com/office/word/2010/wordprocessingDrawing" xmlns:wp="http://schemas.openxmlformats.org/drawingml/2006/wordprocessingDrawing" xmlns:w10="urn:schemas-microsoft-com:office:word" xmlns:w="http://schemas.openxmlformats.org/wordprocessingml/2006/main" xmlns:w14="http://schemas.microsoft.com/office/word/2010/wordml" xmlns:w15="http://schemas.microsoft.com/office/word/2012/wordml" xmlns:w16cex="http://schemas.microsoft.com/office/word/2018/wordml/cex" xmlns:w16cid="http://schemas.microsoft.com/office/word/2016/wordml/cid" xmlns:w16="http://schemas.microsoft.com/office/word/2018/wordml" xmlns:w16du="http://schemas.microsoft.com/office/word/2023/wordml/word16du" xmlns:w16sdtdh="http://schemas.microsoft.com/office/word/2020/wordml/sdtdatahash" xmlns:w16sdtfl="http://schemas.microsoft.com/office/word/2024/wordml/sdtformatlock" xmlns:w16se="http://schemas.microsoft.com/office/word/2015/wordml/symex" xmlns:wpg="http://schemas.microsoft.com/office/word/2010/wordprocessingGroup" xmlns:wpi="http://schemas.microsoft.com/office/word/2010/wordprocessingInk" xmlns:wne="http://schemas.microsoft.com/office/word/2006/wordml" xmlns:wps="http://schemas.microsoft.com/office/word/2010/wordprocessingShape" mc:Ignorable="w14 w15 w16se w16cid w16 w16cex w16sdtdh w16sdtfl w16du wp14">
   <w:footnote w:type="separator" w:id="-1">
     <w:p>
       <w:pPr>
@@ -5674,7 +6434,7 @@
 </file>
 
 <file path=word/header1.xml><?xml version="1.0" encoding="utf-8"?>
-<w:hdr xmlns:wpc="http://schemas.microsoft.com/office/word/2010/wordprocessingCanvas" xmlns:cx="http://schemas.microsoft.com/office/drawing/2014/chartex" xmlns:cx1="http://schemas.microsoft.com/office/drawing/2015/9/8/chartex" xmlns:cx2="http://schemas.microsoft.com/office/drawing/2015/10/21/chartex" xmlns:cx3="http://schemas.microsoft.com/office/drawing/2016/5/9/chartex" xmlns:cx4="http://schemas.microsoft.com/office/drawing/2016/5/10/chartex" xmlns:cx5="http://schemas.microsoft.com/office/drawing/2016/5/11/chartex" xmlns:cx6="http://schemas.microsoft.com/office/drawing/2016/5/12/chartex" xmlns:cx7="http://schemas.microsoft.com/office/drawing/2016/5/13/chartex" xmlns:cx8="http://schemas.microsoft.com/office/drawing/2016/5/14/chartex" xmlns:mc="http://schemas.openxmlformats.org/markup-compatibility/2006" xmlns:aink="http://schemas.microsoft.com/office/drawing/2016/ink" xmlns:am3d="http://schemas.microsoft.com/office/drawing/2017/model3d" xmlns:o="urn:schemas-microsoft-com:office:office" xmlns:oel="http://schemas.microsoft.com/office/2019/extlst" xmlns:r="http://schemas.openxmlformats.org/officeDocument/2006/relationships" xmlns:m="http://schemas.openxmlformats.org/officeDocument/2006/math" xmlns:v="urn:schemas-microsoft-com:vml" xmlns:wp14="http://schemas.microsoft.com/office/word/2010/wordprocessingDrawing" xmlns:wp="http://schemas.openxmlformats.org/drawingml/2006/wordprocessingDrawing" xmlns:w10="urn:schemas-microsoft-com:office:word" xmlns:w="http://schemas.openxmlformats.org/wordprocessingml/2006/main" xmlns:w14="http://schemas.microsoft.com/office/word/2010/wordml" xmlns:w15="http://schemas.microsoft.com/office/word/2012/wordml" xmlns:w16cex="http://schemas.microsoft.com/office/word/2018/wordml/cex" xmlns:w16cid="http://schemas.microsoft.com/office/word/2016/wordml/cid" xmlns:w16="http://schemas.microsoft.com/office/word/2018/wordml" xmlns:w16du="http://schemas.microsoft.com/office/word/2023/wordml/word16du" xmlns:w16sdtdh="http://schemas.microsoft.com/office/word/2020/wordml/sdtdatahash" xmlns:w16se="http://schemas.microsoft.com/office/word/2015/wordml/symex" xmlns:wpg="http://schemas.microsoft.com/office/word/2010/wordprocessingGroup" xmlns:wpi="http://schemas.microsoft.com/office/word/2010/wordprocessingInk" xmlns:wne="http://schemas.microsoft.com/office/word/2006/wordml" xmlns:wps="http://schemas.microsoft.com/office/word/2010/wordprocessingShape" mc:Ignorable="w14 w15 w16se w16cid w16 w16cex w16sdtdh w16du wp14">
+<w:hdr xmlns:wpc="http://schemas.microsoft.com/office/word/2010/wordprocessingCanvas" xmlns:cx="http://schemas.microsoft.com/office/drawing/2014/chartex" xmlns:cx1="http://schemas.microsoft.com/office/drawing/2015/9/8/chartex" xmlns:cx2="http://schemas.microsoft.com/office/drawing/2015/10/21/chartex" xmlns:cx3="http://schemas.microsoft.com/office/drawing/2016/5/9/chartex" xmlns:cx4="http://schemas.microsoft.com/office/drawing/2016/5/10/chartex" xmlns:cx5="http://schemas.microsoft.com/office/drawing/2016/5/11/chartex" xmlns:cx6="http://schemas.microsoft.com/office/drawing/2016/5/12/chartex" xmlns:cx7="http://schemas.microsoft.com/office/drawing/2016/5/13/chartex" xmlns:cx8="http://schemas.microsoft.com/office/drawing/2016/5/14/chartex" xmlns:mc="http://schemas.openxmlformats.org/markup-compatibility/2006" xmlns:aink="http://schemas.microsoft.com/office/drawing/2016/ink" xmlns:am3d="http://schemas.microsoft.com/office/drawing/2017/model3d" xmlns:o="urn:schemas-microsoft-com:office:office" xmlns:oel="http://schemas.microsoft.com/office/2019/extlst" xmlns:r="http://schemas.openxmlformats.org/officeDocument/2006/relationships" xmlns:m="http://schemas.openxmlformats.org/officeDocument/2006/math" xmlns:v="urn:schemas-microsoft-com:vml" xmlns:wp14="http://schemas.microsoft.com/office/word/2010/wordprocessingDrawing" xmlns:wp="http://schemas.openxmlformats.org/drawingml/2006/wordprocessingDrawing" xmlns:w10="urn:schemas-microsoft-com:office:word" xmlns:w="http://schemas.openxmlformats.org/wordprocessingml/2006/main" xmlns:w14="http://schemas.microsoft.com/office/word/2010/wordml" xmlns:w15="http://schemas.microsoft.com/office/word/2012/wordml" xmlns:w16cex="http://schemas.microsoft.com/office/word/2018/wordml/cex" xmlns:w16cid="http://schemas.microsoft.com/office/word/2016/wordml/cid" xmlns:w16="http://schemas.microsoft.com/office/word/2018/wordml" xmlns:w16du="http://schemas.microsoft.com/office/word/2023/wordml/word16du" xmlns:w16sdtdh="http://schemas.microsoft.com/office/word/2020/wordml/sdtdatahash" xmlns:w16sdtfl="http://schemas.microsoft.com/office/word/2024/wordml/sdtformatlock" xmlns:w16se="http://schemas.microsoft.com/office/word/2015/wordml/symex" xmlns:wpg="http://schemas.microsoft.com/office/word/2010/wordprocessingGroup" xmlns:wpi="http://schemas.microsoft.com/office/word/2010/wordprocessingInk" xmlns:wne="http://schemas.microsoft.com/office/word/2006/wordml" xmlns:wps="http://schemas.microsoft.com/office/word/2010/wordprocessingShape" mc:Ignorable="w14 w15 w16se w16cid w16 w16cex w16sdtdh w16sdtfl w16du wp14">
   <w:p>
     <w:pPr>
       <w:pStyle w:val="En-tte"/>
@@ -5693,14 +6453,26 @@
       <w:t>202</w:t>
     </w:r>
     <w:r>
-      <w:t>4/07/11</w:t>
+      <w:t>5</w:t>
+    </w:r>
+    <w:r>
+      <w:t>/</w:t>
+    </w:r>
+    <w:r>
+      <w:t>12</w:t>
+    </w:r>
+    <w:r>
+      <w:t>/</w:t>
+    </w:r>
+    <w:r>
+      <w:t>16</w:t>
     </w:r>
   </w:p>
 </w:hdr>
 </file>
 
 <file path=word/header2.xml><?xml version="1.0" encoding="utf-8"?>
-<w:hdr xmlns:wpc="http://schemas.microsoft.com/office/word/2010/wordprocessingCanvas" xmlns:cx="http://schemas.microsoft.com/office/drawing/2014/chartex" xmlns:cx1="http://schemas.microsoft.com/office/drawing/2015/9/8/chartex" xmlns:cx2="http://schemas.microsoft.com/office/drawing/2015/10/21/chartex" xmlns:cx3="http://schemas.microsoft.com/office/drawing/2016/5/9/chartex" xmlns:cx4="http://schemas.microsoft.com/office/drawing/2016/5/10/chartex" xmlns:cx5="http://schemas.microsoft.com/office/drawing/2016/5/11/chartex" xmlns:cx6="http://schemas.microsoft.com/office/drawing/2016/5/12/chartex" xmlns:cx7="http://schemas.microsoft.com/office/drawing/2016/5/13/chartex" xmlns:cx8="http://schemas.microsoft.com/office/drawing/2016/5/14/chartex" xmlns:mc="http://schemas.openxmlformats.org/markup-compatibility/2006" xmlns:aink="http://schemas.microsoft.com/office/drawing/2016/ink" xmlns:am3d="http://schemas.microsoft.com/office/drawing/2017/model3d" xmlns:o="urn:schemas-microsoft-com:office:office" xmlns:oel="http://schemas.microsoft.com/office/2019/extlst" xmlns:r="http://schemas.openxmlformats.org/officeDocument/2006/relationships" xmlns:m="http://schemas.openxmlformats.org/officeDocument/2006/math" xmlns:v="urn:schemas-microsoft-com:vml" xmlns:wp14="http://schemas.microsoft.com/office/word/2010/wordprocessingDrawing" xmlns:wp="http://schemas.openxmlformats.org/drawingml/2006/wordprocessingDrawing" xmlns:w10="urn:schemas-microsoft-com:office:word" xmlns:w="http://schemas.openxmlformats.org/wordprocessingml/2006/main" xmlns:w14="http://schemas.microsoft.com/office/word/2010/wordml" xmlns:w15="http://schemas.microsoft.com/office/word/2012/wordml" xmlns:w16cex="http://schemas.microsoft.com/office/word/2018/wordml/cex" xmlns:w16cid="http://schemas.microsoft.com/office/word/2016/wordml/cid" xmlns:w16="http://schemas.microsoft.com/office/word/2018/wordml" xmlns:w16du="http://schemas.microsoft.com/office/word/2023/wordml/word16du" xmlns:w16sdtdh="http://schemas.microsoft.com/office/word/2020/wordml/sdtdatahash" xmlns:w16se="http://schemas.microsoft.com/office/word/2015/wordml/symex" xmlns:wpg="http://schemas.microsoft.com/office/word/2010/wordprocessingGroup" xmlns:wpi="http://schemas.microsoft.com/office/word/2010/wordprocessingInk" xmlns:wne="http://schemas.microsoft.com/office/word/2006/wordml" xmlns:wps="http://schemas.microsoft.com/office/word/2010/wordprocessingShape" mc:Ignorable="w14 w15 w16se w16cid w16 w16cex w16sdtdh w16du wp14">
+<w:hdr xmlns:wpc="http://schemas.microsoft.com/office/word/2010/wordprocessingCanvas" xmlns:cx="http://schemas.microsoft.com/office/drawing/2014/chartex" xmlns:cx1="http://schemas.microsoft.com/office/drawing/2015/9/8/chartex" xmlns:cx2="http://schemas.microsoft.com/office/drawing/2015/10/21/chartex" xmlns:cx3="http://schemas.microsoft.com/office/drawing/2016/5/9/chartex" xmlns:cx4="http://schemas.microsoft.com/office/drawing/2016/5/10/chartex" xmlns:cx5="http://schemas.microsoft.com/office/drawing/2016/5/11/chartex" xmlns:cx6="http://schemas.microsoft.com/office/drawing/2016/5/12/chartex" xmlns:cx7="http://schemas.microsoft.com/office/drawing/2016/5/13/chartex" xmlns:cx8="http://schemas.microsoft.com/office/drawing/2016/5/14/chartex" xmlns:mc="http://schemas.openxmlformats.org/markup-compatibility/2006" xmlns:aink="http://schemas.microsoft.com/office/drawing/2016/ink" xmlns:am3d="http://schemas.microsoft.com/office/drawing/2017/model3d" xmlns:o="urn:schemas-microsoft-com:office:office" xmlns:oel="http://schemas.microsoft.com/office/2019/extlst" xmlns:r="http://schemas.openxmlformats.org/officeDocument/2006/relationships" xmlns:m="http://schemas.openxmlformats.org/officeDocument/2006/math" xmlns:v="urn:schemas-microsoft-com:vml" xmlns:wp14="http://schemas.microsoft.com/office/word/2010/wordprocessingDrawing" xmlns:wp="http://schemas.openxmlformats.org/drawingml/2006/wordprocessingDrawing" xmlns:w10="urn:schemas-microsoft-com:office:word" xmlns:w="http://schemas.openxmlformats.org/wordprocessingml/2006/main" xmlns:w14="http://schemas.microsoft.com/office/word/2010/wordml" xmlns:w15="http://schemas.microsoft.com/office/word/2012/wordml" xmlns:w16cex="http://schemas.microsoft.com/office/word/2018/wordml/cex" xmlns:w16cid="http://schemas.microsoft.com/office/word/2016/wordml/cid" xmlns:w16="http://schemas.microsoft.com/office/word/2018/wordml" xmlns:w16du="http://schemas.microsoft.com/office/word/2023/wordml/word16du" xmlns:w16sdtdh="http://schemas.microsoft.com/office/word/2020/wordml/sdtdatahash" xmlns:w16sdtfl="http://schemas.microsoft.com/office/word/2024/wordml/sdtformatlock" xmlns:w16se="http://schemas.microsoft.com/office/word/2015/wordml/symex" xmlns:wpg="http://schemas.microsoft.com/office/word/2010/wordprocessingGroup" xmlns:wpi="http://schemas.microsoft.com/office/word/2010/wordprocessingInk" xmlns:wne="http://schemas.microsoft.com/office/word/2006/wordml" xmlns:wps="http://schemas.microsoft.com/office/word/2010/wordprocessingShape" mc:Ignorable="w14 w15 w16se w16cid w16 w16cex w16sdtdh w16sdtfl w16du wp14">
   <w:p>
     <w:pPr>
       <w:pStyle w:val="En-tte"/>
@@ -5723,7 +6495,7 @@
 </file>
 
 <file path=word/numbering.xml><?xml version="1.0" encoding="utf-8"?>
-<w:numbering xmlns:wpc="http://schemas.microsoft.com/office/word/2010/wordprocessingCanvas" xmlns:cx="http://schemas.microsoft.com/office/drawing/2014/chartex" xmlns:cx1="http://schemas.microsoft.com/office/drawing/2015/9/8/chartex" xmlns:cx2="http://schemas.microsoft.com/office/drawing/2015/10/21/chartex" xmlns:cx3="http://schemas.microsoft.com/office/drawing/2016/5/9/chartex" xmlns:cx4="http://schemas.microsoft.com/office/drawing/2016/5/10/chartex" xmlns:cx5="http://schemas.microsoft.com/office/drawing/2016/5/11/chartex" xmlns:cx6="http://schemas.microsoft.com/office/drawing/2016/5/12/chartex" xmlns:cx7="http://schemas.microsoft.com/office/drawing/2016/5/13/chartex" xmlns:cx8="http://schemas.microsoft.com/office/drawing/2016/5/14/chartex" xmlns:mc="http://schemas.openxmlformats.org/markup-compatibility/2006" xmlns:aink="http://schemas.microsoft.com/office/drawing/2016/ink" xmlns:am3d="http://schemas.microsoft.com/office/drawing/2017/model3d" xmlns:o="urn:schemas-microsoft-com:office:office" xmlns:oel="http://schemas.microsoft.com/office/2019/extlst" xmlns:r="http://schemas.openxmlformats.org/officeDocument/2006/relationships" xmlns:m="http://schemas.openxmlformats.org/officeDocument/2006/math" xmlns:v="urn:schemas-microsoft-com:vml" xmlns:wp14="http://schemas.microsoft.com/office/word/2010/wordprocessingDrawing" xmlns:wp="http://schemas.openxmlformats.org/drawingml/2006/wordprocessingDrawing" xmlns:w10="urn:schemas-microsoft-com:office:word" xmlns:w="http://schemas.openxmlformats.org/wordprocessingml/2006/main" xmlns:w14="http://schemas.microsoft.com/office/word/2010/wordml" xmlns:w15="http://schemas.microsoft.com/office/word/2012/wordml" xmlns:w16cex="http://schemas.microsoft.com/office/word/2018/wordml/cex" xmlns:w16cid="http://schemas.microsoft.com/office/word/2016/wordml/cid" xmlns:w16="http://schemas.microsoft.com/office/word/2018/wordml" xmlns:w16du="http://schemas.microsoft.com/office/word/2023/wordml/word16du" xmlns:w16sdtdh="http://schemas.microsoft.com/office/word/2020/wordml/sdtdatahash" xmlns:w16se="http://schemas.microsoft.com/office/word/2015/wordml/symex" xmlns:wpg="http://schemas.microsoft.com/office/word/2010/wordprocessingGroup" xmlns:wpi="http://schemas.microsoft.com/office/word/2010/wordprocessingInk" xmlns:wne="http://schemas.microsoft.com/office/word/2006/wordml" xmlns:wps="http://schemas.microsoft.com/office/word/2010/wordprocessingShape" mc:Ignorable="w14 w15 w16se w16cid w16 w16cex w16sdtdh w16du wp14">
+<w:numbering xmlns:wpc="http://schemas.microsoft.com/office/word/2010/wordprocessingCanvas" xmlns:cx="http://schemas.microsoft.com/office/drawing/2014/chartex" xmlns:cx1="http://schemas.microsoft.com/office/drawing/2015/9/8/chartex" xmlns:cx2="http://schemas.microsoft.com/office/drawing/2015/10/21/chartex" xmlns:cx3="http://schemas.microsoft.com/office/drawing/2016/5/9/chartex" xmlns:cx4="http://schemas.microsoft.com/office/drawing/2016/5/10/chartex" xmlns:cx5="http://schemas.microsoft.com/office/drawing/2016/5/11/chartex" xmlns:cx6="http://schemas.microsoft.com/office/drawing/2016/5/12/chartex" xmlns:cx7="http://schemas.microsoft.com/office/drawing/2016/5/13/chartex" xmlns:cx8="http://schemas.microsoft.com/office/drawing/2016/5/14/chartex" xmlns:mc="http://schemas.openxmlformats.org/markup-compatibility/2006" xmlns:aink="http://schemas.microsoft.com/office/drawing/2016/ink" xmlns:am3d="http://schemas.microsoft.com/office/drawing/2017/model3d" xmlns:o="urn:schemas-microsoft-com:office:office" xmlns:oel="http://schemas.microsoft.com/office/2019/extlst" xmlns:r="http://schemas.openxmlformats.org/officeDocument/2006/relationships" xmlns:m="http://schemas.openxmlformats.org/officeDocument/2006/math" xmlns:v="urn:schemas-microsoft-com:vml" xmlns:wp14="http://schemas.microsoft.com/office/word/2010/wordprocessingDrawing" xmlns:wp="http://schemas.openxmlformats.org/drawingml/2006/wordprocessingDrawing" xmlns:w10="urn:schemas-microsoft-com:office:word" xmlns:w="http://schemas.openxmlformats.org/wordprocessingml/2006/main" xmlns:w14="http://schemas.microsoft.com/office/word/2010/wordml" xmlns:w15="http://schemas.microsoft.com/office/word/2012/wordml" xmlns:w16cex="http://schemas.microsoft.com/office/word/2018/wordml/cex" xmlns:w16cid="http://schemas.microsoft.com/office/word/2016/wordml/cid" xmlns:w16="http://schemas.microsoft.com/office/word/2018/wordml" xmlns:w16du="http://schemas.microsoft.com/office/word/2023/wordml/word16du" xmlns:w16sdtdh="http://schemas.microsoft.com/office/word/2020/wordml/sdtdatahash" xmlns:w16sdtfl="http://schemas.microsoft.com/office/word/2024/wordml/sdtformatlock" xmlns:w16se="http://schemas.microsoft.com/office/word/2015/wordml/symex" xmlns:wpg="http://schemas.microsoft.com/office/word/2010/wordprocessingGroup" xmlns:wpi="http://schemas.microsoft.com/office/word/2010/wordprocessingInk" xmlns:wne="http://schemas.microsoft.com/office/word/2006/wordml" xmlns:wps="http://schemas.microsoft.com/office/word/2010/wordprocessingShape" mc:Ignorable="w14 w15 w16se w16cid w16 w16cex w16sdtdh w16sdtfl w16du wp14">
   <w:abstractNum w:abstractNumId="0" w15:restartNumberingAfterBreak="0">
     <w:nsid w:val="07C36A45"/>
     <w:multiLevelType w:val="multilevel"/>
@@ -5996,7 +6768,7 @@
 </file>
 
 <file path=word/styles.xml><?xml version="1.0" encoding="utf-8"?>
-<w:styles xmlns:mc="http://schemas.openxmlformats.org/markup-compatibility/2006" xmlns:r="http://schemas.openxmlformats.org/officeDocument/2006/relationships" xmlns:w="http://schemas.openxmlformats.org/wordprocessingml/2006/main" xmlns:w14="http://schemas.microsoft.com/office/word/2010/wordml" xmlns:w15="http://schemas.microsoft.com/office/word/2012/wordml" xmlns:w16cex="http://schemas.microsoft.com/office/word/2018/wordml/cex" xmlns:w16cid="http://schemas.microsoft.com/office/word/2016/wordml/cid" xmlns:w16="http://schemas.microsoft.com/office/word/2018/wordml" xmlns:w16du="http://schemas.microsoft.com/office/word/2023/wordml/word16du" xmlns:w16sdtdh="http://schemas.microsoft.com/office/word/2020/wordml/sdtdatahash" xmlns:w16se="http://schemas.microsoft.com/office/word/2015/wordml/symex" mc:Ignorable="w14 w15 w16se w16cid w16 w16cex w16sdtdh w16du">
+<w:styles xmlns:mc="http://schemas.openxmlformats.org/markup-compatibility/2006" xmlns:r="http://schemas.openxmlformats.org/officeDocument/2006/relationships" xmlns:w="http://schemas.openxmlformats.org/wordprocessingml/2006/main" xmlns:w14="http://schemas.microsoft.com/office/word/2010/wordml" xmlns:w15="http://schemas.microsoft.com/office/word/2012/wordml" xmlns:w16cex="http://schemas.microsoft.com/office/word/2018/wordml/cex" xmlns:w16cid="http://schemas.microsoft.com/office/word/2016/wordml/cid" xmlns:w16="http://schemas.microsoft.com/office/word/2018/wordml" xmlns:w16du="http://schemas.microsoft.com/office/word/2023/wordml/word16du" xmlns:w16sdtdh="http://schemas.microsoft.com/office/word/2020/wordml/sdtdatahash" xmlns:w16sdtfl="http://schemas.microsoft.com/office/word/2024/wordml/sdtformatlock" xmlns:w16se="http://schemas.microsoft.com/office/word/2015/wordml/symex" mc:Ignorable="w14 w15 w16se w16cid w16 w16cex w16sdtdh w16sdtfl w16du">
   <w:docDefaults>
     <w:rPrDefault>
       <w:rPr>
@@ -6407,7 +7179,6 @@
   <w:style w:type="character" w:default="1" w:styleId="Policepardfaut">
     <w:name w:val="Default Paragraph Font"/>
     <w:uiPriority w:val="1"/>
-    <w:semiHidden/>
     <w:unhideWhenUsed/>
   </w:style>
   <w:style w:type="table" w:default="1" w:styleId="TableauNormal">
@@ -6624,6 +7395,31 @@
       </w:tblBorders>
     </w:tblPr>
   </w:style>
+  <w:style w:type="paragraph" w:styleId="NormalWeb">
+    <w:name w:val="Normal (Web)"/>
+    <w:basedOn w:val="Normal"/>
+    <w:uiPriority w:val="99"/>
+    <w:semiHidden/>
+    <w:unhideWhenUsed/>
+    <w:rsid w:val="00F92290"/>
+    <w:rPr>
+      <w:rFonts w:ascii="Times New Roman" w:hAnsi="Times New Roman"/>
+      <w:sz w:val="24"/>
+      <w:szCs w:val="24"/>
+    </w:rPr>
+  </w:style>
+  <w:style w:type="character" w:styleId="Mentionnonrsolue">
+    <w:name w:val="Unresolved Mention"/>
+    <w:basedOn w:val="Policepardfaut"/>
+    <w:uiPriority w:val="99"/>
+    <w:semiHidden/>
+    <w:unhideWhenUsed/>
+    <w:rsid w:val="00B61D22"/>
+    <w:rPr>
+      <w:color w:val="605E5C"/>
+      <w:shd w:val="clear" w:color="auto" w:fill="E1DFDD"/>
+    </w:rPr>
+  </w:style>
 </w:styles>
 </file>
 

--- a/data/CV_Toussaint.docx
+++ b/data/CV_Toussaint.docx
@@ -448,27 +448,7 @@
             <w:szCs w:val="24"/>
             <w:lang w:val="en-US"/>
           </w:rPr>
-          <w:t>aurele.toussaint@</w:t>
-        </w:r>
-        <w:r>
-          <w:rPr>
-            <w:rStyle w:val="Lienhypertexte"/>
-            <w:rFonts w:ascii="Helvetica" w:eastAsiaTheme="minorEastAsia" w:hAnsi="Helvetica" w:cs="Arial"/>
-            <w:sz w:val="24"/>
-            <w:szCs w:val="24"/>
-            <w:lang w:val="en-US"/>
-          </w:rPr>
-          <w:t>cnrs</w:t>
-        </w:r>
-        <w:r>
-          <w:rPr>
-            <w:rStyle w:val="Lienhypertexte"/>
-            <w:rFonts w:ascii="Helvetica" w:eastAsiaTheme="minorEastAsia" w:hAnsi="Helvetica" w:cs="Arial"/>
-            <w:sz w:val="24"/>
-            <w:szCs w:val="24"/>
-            <w:lang w:val="en-US"/>
-          </w:rPr>
-          <w:t>.fr</w:t>
+          <w:t>aurele.toussaint@cnrs.fr</w:t>
         </w:r>
       </w:hyperlink>
       <w:r>
@@ -1041,6 +1021,7 @@
           <w:szCs w:val="24"/>
           <w:lang w:val="en-GB"/>
         </w:rPr>
+        <w:lastRenderedPageBreak/>
         <w:tab/>
       </w:r>
       <w:r>
@@ -1107,7 +1088,6 @@
           <w:szCs w:val="24"/>
           <w:lang w:val="en-GB"/>
         </w:rPr>
-        <w:lastRenderedPageBreak/>
         <w:t>January 2016 – June 2016: Erasmus-Mundus mobility grant for PhD Student</w:t>
       </w:r>
     </w:p>
@@ -1951,6 +1931,7 @@
                 <w:szCs w:val="28"/>
                 <w:lang w:val="en-GB"/>
               </w:rPr>
+              <w:lastRenderedPageBreak/>
               <w:t>Scientific communications</w:t>
             </w:r>
           </w:p>
@@ -2038,25 +2019,7 @@
           <w:szCs w:val="24"/>
           <w:lang w:val="en-US"/>
         </w:rPr>
-        <w:t>29</w:t>
-      </w:r>
-      <w:r>
-        <w:rPr>
-          <w:rFonts w:ascii="Helvetica" w:hAnsi="Helvetica"/>
-          <w:sz w:val="24"/>
-          <w:szCs w:val="24"/>
-          <w:lang w:val="en-US"/>
-        </w:rPr>
-        <w:t>.</w:t>
-      </w:r>
-      <w:r>
-        <w:rPr>
-          <w:rFonts w:ascii="Helvetica" w:hAnsi="Helvetica"/>
-          <w:sz w:val="24"/>
-          <w:szCs w:val="24"/>
-          <w:lang w:val="en-US"/>
-        </w:rPr>
-        <w:t xml:space="preserve"> Chen Z., Xu C., Brosse S., </w:t>
+        <w:t xml:space="preserve">29. Chen Z., Xu C., Brosse S., </w:t>
       </w:r>
       <w:r>
         <w:rPr>
@@ -2265,16 +2228,7 @@
           <w:szCs w:val="24"/>
           <w:lang w:val="en-US"/>
         </w:rPr>
-        <w:t>641, 917–924</w:t>
-      </w:r>
-      <w:r>
-        <w:rPr>
-          <w:rFonts w:ascii="Helvetica" w:hAnsi="Helvetica"/>
-          <w:sz w:val="24"/>
-          <w:szCs w:val="24"/>
-          <w:lang w:val="en-US"/>
-        </w:rPr>
-        <w:t>,</w:t>
+        <w:t>641, 917–924,</w:t>
       </w:r>
     </w:p>
     <w:p>
@@ -2491,16 +2445,7 @@
           <w:szCs w:val="24"/>
           <w:lang w:val="en-US"/>
         </w:rPr>
-        <w:t>2</w:t>
-      </w:r>
-      <w:r>
-        <w:rPr>
-          <w:rFonts w:ascii="Helvetica" w:hAnsi="Helvetica"/>
-          <w:sz w:val="24"/>
-          <w:szCs w:val="24"/>
-          <w:lang w:val="en-US"/>
-        </w:rPr>
-        <w:t xml:space="preserve">5. Tordoni, E., Carmona, C. P., </w:t>
+        <w:t xml:space="preserve">25. Tordoni, E., Carmona, C. P., </w:t>
       </w:r>
       <w:r>
         <w:rPr>
@@ -2895,7 +2840,17 @@
           <w:szCs w:val="24"/>
           <w:lang w:val="en-US"/>
         </w:rPr>
-        <w:t xml:space="preserve">, Lambers, H., Cooke, J., Hartley, S. E., Johnson, S. N., Coq, S., Katz, O., Schaller, J. and Violle, C., Why do plants silicify? </w:t>
+        <w:t xml:space="preserve">, Lambers, H., Cooke, J., Hartley, S. </w:t>
+      </w:r>
+      <w:r>
+        <w:rPr>
+          <w:rFonts w:ascii="Helvetica" w:hAnsi="Helvetica"/>
+          <w:sz w:val="24"/>
+          <w:szCs w:val="24"/>
+          <w:lang w:val="en-US"/>
+        </w:rPr>
+        <w:lastRenderedPageBreak/>
+        <w:t xml:space="preserve">E., Johnson, S. N., Coq, S., Katz, O., Schaller, J. and Violle, C., Why do plants silicify? </w:t>
       </w:r>
       <w:r>
         <w:rPr>
@@ -2959,17 +2914,7 @@
           <w:szCs w:val="24"/>
           <w:lang w:val="en-US"/>
         </w:rPr>
-        <w:t xml:space="preserve">., Violle C., Mouquet N., Thuiller W., Mouillot </w:t>
-      </w:r>
-      <w:r>
-        <w:rPr>
-          <w:rFonts w:ascii="Helvetica" w:hAnsi="Helvetica"/>
-          <w:sz w:val="24"/>
-          <w:szCs w:val="24"/>
-          <w:lang w:val="en-US"/>
-        </w:rPr>
-        <w:lastRenderedPageBreak/>
-        <w:t xml:space="preserve">D., A functional vulnerability framework for biodiversity conservation, </w:t>
+        <w:t xml:space="preserve">., Violle C., Mouquet N., Thuiller W., Mouillot D., A functional vulnerability framework for biodiversity conservation, </w:t>
       </w:r>
       <w:r>
         <w:rPr>
@@ -3590,7 +3535,17 @@
           <w:szCs w:val="24"/>
           <w:lang w:val="en-US"/>
         </w:rPr>
-        <w:t xml:space="preserve">, Beillard J., Merg M.L., Usseglio-Polatera P. A diagnostic-based approach to assess specific risks of river degradation in a multiple pressure context: Insights from fish communities. </w:t>
+        <w:t xml:space="preserve">, Beillard J., Merg M.L., Usseglio-Polatera P. </w:t>
+      </w:r>
+      <w:r>
+        <w:rPr>
+          <w:rFonts w:ascii="Helvetica" w:hAnsi="Helvetica"/>
+          <w:sz w:val="24"/>
+          <w:szCs w:val="24"/>
+          <w:lang w:val="en-US"/>
+        </w:rPr>
+        <w:lastRenderedPageBreak/>
+        <w:t xml:space="preserve">A diagnostic-based approach to assess specific risks of river degradation in a multiple pressure context: Insights from fish communities. </w:t>
       </w:r>
       <w:r>
         <w:rPr>
@@ -3715,17 +3670,7 @@
           <w:szCs w:val="24"/>
           <w:lang w:val="en-US"/>
         </w:rPr>
-        <w:t xml:space="preserve">, Charpin N., Villéger S.* &amp; Brosse S.* Worldwide freshwater fish </w:t>
-      </w:r>
-      <w:r>
-        <w:rPr>
-          <w:rFonts w:ascii="Helvetica" w:hAnsi="Helvetica"/>
-          <w:sz w:val="24"/>
-          <w:szCs w:val="24"/>
-          <w:lang w:val="en-US"/>
-        </w:rPr>
-        <w:lastRenderedPageBreak/>
-        <w:t xml:space="preserve">homogenization is driven by few widespread non-native species. </w:t>
+        <w:t xml:space="preserve">, Charpin N., Villéger S.* &amp; Brosse S.* Worldwide freshwater fish homogenization is driven by few widespread non-native species. </w:t>
       </w:r>
       <w:r>
         <w:rPr>
@@ -4348,7 +4293,17 @@
           <w:szCs w:val="24"/>
           <w:lang w:val="en-US"/>
         </w:rPr>
-        <w:t xml:space="preserve">Carmona C.P., Tamme R., Partel M., de Bello F., Brosse S., Capdevila P., Gonzalez-M R., Gonzalez-Suarez M., Salguero-Gomez R., Vasquez-Valderrama M., </w:t>
+        <w:t xml:space="preserve">Carmona C.P., Tamme R., Partel M., de Bello F., Brosse S., Capdevila P., </w:t>
+      </w:r>
+      <w:r>
+        <w:rPr>
+          <w:rFonts w:ascii="Helvetica" w:hAnsi="Helvetica"/>
+          <w:sz w:val="24"/>
+          <w:szCs w:val="24"/>
+          <w:lang w:val="en-US"/>
+        </w:rPr>
+        <w:lastRenderedPageBreak/>
+        <w:t xml:space="preserve">Gonzalez-M R., Gonzalez-Suarez M., Salguero-Gomez R., Vasquez-Valderrama M., </w:t>
       </w:r>
       <w:r>
         <w:rPr>
@@ -4522,7 +4477,6 @@
           <w:szCs w:val="24"/>
           <w:lang w:val="en-GB"/>
         </w:rPr>
-        <w:lastRenderedPageBreak/>
         <w:t xml:space="preserve">4. </w:t>
       </w:r>
       <w:r>
@@ -5544,6 +5498,7 @@
                 <w:szCs w:val="28"/>
                 <w:lang w:val="en-GB"/>
               </w:rPr>
+              <w:lastRenderedPageBreak/>
               <w:t>Student supervision</w:t>
             </w:r>
           </w:p>
@@ -5669,13 +5624,7 @@
         <w:rPr>
           <w:rFonts w:ascii="Helvetica" w:hAnsi="Helvetica"/>
         </w:rPr>
-        <w:t>Pierre Bouchet</w:t>
-      </w:r>
-      <w:r>
-        <w:rPr>
-          <w:rFonts w:ascii="Helvetica" w:hAnsi="Helvetica"/>
-        </w:rPr>
-        <w:t xml:space="preserve">. </w:t>
+        <w:t xml:space="preserve">Pierre Bouchet. </w:t>
       </w:r>
       <w:r>
         <w:rPr>
@@ -5688,31 +5637,7 @@
         <w:rPr>
           <w:rFonts w:ascii="Helvetica" w:hAnsi="Helvetica"/>
         </w:rPr>
-        <w:t>. 20</w:t>
-      </w:r>
-      <w:r>
-        <w:rPr>
-          <w:rFonts w:ascii="Helvetica" w:hAnsi="Helvetica"/>
-        </w:rPr>
-        <w:t>2</w:t>
-      </w:r>
-      <w:r>
-        <w:rPr>
-          <w:rFonts w:ascii="Helvetica" w:hAnsi="Helvetica"/>
-        </w:rPr>
-        <w:t>4</w:t>
-      </w:r>
-      <w:r>
-        <w:rPr>
-          <w:rFonts w:ascii="Helvetica" w:hAnsi="Helvetica"/>
-        </w:rPr>
-        <w:t xml:space="preserve"> - 2027</w:t>
-      </w:r>
-      <w:r>
-        <w:rPr>
-          <w:rFonts w:ascii="Helvetica" w:hAnsi="Helvetica"/>
-        </w:rPr>
-        <w:t xml:space="preserve">. </w:t>
+        <w:t xml:space="preserve">. 2024 - 2027. </w:t>
       </w:r>
       <w:r>
         <w:rPr>
@@ -5812,7 +5737,6 @@
                 <w:szCs w:val="28"/>
                 <w:lang w:val="en-GB"/>
               </w:rPr>
-              <w:lastRenderedPageBreak/>
               <w:t>Languages</w:t>
             </w:r>
           </w:p>
@@ -6215,12 +6139,12 @@
       <w:rPr>
         <w:noProof/>
       </w:rPr>
-      <w:pict w14:anchorId="6AE8ACDB">
+      <w:pict w14:anchorId="6000F5F6">
         <v:shapetype id="_x0000_t202" coordsize="21600,21600" o:spt="202" path="m,l,21600r21600,l21600,xe">
           <v:stroke joinstyle="miter"/>
           <v:path gradientshapeok="t" o:connecttype="rect"/>
         </v:shapetype>
-        <v:shape id="Cadre1" o:spid="_x0000_s1027" type="#_x0000_t202" style="position:absolute;margin-left:-100.1pt;margin-top:.05pt;width:1.15pt;height:1.15pt;z-index:251658752;visibility:visible;mso-wrap-style:square;mso-wrap-distance-left:0;mso-wrap-distance-top:0;mso-wrap-distance-right:0;mso-wrap-distance-bottom:0;mso-position-horizontal:right;mso-position-horizontal-relative:margin;mso-position-vertical:absolute;mso-position-vertical-relative:text;v-text-anchor:top" o:gfxdata="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" stroked="f">
+        <v:shape id="Zone de texte 5" o:spid="_x0000_s1027" type="#_x0000_t202" alt="" style="position:absolute;margin-left:-50.05pt;margin-top:.05pt;width:1.15pt;height:13.45pt;z-index:251658752;visibility:visible;mso-wrap-style:square;mso-wrap-edited:f;mso-width-percent:0;mso-height-percent:0;mso-wrap-distance-left:0;mso-wrap-distance-top:0;mso-wrap-distance-right:0;mso-wrap-distance-bottom:0;mso-position-horizontal:right;mso-position-horizontal-relative:margin;mso-position-vertical:absolute;mso-position-vertical-relative:text;mso-width-percent:0;mso-height-percent:0;mso-width-relative:page;mso-height-relative:page;v-text-anchor:top" stroked="f">
           <v:fill opacity="0"/>
           <v:textbox style="mso-fit-shape-to-text:t" inset="0,0,0,0">
             <w:txbxContent>
@@ -6283,12 +6207,12 @@
       <w:rPr>
         <w:noProof/>
       </w:rPr>
-      <w:pict w14:anchorId="51296C58">
+      <w:pict w14:anchorId="7C6F6127">
         <v:shapetype id="_x0000_t202" coordsize="21600,21600" o:spt="202" path="m,l,21600r21600,l21600,xe">
           <v:stroke joinstyle="miter"/>
           <v:path gradientshapeok="t" o:connecttype="rect"/>
         </v:shapetype>
-        <v:shape id="Cadre2" o:spid="_x0000_s1026" type="#_x0000_t202" style="position:absolute;margin-left:-91.1pt;margin-top:.05pt;width:5.65pt;height:13.45pt;z-index:251656704;visibility:visible;mso-wrap-style:square;mso-wrap-distance-left:0;mso-wrap-distance-top:0;mso-wrap-distance-right:0;mso-wrap-distance-bottom:0;mso-position-horizontal:right;mso-position-horizontal-relative:margin;mso-position-vertical:absolute;mso-position-vertical-relative:text;v-text-anchor:top" o:gfxdata="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" o:allowincell="f" stroked="f">
+        <v:shape id="Zone de texte 1" o:spid="_x0000_s1026" type="#_x0000_t202" style="position:absolute;margin-left:-45.55pt;margin-top:.05pt;width:5.65pt;height:13.45pt;z-index:251656704;visibility:visible;mso-wrap-style:square;mso-width-percent:0;mso-height-percent:0;mso-wrap-distance-left:0;mso-wrap-distance-top:0;mso-wrap-distance-right:0;mso-wrap-distance-bottom:0;mso-position-horizontal:right;mso-position-horizontal-relative:margin;mso-position-vertical:absolute;mso-position-vertical-relative:text;mso-width-percent:0;mso-height-percent:0;mso-width-relative:page;mso-height-relative:page;v-text-anchor:top" o:gfxdata="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" o:allowincell="f" stroked="f">
           <v:fill opacity="0"/>
           <v:textbox style="mso-fit-shape-to-text:t" inset="0,0,0,0">
             <w:txbxContent>
@@ -6351,12 +6275,12 @@
       <w:rPr>
         <w:noProof/>
       </w:rPr>
-      <w:pict w14:anchorId="63F17865">
+      <w:pict w14:anchorId="2C38A505">
         <v:shapetype id="_x0000_t202" coordsize="21600,21600" o:spt="202" path="m,l,21600r21600,l21600,xe">
           <v:stroke joinstyle="miter"/>
           <v:path gradientshapeok="t" o:connecttype="rect"/>
         </v:shapetype>
-        <v:shape id="_x0000_s1025" type="#_x0000_t202" style="position:absolute;margin-left:-91.1pt;margin-top:.05pt;width:5.65pt;height:13.45pt;z-index:251657728;visibility:visible;mso-wrap-style:square;mso-wrap-distance-left:0;mso-wrap-distance-top:0;mso-wrap-distance-right:0;mso-wrap-distance-bottom:0;mso-position-horizontal:right;mso-position-horizontal-relative:margin;mso-position-vertical:absolute;mso-position-vertical-relative:text;v-text-anchor:top" o:gfxdata="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" o:allowincell="f" stroked="f">
+        <v:shape id="_x0000_s1025" type="#_x0000_t202" alt="" style="position:absolute;margin-left:-45.55pt;margin-top:.05pt;width:5.65pt;height:13.45pt;z-index:251657728;visibility:visible;mso-wrap-style:square;mso-wrap-edited:f;mso-width-percent:0;mso-height-percent:0;mso-wrap-distance-left:0;mso-wrap-distance-top:0;mso-wrap-distance-right:0;mso-wrap-distance-bottom:0;mso-position-horizontal:right;mso-position-horizontal-relative:margin;mso-position-vertical:absolute;mso-position-vertical-relative:text;mso-width-percent:0;mso-height-percent:0;mso-width-relative:page;mso-height-relative:page;v-text-anchor:top" o:allowincell="f" stroked="f">
           <v:fill opacity="0"/>
           <v:textbox style="mso-fit-shape-to-text:t" inset="0,0,0,0">
             <w:txbxContent>
@@ -7179,6 +7103,7 @@
   <w:style w:type="character" w:default="1" w:styleId="Policepardfaut">
     <w:name w:val="Default Paragraph Font"/>
     <w:uiPriority w:val="1"/>
+    <w:semiHidden/>
     <w:unhideWhenUsed/>
   </w:style>
   <w:style w:type="table" w:default="1" w:styleId="TableauNormal">
@@ -7595,4 +7520,24 @@
   <a:objectDefaults/>
   <a:extraClrSchemeLst/>
 </a:theme>
+</file>
+
+<file path=word/webextensions/taskpanes.xml><?xml version="1.0" encoding="utf-8"?>
+<wetp:taskpanes xmlns:wetp="http://schemas.microsoft.com/office/webextensions/taskpanes/2010/11">
+  <wetp:taskpane dockstate="right" visibility="0" width="350" row="0">
+    <wetp:webextensionref xmlns:r="http://schemas.openxmlformats.org/officeDocument/2006/relationships" r:id="rId1"/>
+  </wetp:taskpane>
+</wetp:taskpanes>
+</file>
+
+<file path=word/webextensions/webextension1.xml><?xml version="1.0" encoding="utf-8"?>
+<we:webextension xmlns:we="http://schemas.microsoft.com/office/webextensions/webextension/2010/11" id="{D7D06F03-8828-8649-BE14-DCD42D0DAA42}">
+  <we:reference id="wa200005502" version="1.0.0.12" store="en-US" storeType="OMEX"/>
+  <we:alternateReferences>
+    <we:reference id="WA200005502" version="1.0.0.12" store="" storeType="OMEX"/>
+  </we:alternateReferences>
+  <we:properties/>
+  <we:bindings/>
+  <we:snapshot xmlns:r="http://schemas.openxmlformats.org/officeDocument/2006/relationships"/>
+</we:webextension>
 </file>